--- a/AWS/CloudWatch-CloudTrail/Cloud Trail & Cloud Watch.docx
+++ b/AWS/CloudWatch-CloudTrail/Cloud Trail & Cloud Watch.docx
@@ -111,6 +111,7 @@
       </w:pPr>
       <w:r>
         <w:rPr>
+          <w:noProof/>
           <w:color w:val="000000" w:themeColor="text1"/>
         </w:rPr>
         <w:drawing>
@@ -161,7 +162,7 @@
           <w:color w:val="000000" w:themeColor="text1"/>
         </w:rPr>
         <w:pict w14:anchorId="7D7B3FF6">
-          <v:rect id="_x0000_i1049" style="width:0;height:1.5pt" o:hralign="center" o:hrstd="t" o:hr="t" fillcolor="#a0a0a0" stroked="f"/>
+          <v:rect id="_x0000_i1025" style="width:0;height:1.5pt" o:hralign="center" o:hrstd="t" o:hr="t" fillcolor="#a0a0a0" stroked="f"/>
         </w:pict>
       </w:r>
     </w:p>
@@ -268,6 +269,7 @@
       </w:pPr>
       <w:r>
         <w:rPr>
+          <w:noProof/>
           <w:color w:val="000000" w:themeColor="text1"/>
         </w:rPr>
         <w:drawing>
@@ -319,7 +321,7 @@
         </w:rPr>
         <w:lastRenderedPageBreak/>
         <w:pict w14:anchorId="7C51C164">
-          <v:rect id="_x0000_i1050" style="width:0;height:1.5pt" o:hralign="center" o:hrstd="t" o:hr="t" fillcolor="#a0a0a0" stroked="f"/>
+          <v:rect id="_x0000_i1026" style="width:0;height:1.5pt" o:hralign="center" o:hrstd="t" o:hr="t" fillcolor="#a0a0a0" stroked="f"/>
         </w:pict>
       </w:r>
     </w:p>
@@ -450,14 +452,12 @@
           <w:color w:val="000000" w:themeColor="text1"/>
         </w:rPr>
       </w:pPr>
-      <w:proofErr w:type="spellStart"/>
       <w:r>
         <w:rPr>
           <w:color w:val="000000" w:themeColor="text1"/>
         </w:rPr>
         <w:t>CloudWatchLogsFullAccess</w:t>
       </w:r>
-      <w:proofErr w:type="spellEnd"/>
     </w:p>
     <w:p>
       <w:pPr>
@@ -478,23 +478,22 @@
           <w:color w:val="000000" w:themeColor="text1"/>
         </w:rPr>
       </w:pPr>
-      <w:proofErr w:type="spellStart"/>
       <w:r>
         <w:rPr>
           <w:color w:val="000000" w:themeColor="text1"/>
         </w:rPr>
         <w:t>CloudTrail_CloudWatch_Role</w:t>
       </w:r>
-      <w:proofErr w:type="spellEnd"/>
-    </w:p>
-    <w:p>
-      <w:pPr>
-        <w:rPr>
-          <w:color w:val="000000" w:themeColor="text1"/>
-        </w:rPr>
-      </w:pPr>
-      <w:r>
-        <w:rPr>
+    </w:p>
+    <w:p>
+      <w:pPr>
+        <w:rPr>
+          <w:color w:val="000000" w:themeColor="text1"/>
+        </w:rPr>
+      </w:pPr>
+      <w:r>
+        <w:rPr>
+          <w:noProof/>
           <w:color w:val="000000" w:themeColor="text1"/>
         </w:rPr>
         <w:drawing>
@@ -573,7 +572,7 @@
           <w:color w:val="000000" w:themeColor="text1"/>
         </w:rPr>
         <w:pict w14:anchorId="67751170">
-          <v:rect id="_x0000_i1051" style="width:0;height:1.5pt" o:hralign="center" o:hrstd="t" o:hr="t" fillcolor="#a0a0a0" stroked="f"/>
+          <v:rect id="_x0000_i1027" style="width:0;height:1.5pt" o:hralign="center" o:hrstd="t" o:hr="t" fillcolor="#a0a0a0" stroked="f"/>
         </w:pict>
       </w:r>
     </w:p>
@@ -870,14 +869,12 @@
           <w:color w:val="000000" w:themeColor="text1"/>
         </w:rPr>
       </w:pPr>
-      <w:proofErr w:type="spellStart"/>
       <w:r>
         <w:rPr>
           <w:color w:val="000000" w:themeColor="text1"/>
         </w:rPr>
         <w:t>CloudTrail_CloudWatch_Role</w:t>
       </w:r>
-      <w:proofErr w:type="spellEnd"/>
     </w:p>
     <w:p>
       <w:pPr>
@@ -900,6 +897,7 @@
       </w:pPr>
       <w:r>
         <w:rPr>
+          <w:noProof/>
           <w:color w:val="000000" w:themeColor="text1"/>
         </w:rPr>
         <w:drawing>
@@ -951,7 +949,7 @@
         </w:rPr>
         <w:lastRenderedPageBreak/>
         <w:pict w14:anchorId="112AD620">
-          <v:rect id="_x0000_i1052" style="width:0;height:1.5pt" o:hralign="center" o:hrstd="t" o:hr="t" fillcolor="#a0a0a0" stroked="f"/>
+          <v:rect id="_x0000_i1028" style="width:0;height:1.5pt" o:hralign="center" o:hrstd="t" o:hr="t" fillcolor="#a0a0a0" stroked="f"/>
         </w:pict>
       </w:r>
     </w:p>
@@ -1026,6 +1024,7 @@
       </w:pPr>
       <w:r>
         <w:rPr>
+          <w:noProof/>
           <w:color w:val="000000" w:themeColor="text1"/>
         </w:rPr>
         <w:drawing>
@@ -1272,7 +1271,7 @@
           <w:color w:val="000000" w:themeColor="text1"/>
         </w:rPr>
         <w:pict w14:anchorId="441D3698">
-          <v:rect id="_x0000_i1069" style="width:0;height:1.5pt" o:hralign="center" o:hrstd="t" o:hr="t" fillcolor="#a0a0a0" stroked="f"/>
+          <v:rect id="_x0000_i1029" style="width:0;height:1.5pt" o:hralign="center" o:hrstd="t" o:hr="t" fillcolor="#a0a0a0" stroked="f"/>
         </w:pict>
       </w:r>
     </w:p>
@@ -1453,7 +1452,7 @@
           <w:color w:val="000000" w:themeColor="text1"/>
         </w:rPr>
         <w:pict w14:anchorId="2FC42C2D">
-          <v:rect id="_x0000_i1070" style="width:0;height:1.5pt" o:hralign="center" o:hrstd="t" o:hr="t" fillcolor="#a0a0a0" stroked="f"/>
+          <v:rect id="_x0000_i1030" style="width:0;height:1.5pt" o:hralign="center" o:hrstd="t" o:hr="t" fillcolor="#a0a0a0" stroked="f"/>
         </w:pict>
       </w:r>
     </w:p>
@@ -1541,6 +1540,7 @@
       </w:pPr>
       <w:r>
         <w:rPr>
+          <w:noProof/>
           <w:color w:val="000000" w:themeColor="text1"/>
         </w:rPr>
         <w:drawing>
@@ -1588,6 +1588,7 @@
       </w:pPr>
       <w:r>
         <w:rPr>
+          <w:noProof/>
           <w:color w:val="000000" w:themeColor="text1"/>
         </w:rPr>
         <w:lastRenderedPageBreak/>
@@ -1781,7 +1782,7 @@
           <w:color w:val="000000" w:themeColor="text1"/>
         </w:rPr>
         <w:pict w14:anchorId="0EFA0D03">
-          <v:rect id="_x0000_i1091" style="width:0;height:1.5pt" o:hralign="center" o:hrstd="t" o:hr="t" fillcolor="#a0a0a0" stroked="f"/>
+          <v:rect id="_x0000_i1031" style="width:0;height:1.5pt" o:hralign="center" o:hrstd="t" o:hr="t" fillcolor="#a0a0a0" stroked="f"/>
         </w:pict>
       </w:r>
     </w:p>
@@ -1877,21 +1878,7 @@
         <w:rPr>
           <w:color w:val="000000" w:themeColor="text1"/>
         </w:rPr>
-        <w:t xml:space="preserve"> </w:t>
-      </w:r>
-      <w:proofErr w:type="spellStart"/>
-      <w:r>
-        <w:rPr>
-          <w:color w:val="000000" w:themeColor="text1"/>
-        </w:rPr>
-        <w:t>CPUUtilization</w:t>
-      </w:r>
-      <w:proofErr w:type="spellEnd"/>
-      <w:r>
-        <w:rPr>
-          <w:color w:val="000000" w:themeColor="text1"/>
-        </w:rPr>
-        <w:t xml:space="preserve"> </w:t>
+        <w:t xml:space="preserve"> CPUUtilization </w:t>
       </w:r>
     </w:p>
     <w:p>
@@ -1915,21 +1902,7 @@
         <w:rPr>
           <w:color w:val="000000" w:themeColor="text1"/>
         </w:rPr>
-        <w:t xml:space="preserve"> </w:t>
-      </w:r>
-      <w:proofErr w:type="spellStart"/>
-      <w:r>
-        <w:rPr>
-          <w:color w:val="000000" w:themeColor="text1"/>
-        </w:rPr>
-        <w:t>NetworkIn</w:t>
-      </w:r>
-      <w:proofErr w:type="spellEnd"/>
-      <w:r>
-        <w:rPr>
-          <w:color w:val="000000" w:themeColor="text1"/>
-        </w:rPr>
-        <w:t xml:space="preserve"> </w:t>
+        <w:t xml:space="preserve"> NetworkIn </w:t>
       </w:r>
     </w:p>
     <w:p>
@@ -1953,21 +1926,7 @@
         <w:rPr>
           <w:color w:val="000000" w:themeColor="text1"/>
         </w:rPr>
-        <w:t xml:space="preserve"> </w:t>
-      </w:r>
-      <w:proofErr w:type="spellStart"/>
-      <w:r>
-        <w:rPr>
-          <w:color w:val="000000" w:themeColor="text1"/>
-        </w:rPr>
-        <w:t>NetworkOut</w:t>
-      </w:r>
-      <w:proofErr w:type="spellEnd"/>
-      <w:r>
-        <w:rPr>
-          <w:color w:val="000000" w:themeColor="text1"/>
-        </w:rPr>
-        <w:t xml:space="preserve"> </w:t>
+        <w:t xml:space="preserve"> NetworkOut </w:t>
       </w:r>
     </w:p>
     <w:p>
@@ -1991,21 +1950,7 @@
         <w:rPr>
           <w:color w:val="000000" w:themeColor="text1"/>
         </w:rPr>
-        <w:t xml:space="preserve"> </w:t>
-      </w:r>
-      <w:proofErr w:type="spellStart"/>
-      <w:r>
-        <w:rPr>
-          <w:color w:val="000000" w:themeColor="text1"/>
-        </w:rPr>
-        <w:t>DiskReadBytes</w:t>
-      </w:r>
-      <w:proofErr w:type="spellEnd"/>
-      <w:r>
-        <w:rPr>
-          <w:color w:val="000000" w:themeColor="text1"/>
-        </w:rPr>
-        <w:t xml:space="preserve"> </w:t>
+        <w:t xml:space="preserve"> DiskReadBytes </w:t>
       </w:r>
     </w:p>
     <w:p>
@@ -2029,21 +1974,7 @@
         <w:rPr>
           <w:color w:val="000000" w:themeColor="text1"/>
         </w:rPr>
-        <w:t xml:space="preserve"> </w:t>
-      </w:r>
-      <w:proofErr w:type="spellStart"/>
-      <w:r>
-        <w:rPr>
-          <w:color w:val="000000" w:themeColor="text1"/>
-        </w:rPr>
-        <w:t>DiskWriteBytes</w:t>
-      </w:r>
-      <w:proofErr w:type="spellEnd"/>
-      <w:r>
-        <w:rPr>
-          <w:color w:val="000000" w:themeColor="text1"/>
-        </w:rPr>
-        <w:t xml:space="preserve"> </w:t>
+        <w:t xml:space="preserve"> DiskWriteBytes </w:t>
       </w:r>
     </w:p>
     <w:p>
@@ -2068,21 +1999,7 @@
         <w:rPr>
           <w:color w:val="000000" w:themeColor="text1"/>
         </w:rPr>
-        <w:t xml:space="preserve"> </w:t>
-      </w:r>
-      <w:proofErr w:type="spellStart"/>
-      <w:r>
-        <w:rPr>
-          <w:color w:val="000000" w:themeColor="text1"/>
-        </w:rPr>
-        <w:t>StatusCheckFailed</w:t>
-      </w:r>
-      <w:proofErr w:type="spellEnd"/>
-      <w:r>
-        <w:rPr>
-          <w:color w:val="000000" w:themeColor="text1"/>
-        </w:rPr>
-        <w:t xml:space="preserve"> </w:t>
+        <w:t xml:space="preserve"> StatusCheckFailed </w:t>
       </w:r>
     </w:p>
     <w:p>
@@ -2106,21 +2023,7 @@
         <w:rPr>
           <w:color w:val="000000" w:themeColor="text1"/>
         </w:rPr>
-        <w:t xml:space="preserve"> </w:t>
-      </w:r>
-      <w:proofErr w:type="spellStart"/>
-      <w:r>
-        <w:rPr>
-          <w:color w:val="000000" w:themeColor="text1"/>
-        </w:rPr>
-        <w:t>StatusCheckFailed_Instance</w:t>
-      </w:r>
-      <w:proofErr w:type="spellEnd"/>
-      <w:r>
-        <w:rPr>
-          <w:color w:val="000000" w:themeColor="text1"/>
-        </w:rPr>
-        <w:t xml:space="preserve"> </w:t>
+        <w:t xml:space="preserve"> StatusCheckFailed_Instance </w:t>
       </w:r>
     </w:p>
     <w:p>
@@ -2144,21 +2047,7 @@
         <w:rPr>
           <w:color w:val="000000" w:themeColor="text1"/>
         </w:rPr>
-        <w:t xml:space="preserve"> </w:t>
-      </w:r>
-      <w:proofErr w:type="spellStart"/>
-      <w:r>
-        <w:rPr>
-          <w:color w:val="000000" w:themeColor="text1"/>
-        </w:rPr>
-        <w:t>StatusCheckFailed_System</w:t>
-      </w:r>
-      <w:proofErr w:type="spellEnd"/>
-      <w:r>
-        <w:rPr>
-          <w:color w:val="000000" w:themeColor="text1"/>
-        </w:rPr>
-        <w:t xml:space="preserve"> </w:t>
+        <w:t xml:space="preserve"> StatusCheckFailed_System </w:t>
       </w:r>
     </w:p>
     <w:p>
@@ -2185,7 +2074,7 @@
           <w:color w:val="000000" w:themeColor="text1"/>
         </w:rPr>
         <w:pict w14:anchorId="29D1DB99">
-          <v:rect id="_x0000_i1092" style="width:0;height:1.5pt" o:hralign="center" o:hrstd="t" o:hr="t" fillcolor="#a0a0a0" stroked="f"/>
+          <v:rect id="_x0000_i1032" style="width:0;height:1.5pt" o:hralign="center" o:hrstd="t" o:hr="t" fillcolor="#a0a0a0" stroked="f"/>
         </w:pict>
       </w:r>
     </w:p>
@@ -2222,7 +2111,6 @@
         </w:rPr>
         <w:t xml:space="preserve">Tick the checkbox for </w:t>
       </w:r>
-      <w:proofErr w:type="spellStart"/>
       <w:r>
         <w:rPr>
           <w:b/>
@@ -2231,7 +2119,6 @@
         </w:rPr>
         <w:t>CPUUtilization</w:t>
       </w:r>
-      <w:proofErr w:type="spellEnd"/>
       <w:r>
         <w:rPr>
           <w:color w:val="000000" w:themeColor="text1"/>
@@ -2332,7 +2219,7 @@
           <w:color w:val="000000" w:themeColor="text1"/>
         </w:rPr>
         <w:pict w14:anchorId="72E23633">
-          <v:rect id="_x0000_i1093" style="width:0;height:1.5pt" o:hralign="center" o:hrstd="t" o:hr="t" fillcolor="#a0a0a0" stroked="f"/>
+          <v:rect id="_x0000_i1033" style="width:0;height:1.5pt" o:hralign="center" o:hrstd="t" o:hr="t" fillcolor="#a0a0a0" stroked="f"/>
         </w:pict>
       </w:r>
     </w:p>
@@ -2376,19 +2263,11 @@
           <w:color w:val="000000" w:themeColor="text1"/>
         </w:rPr>
       </w:pPr>
-      <w:proofErr w:type="spellStart"/>
-      <w:r>
-        <w:rPr>
-          <w:color w:val="000000" w:themeColor="text1"/>
-        </w:rPr>
-        <w:t>NetworkIn</w:t>
-      </w:r>
-      <w:proofErr w:type="spellEnd"/>
-      <w:r>
-        <w:rPr>
-          <w:color w:val="000000" w:themeColor="text1"/>
-        </w:rPr>
-        <w:t xml:space="preserve"> </w:t>
+      <w:r>
+        <w:rPr>
+          <w:color w:val="000000" w:themeColor="text1"/>
+        </w:rPr>
+        <w:t xml:space="preserve">NetworkIn </w:t>
       </w:r>
     </w:p>
     <w:p>
@@ -2401,19 +2280,11 @@
           <w:color w:val="000000" w:themeColor="text1"/>
         </w:rPr>
       </w:pPr>
-      <w:proofErr w:type="spellStart"/>
-      <w:r>
-        <w:rPr>
-          <w:color w:val="000000" w:themeColor="text1"/>
-        </w:rPr>
-        <w:t>NetworkOut</w:t>
-      </w:r>
-      <w:proofErr w:type="spellEnd"/>
-      <w:r>
-        <w:rPr>
-          <w:color w:val="000000" w:themeColor="text1"/>
-        </w:rPr>
-        <w:t xml:space="preserve"> </w:t>
+      <w:r>
+        <w:rPr>
+          <w:color w:val="000000" w:themeColor="text1"/>
+        </w:rPr>
+        <w:t xml:space="preserve">NetworkOut </w:t>
       </w:r>
     </w:p>
     <w:p>
@@ -2426,19 +2297,11 @@
           <w:color w:val="000000" w:themeColor="text1"/>
         </w:rPr>
       </w:pPr>
-      <w:proofErr w:type="spellStart"/>
-      <w:r>
-        <w:rPr>
-          <w:color w:val="000000" w:themeColor="text1"/>
-        </w:rPr>
-        <w:t>DiskReadBytes</w:t>
-      </w:r>
-      <w:proofErr w:type="spellEnd"/>
-      <w:r>
-        <w:rPr>
-          <w:color w:val="000000" w:themeColor="text1"/>
-        </w:rPr>
-        <w:t xml:space="preserve"> </w:t>
+      <w:r>
+        <w:rPr>
+          <w:color w:val="000000" w:themeColor="text1"/>
+        </w:rPr>
+        <w:t xml:space="preserve">DiskReadBytes </w:t>
       </w:r>
     </w:p>
     <w:p>
@@ -2451,19 +2314,11 @@
           <w:color w:val="000000" w:themeColor="text1"/>
         </w:rPr>
       </w:pPr>
-      <w:proofErr w:type="spellStart"/>
-      <w:r>
-        <w:rPr>
-          <w:color w:val="000000" w:themeColor="text1"/>
-        </w:rPr>
-        <w:t>DiskWriteBytes</w:t>
-      </w:r>
-      <w:proofErr w:type="spellEnd"/>
-      <w:r>
-        <w:rPr>
-          <w:color w:val="000000" w:themeColor="text1"/>
-        </w:rPr>
-        <w:t xml:space="preserve"> </w:t>
+      <w:r>
+        <w:rPr>
+          <w:color w:val="000000" w:themeColor="text1"/>
+        </w:rPr>
+        <w:t xml:space="preserve">DiskWriteBytes </w:t>
       </w:r>
     </w:p>
     <w:p>
@@ -2508,6 +2363,7 @@
       </w:pPr>
       <w:r>
         <w:rPr>
+          <w:noProof/>
           <w:color w:val="000000" w:themeColor="text1"/>
         </w:rPr>
         <w:drawing>
@@ -2577,17 +2433,7 @@
           <w:sz w:val="32"/>
           <w:szCs w:val="32"/>
         </w:rPr>
-        <w:t>4.</w:t>
-      </w:r>
-      <w:r>
-        <w:rPr>
-          <w:b/>
-          <w:bCs/>
-          <w:color w:val="EE0000"/>
-          <w:sz w:val="32"/>
-          <w:szCs w:val="32"/>
-        </w:rPr>
-        <w:t>Create</w:t>
+        <w:t>4.Create</w:t>
       </w:r>
       <w:proofErr w:type="gramEnd"/>
       <w:r>
@@ -2782,7 +2628,7 @@
           <w:color w:val="000000" w:themeColor="text1"/>
         </w:rPr>
         <w:pict w14:anchorId="2C804EEB">
-          <v:rect id="_x0000_i1127" style="width:0;height:1.5pt" o:hralign="center" o:hrstd="t" o:hr="t" fillcolor="#a0a0a0" stroked="f"/>
+          <v:rect id="_x0000_i1034" style="width:0;height:1.5pt" o:hralign="center" o:hrstd="t" o:hr="t" fillcolor="#a0a0a0" stroked="f"/>
         </w:pict>
       </w:r>
     </w:p>
@@ -2887,14 +2733,12 @@
           <w:color w:val="000000" w:themeColor="text1"/>
         </w:rPr>
       </w:pPr>
-      <w:proofErr w:type="spellStart"/>
       <w:r>
         <w:rPr>
           <w:color w:val="000000" w:themeColor="text1"/>
         </w:rPr>
         <w:t>CPUUtilization</w:t>
       </w:r>
-      <w:proofErr w:type="spellEnd"/>
     </w:p>
     <w:p>
       <w:pPr>
@@ -2930,6 +2774,7 @@
       </w:pPr>
       <w:r>
         <w:rPr>
+          <w:noProof/>
           <w:color w:val="000000" w:themeColor="text1"/>
         </w:rPr>
         <w:drawing>
@@ -2981,7 +2826,7 @@
         </w:rPr>
         <w:lastRenderedPageBreak/>
         <w:pict w14:anchorId="516058F9">
-          <v:rect id="_x0000_i1128" style="width:0;height:1.5pt" o:hralign="center" o:hrstd="t" o:hr="t" fillcolor="#a0a0a0" stroked="f"/>
+          <v:rect id="_x0000_i1035" style="width:0;height:1.5pt" o:hralign="center" o:hrstd="t" o:hr="t" fillcolor="#a0a0a0" stroked="f"/>
         </w:pict>
       </w:r>
     </w:p>
@@ -3240,21 +3085,7 @@
               <w:rPr>
                 <w:color w:val="000000" w:themeColor="text1"/>
               </w:rPr>
-              <w:t xml:space="preserve">Whenever </w:t>
-            </w:r>
-            <w:proofErr w:type="spellStart"/>
-            <w:r>
-              <w:rPr>
-                <w:color w:val="000000" w:themeColor="text1"/>
-              </w:rPr>
-              <w:t>CPUUtilization</w:t>
-            </w:r>
-            <w:proofErr w:type="spellEnd"/>
-            <w:r>
-              <w:rPr>
-                <w:color w:val="000000" w:themeColor="text1"/>
-              </w:rPr>
-              <w:t xml:space="preserve"> is</w:t>
+              <w:t>Whenever CPUUtilization is</w:t>
             </w:r>
           </w:p>
         </w:tc>
@@ -3362,6 +3193,7 @@
       </w:pPr>
       <w:r>
         <w:rPr>
+          <w:noProof/>
           <w:color w:val="000000" w:themeColor="text1"/>
         </w:rPr>
         <w:drawing>
@@ -3419,7 +3251,7 @@
           <w:color w:val="000000" w:themeColor="text1"/>
         </w:rPr>
         <w:pict w14:anchorId="78422CDC">
-          <v:rect id="_x0000_i1129" style="width:0;height:1.5pt" o:hralign="center" o:hrstd="t" o:hr="t" fillcolor="#a0a0a0" stroked="f"/>
+          <v:rect id="_x0000_i1036" style="width:0;height:1.5pt" o:hralign="center" o:hrstd="t" o:hr="t" fillcolor="#a0a0a0" stroked="f"/>
         </w:pict>
       </w:r>
     </w:p>
@@ -3604,6 +3436,7 @@
       </w:pPr>
       <w:r>
         <w:rPr>
+          <w:noProof/>
           <w:color w:val="000000" w:themeColor="text1"/>
         </w:rPr>
         <w:drawing>
@@ -3654,7 +3487,7 @@
           <w:color w:val="000000" w:themeColor="text1"/>
         </w:rPr>
         <w:pict w14:anchorId="1DBFDD0C">
-          <v:rect id="_x0000_i1130" style="width:0;height:1.5pt" o:hralign="center" o:hrstd="t" o:hr="t" fillcolor="#a0a0a0" stroked="f"/>
+          <v:rect id="_x0000_i1037" style="width:0;height:1.5pt" o:hralign="center" o:hrstd="t" o:hr="t" fillcolor="#a0a0a0" stroked="f"/>
         </w:pict>
       </w:r>
     </w:p>
@@ -3766,6 +3599,7 @@
       </w:pPr>
       <w:r>
         <w:rPr>
+          <w:noProof/>
           <w:color w:val="000000" w:themeColor="text1"/>
         </w:rPr>
         <w:drawing>
@@ -3817,7 +3651,7 @@
         </w:rPr>
         <w:lastRenderedPageBreak/>
         <w:pict w14:anchorId="648FE934">
-          <v:rect id="_x0000_i1131" style="width:0;height:1.5pt" o:hralign="center" o:hrstd="t" o:hr="t" fillcolor="#a0a0a0" stroked="f"/>
+          <v:rect id="_x0000_i1038" style="width:0;height:1.5pt" o:hralign="center" o:hrstd="t" o:hr="t" fillcolor="#a0a0a0" stroked="f"/>
         </w:pict>
       </w:r>
     </w:p>
@@ -3874,6 +3708,7 @@
       </w:pPr>
       <w:r>
         <w:rPr>
+          <w:noProof/>
           <w:color w:val="000000" w:themeColor="text1"/>
         </w:rPr>
         <w:drawing>
@@ -3923,9 +3758,5613 @@
     <w:p>
       <w:pPr>
         <w:rPr>
-          <w:color w:val="000000" w:themeColor="text1"/>
-        </w:rPr>
-      </w:pPr>
+          <w:b/>
+          <w:bCs/>
+          <w:color w:val="EE0000"/>
+          <w:sz w:val="32"/>
+          <w:szCs w:val="32"/>
+        </w:rPr>
+      </w:pPr>
+    </w:p>
+    <w:p>
+      <w:pPr>
+        <w:rPr>
+          <w:b/>
+          <w:bCs/>
+          <w:color w:val="EE0000"/>
+          <w:sz w:val="32"/>
+          <w:szCs w:val="32"/>
+        </w:rPr>
+      </w:pPr>
+      <w:r>
+        <w:rPr>
+          <w:b/>
+          <w:bCs/>
+          <w:color w:val="EE0000"/>
+          <w:sz w:val="32"/>
+          <w:szCs w:val="32"/>
+        </w:rPr>
+        <w:t xml:space="preserve">5. </w:t>
+      </w:r>
+      <w:r>
+        <w:rPr>
+          <w:b/>
+          <w:bCs/>
+          <w:color w:val="EE0000"/>
+          <w:sz w:val="32"/>
+          <w:szCs w:val="32"/>
+        </w:rPr>
+        <w:t>Create a Dashboard and monitor the Tomcat service whether it is running or not and send the alert.</w:t>
+      </w:r>
+    </w:p>
+    <w:p>
+      <w:pPr>
+        <w:rPr>
+          <w:b/>
+          <w:bCs/>
+          <w:color w:val="000000" w:themeColor="text1"/>
+        </w:rPr>
+      </w:pPr>
+      <w:r>
+        <w:rPr>
+          <w:b/>
+          <w:bCs/>
+          <w:color w:val="000000" w:themeColor="text1"/>
+        </w:rPr>
+        <w:t>Important</w:t>
+      </w:r>
+    </w:p>
+    <w:p>
+      <w:pPr>
+        <w:rPr>
+          <w:color w:val="000000" w:themeColor="text1"/>
+        </w:rPr>
+      </w:pPr>
+      <w:r>
+        <w:rPr>
+          <w:color w:val="000000" w:themeColor="text1"/>
+        </w:rPr>
+        <w:t xml:space="preserve">A </w:t>
+      </w:r>
+      <w:r>
+        <w:rPr>
+          <w:b/>
+          <w:bCs/>
+          <w:color w:val="000000" w:themeColor="text1"/>
+        </w:rPr>
+        <w:t>CloudWatch Dashboard cannot directly monitor whether a Linux service (Tomcat) is running</w:t>
+      </w:r>
+      <w:r>
+        <w:rPr>
+          <w:color w:val="000000" w:themeColor="text1"/>
+        </w:rPr>
+        <w:t>. To monitor a service like Tomcat, you first need to:</w:t>
+      </w:r>
+    </w:p>
+    <w:p>
+      <w:pPr>
+        <w:numPr>
+          <w:ilvl w:val="0"/>
+          <w:numId w:val="9"/>
+        </w:numPr>
+        <w:rPr>
+          <w:color w:val="000000" w:themeColor="text1"/>
+        </w:rPr>
+      </w:pPr>
+      <w:r>
+        <w:rPr>
+          <w:color w:val="000000" w:themeColor="text1"/>
+        </w:rPr>
+        <w:t xml:space="preserve">Install Tomcat. </w:t>
+      </w:r>
+    </w:p>
+    <w:p>
+      <w:pPr>
+        <w:numPr>
+          <w:ilvl w:val="0"/>
+          <w:numId w:val="9"/>
+        </w:numPr>
+        <w:rPr>
+          <w:color w:val="000000" w:themeColor="text1"/>
+        </w:rPr>
+      </w:pPr>
+      <w:r>
+        <w:rPr>
+          <w:color w:val="000000" w:themeColor="text1"/>
+        </w:rPr>
+        <w:t xml:space="preserve">Install the </w:t>
+      </w:r>
+      <w:r>
+        <w:rPr>
+          <w:b/>
+          <w:bCs/>
+          <w:color w:val="000000" w:themeColor="text1"/>
+        </w:rPr>
+        <w:t>Amazon CloudWatch Agent</w:t>
+      </w:r>
+      <w:r>
+        <w:rPr>
+          <w:color w:val="000000" w:themeColor="text1"/>
+        </w:rPr>
+        <w:t xml:space="preserve">. </w:t>
+      </w:r>
+    </w:p>
+    <w:p>
+      <w:pPr>
+        <w:numPr>
+          <w:ilvl w:val="0"/>
+          <w:numId w:val="9"/>
+        </w:numPr>
+        <w:rPr>
+          <w:color w:val="000000" w:themeColor="text1"/>
+        </w:rPr>
+      </w:pPr>
+      <w:r>
+        <w:rPr>
+          <w:color w:val="000000" w:themeColor="text1"/>
+        </w:rPr>
+        <w:t xml:space="preserve">Configure the CloudWatch Agent to collect Tomcat process/service metrics. </w:t>
+      </w:r>
+    </w:p>
+    <w:p>
+      <w:pPr>
+        <w:numPr>
+          <w:ilvl w:val="0"/>
+          <w:numId w:val="9"/>
+        </w:numPr>
+        <w:rPr>
+          <w:color w:val="000000" w:themeColor="text1"/>
+        </w:rPr>
+      </w:pPr>
+      <w:r>
+        <w:rPr>
+          <w:color w:val="000000" w:themeColor="text1"/>
+        </w:rPr>
+        <w:t xml:space="preserve">Create a CloudWatch Alarm based on those metrics. </w:t>
+      </w:r>
+    </w:p>
+    <w:p>
+      <w:pPr>
+        <w:numPr>
+          <w:ilvl w:val="0"/>
+          <w:numId w:val="9"/>
+        </w:numPr>
+        <w:rPr>
+          <w:color w:val="000000" w:themeColor="text1"/>
+        </w:rPr>
+      </w:pPr>
+      <w:r>
+        <w:rPr>
+          <w:color w:val="000000" w:themeColor="text1"/>
+        </w:rPr>
+        <w:lastRenderedPageBreak/>
+        <w:t xml:space="preserve">Add the metrics to a CloudWatch Dashboard. </w:t>
+      </w:r>
+    </w:p>
+    <w:p>
+      <w:pPr>
+        <w:rPr>
+          <w:color w:val="000000" w:themeColor="text1"/>
+        </w:rPr>
+      </w:pPr>
+      <w:proofErr w:type="gramStart"/>
+      <w:r>
+        <w:rPr>
+          <w:color w:val="000000" w:themeColor="text1"/>
+        </w:rPr>
+        <w:t>So</w:t>
+      </w:r>
+      <w:proofErr w:type="gramEnd"/>
+      <w:r>
+        <w:rPr>
+          <w:color w:val="000000" w:themeColor="text1"/>
+        </w:rPr>
+        <w:t xml:space="preserve"> we'll do it in that order.</w:t>
+      </w:r>
+    </w:p>
+    <w:p>
+      <w:pPr>
+        <w:rPr>
+          <w:color w:val="000000" w:themeColor="text1"/>
+        </w:rPr>
+      </w:pPr>
+      <w:r>
+        <w:rPr>
+          <w:color w:val="000000" w:themeColor="text1"/>
+        </w:rPr>
+        <w:pict w14:anchorId="5A13A841">
+          <v:rect id="_x0000_i1081" style="width:0;height:1.5pt" o:hralign="center" o:hrstd="t" o:hr="t" fillcolor="#a0a0a0" stroked="f"/>
+        </w:pict>
+      </w:r>
+    </w:p>
+    <w:p>
+      <w:pPr>
+        <w:rPr>
+          <w:b/>
+          <w:bCs/>
+          <w:color w:val="000000" w:themeColor="text1"/>
+        </w:rPr>
+      </w:pPr>
+      <w:r>
+        <w:rPr>
+          <w:b/>
+          <w:bCs/>
+          <w:color w:val="000000" w:themeColor="text1"/>
+        </w:rPr>
+        <w:t>Step 1: Connect to EC2</w:t>
+      </w:r>
+    </w:p>
+    <w:p>
+      <w:pPr>
+        <w:rPr>
+          <w:color w:val="000000" w:themeColor="text1"/>
+        </w:rPr>
+      </w:pPr>
+      <w:r>
+        <w:rPr>
+          <w:color w:val="000000" w:themeColor="text1"/>
+        </w:rPr>
+        <w:t>From your Windows machine:</w:t>
+      </w:r>
+    </w:p>
+    <w:p>
+      <w:pPr>
+        <w:rPr>
+          <w:color w:val="000000" w:themeColor="text1"/>
+        </w:rPr>
+      </w:pPr>
+      <w:r>
+        <w:rPr>
+          <w:color w:val="000000" w:themeColor="text1"/>
+        </w:rPr>
+        <w:t>ssh -i Cloudwatch.pem ec2-user@52.207.192.115</w:t>
+      </w:r>
+    </w:p>
+    <w:p>
+      <w:pPr>
+        <w:rPr>
+          <w:color w:val="000000" w:themeColor="text1"/>
+        </w:rPr>
+      </w:pPr>
+      <w:r>
+        <w:rPr>
+          <w:color w:val="000000" w:themeColor="text1"/>
+        </w:rPr>
+        <w:pict w14:anchorId="3F2AB4F5">
+          <v:rect id="_x0000_i1082" style="width:0;height:1.5pt" o:hralign="center" o:hrstd="t" o:hr="t" fillcolor="#a0a0a0" stroked="f"/>
+        </w:pict>
+      </w:r>
+    </w:p>
+    <w:p>
+      <w:pPr>
+        <w:rPr>
+          <w:b/>
+          <w:bCs/>
+          <w:color w:val="000000" w:themeColor="text1"/>
+        </w:rPr>
+      </w:pPr>
+      <w:r>
+        <w:rPr>
+          <w:b/>
+          <w:bCs/>
+          <w:color w:val="000000" w:themeColor="text1"/>
+        </w:rPr>
+        <w:t>Step 2: Update the server</w:t>
+      </w:r>
+    </w:p>
+    <w:p>
+      <w:pPr>
+        <w:rPr>
+          <w:color w:val="000000" w:themeColor="text1"/>
+        </w:rPr>
+      </w:pPr>
+      <w:r>
+        <w:rPr>
+          <w:color w:val="000000" w:themeColor="text1"/>
+        </w:rPr>
+        <w:t>sudo dnf update -y</w:t>
+      </w:r>
+    </w:p>
+    <w:p>
+      <w:pPr>
+        <w:rPr>
+          <w:color w:val="000000" w:themeColor="text1"/>
+        </w:rPr>
+      </w:pPr>
+      <w:r>
+        <w:rPr>
+          <w:color w:val="000000" w:themeColor="text1"/>
+        </w:rPr>
+        <w:pict w14:anchorId="646CF1B2">
+          <v:rect id="_x0000_i1083" style="width:0;height:1.5pt" o:hralign="center" o:hrstd="t" o:hr="t" fillcolor="#a0a0a0" stroked="f"/>
+        </w:pict>
+      </w:r>
+    </w:p>
+    <w:p>
+      <w:pPr>
+        <w:rPr>
+          <w:b/>
+          <w:bCs/>
+          <w:color w:val="000000" w:themeColor="text1"/>
+        </w:rPr>
+      </w:pPr>
+      <w:r>
+        <w:rPr>
+          <w:b/>
+          <w:bCs/>
+          <w:color w:val="000000" w:themeColor="text1"/>
+        </w:rPr>
+        <w:t>Step 3: Install Java</w:t>
+      </w:r>
+    </w:p>
+    <w:p>
+      <w:pPr>
+        <w:rPr>
+          <w:color w:val="000000" w:themeColor="text1"/>
+        </w:rPr>
+      </w:pPr>
+      <w:r>
+        <w:rPr>
+          <w:color w:val="000000" w:themeColor="text1"/>
+        </w:rPr>
+        <w:t>sudo dnf install java-17-amazon-corretto -y</w:t>
+      </w:r>
+    </w:p>
+    <w:p>
+      <w:pPr>
+        <w:rPr>
+          <w:color w:val="000000" w:themeColor="text1"/>
+        </w:rPr>
+      </w:pPr>
+      <w:r>
+        <w:rPr>
+          <w:color w:val="000000" w:themeColor="text1"/>
+        </w:rPr>
+        <w:t>Verify:</w:t>
+      </w:r>
+    </w:p>
+    <w:p>
+      <w:pPr>
+        <w:rPr>
+          <w:color w:val="000000" w:themeColor="text1"/>
+        </w:rPr>
+      </w:pPr>
+      <w:r>
+        <w:rPr>
+          <w:color w:val="000000" w:themeColor="text1"/>
+        </w:rPr>
+        <w:t>java -version</w:t>
+      </w:r>
+    </w:p>
+    <w:p>
+      <w:pPr>
+        <w:rPr>
+          <w:color w:val="000000" w:themeColor="text1"/>
+        </w:rPr>
+      </w:pPr>
+      <w:r>
+        <w:rPr>
+          <w:color w:val="000000" w:themeColor="text1"/>
+        </w:rPr>
+        <w:t>You should see Java 17 installed.</w:t>
+      </w:r>
+    </w:p>
+    <w:p>
+      <w:pPr>
+        <w:rPr>
+          <w:color w:val="000000" w:themeColor="text1"/>
+        </w:rPr>
+      </w:pPr>
+      <w:r>
+        <w:rPr>
+          <w:color w:val="000000" w:themeColor="text1"/>
+        </w:rPr>
+        <w:drawing>
+          <wp:inline distT="0" distB="0" distL="0" distR="0" wp14:anchorId="509FD813" wp14:editId="324581AB">
+            <wp:extent cx="5731510" cy="1167765"/>
+            <wp:effectExtent l="0" t="0" r="2540" b="0"/>
+            <wp:docPr id="844955703" name="Picture 1"/>
+            <wp:cNvGraphicFramePr>
+              <a:graphicFrameLocks xmlns:a="http://schemas.openxmlformats.org/drawingml/2006/main" noChangeAspect="1"/>
+            </wp:cNvGraphicFramePr>
+            <a:graphic xmlns:a="http://schemas.openxmlformats.org/drawingml/2006/main">
+              <a:graphicData uri="http://schemas.openxmlformats.org/drawingml/2006/picture">
+                <pic:pic xmlns:pic="http://schemas.openxmlformats.org/drawingml/2006/picture">
+                  <pic:nvPicPr>
+                    <pic:cNvPr id="844955703" name=""/>
+                    <pic:cNvPicPr/>
+                  </pic:nvPicPr>
+                  <pic:blipFill>
+                    <a:blip r:embed="rId18"/>
+                    <a:stretch>
+                      <a:fillRect/>
+                    </a:stretch>
+                  </pic:blipFill>
+                  <pic:spPr>
+                    <a:xfrm>
+                      <a:off x="0" y="0"/>
+                      <a:ext cx="5731510" cy="1167765"/>
+                    </a:xfrm>
+                    <a:prstGeom prst="rect">
+                      <a:avLst/>
+                    </a:prstGeom>
+                  </pic:spPr>
+                </pic:pic>
+              </a:graphicData>
+            </a:graphic>
+          </wp:inline>
+        </w:drawing>
+      </w:r>
+    </w:p>
+    <w:p>
+      <w:pPr>
+        <w:rPr>
+          <w:color w:val="000000" w:themeColor="text1"/>
+        </w:rPr>
+      </w:pPr>
+      <w:r>
+        <w:rPr>
+          <w:color w:val="000000" w:themeColor="text1"/>
+        </w:rPr>
+        <w:pict w14:anchorId="42811993">
+          <v:rect id="_x0000_i1084" style="width:0;height:1.5pt" o:hralign="center" o:hrstd="t" o:hr="t" fillcolor="#a0a0a0" stroked="f"/>
+        </w:pict>
+      </w:r>
+    </w:p>
+    <w:p>
+      <w:pPr>
+        <w:rPr>
+          <w:b/>
+          <w:bCs/>
+          <w:color w:val="000000" w:themeColor="text1"/>
+        </w:rPr>
+      </w:pPr>
+      <w:r>
+        <w:rPr>
+          <w:b/>
+          <w:bCs/>
+          <w:color w:val="000000" w:themeColor="text1"/>
+        </w:rPr>
+        <w:t>Step 4: Download Tomcat</w:t>
+      </w:r>
+    </w:p>
+    <w:p>
+      <w:pPr>
+        <w:rPr>
+          <w:color w:val="000000" w:themeColor="text1"/>
+        </w:rPr>
+      </w:pPr>
+      <w:r>
+        <w:rPr>
+          <w:color w:val="000000" w:themeColor="text1"/>
+        </w:rPr>
+        <w:t>cd /opt</w:t>
+      </w:r>
+    </w:p>
+    <w:p>
+      <w:pPr>
+        <w:rPr>
+          <w:color w:val="000000" w:themeColor="text1"/>
+        </w:rPr>
+      </w:pPr>
+      <w:r>
+        <w:rPr>
+          <w:color w:val="000000" w:themeColor="text1"/>
+        </w:rPr>
+        <w:t>sudo wget https://archive.apache.org/dist/tomcat/tomcat-10/v10.1.42/bin/apache-tomcat-10.1.42.tar.gz</w:t>
+      </w:r>
+    </w:p>
+    <w:p>
+      <w:pPr>
+        <w:rPr>
+          <w:color w:val="000000" w:themeColor="text1"/>
+        </w:rPr>
+      </w:pPr>
+      <w:r>
+        <w:rPr>
+          <w:color w:val="000000" w:themeColor="text1"/>
+        </w:rPr>
+        <w:pict w14:anchorId="6DBEE30F">
+          <v:rect id="_x0000_i1085" style="width:0;height:1.5pt" o:hralign="center" o:hrstd="t" o:hr="t" fillcolor="#a0a0a0" stroked="f"/>
+        </w:pict>
+      </w:r>
+    </w:p>
+    <w:p>
+      <w:pPr>
+        <w:rPr>
+          <w:b/>
+          <w:bCs/>
+          <w:color w:val="000000" w:themeColor="text1"/>
+        </w:rPr>
+      </w:pPr>
+      <w:r>
+        <w:rPr>
+          <w:b/>
+          <w:bCs/>
+          <w:color w:val="000000" w:themeColor="text1"/>
+        </w:rPr>
+        <w:t>Step 5: Extract Tomcat</w:t>
+      </w:r>
+    </w:p>
+    <w:p>
+      <w:pPr>
+        <w:rPr>
+          <w:color w:val="000000" w:themeColor="text1"/>
+        </w:rPr>
+      </w:pPr>
+      <w:r>
+        <w:rPr>
+          <w:color w:val="000000" w:themeColor="text1"/>
+        </w:rPr>
+        <w:t>sudo tar -xzf apache-tomcat-10.1.42.tar.gz</w:t>
+      </w:r>
+    </w:p>
+    <w:p>
+      <w:pPr>
+        <w:rPr>
+          <w:color w:val="000000" w:themeColor="text1"/>
+        </w:rPr>
+      </w:pPr>
+      <w:r>
+        <w:rPr>
+          <w:color w:val="000000" w:themeColor="text1"/>
+        </w:rPr>
+        <w:t>sudo mv apache-tomcat-10.1.42 tomcat</w:t>
+      </w:r>
+    </w:p>
+    <w:p>
+      <w:pPr>
+        <w:rPr>
+          <w:color w:val="000000" w:themeColor="text1"/>
+        </w:rPr>
+      </w:pPr>
+      <w:r>
+        <w:rPr>
+          <w:color w:val="000000" w:themeColor="text1"/>
+        </w:rPr>
+        <w:pict w14:anchorId="4F199B4D">
+          <v:rect id="_x0000_i1086" style="width:0;height:1.5pt" o:hralign="center" o:hrstd="t" o:hr="t" fillcolor="#a0a0a0" stroked="f"/>
+        </w:pict>
+      </w:r>
+    </w:p>
+    <w:p>
+      <w:pPr>
+        <w:rPr>
+          <w:b/>
+          <w:bCs/>
+          <w:color w:val="000000" w:themeColor="text1"/>
+        </w:rPr>
+      </w:pPr>
+      <w:r>
+        <w:rPr>
+          <w:b/>
+          <w:bCs/>
+          <w:color w:val="000000" w:themeColor="text1"/>
+        </w:rPr>
+        <w:t>Step 6: Start Tomcat</w:t>
+      </w:r>
+    </w:p>
+    <w:p>
+      <w:pPr>
+        <w:rPr>
+          <w:color w:val="000000" w:themeColor="text1"/>
+        </w:rPr>
+      </w:pPr>
+      <w:r>
+        <w:rPr>
+          <w:color w:val="000000" w:themeColor="text1"/>
+        </w:rPr>
+        <w:t>sudo /opt/tomcat/bin/startup.sh</w:t>
+      </w:r>
+    </w:p>
+    <w:p>
+      <w:pPr>
+        <w:rPr>
+          <w:color w:val="000000" w:themeColor="text1"/>
+        </w:rPr>
+      </w:pPr>
+      <w:r>
+        <w:rPr>
+          <w:color w:val="000000" w:themeColor="text1"/>
+        </w:rPr>
+        <w:lastRenderedPageBreak/>
+        <w:pict w14:anchorId="2467C5B2">
+          <v:rect id="_x0000_i1087" style="width:0;height:1.5pt" o:hralign="center" o:hrstd="t" o:hr="t" fillcolor="#a0a0a0" stroked="f"/>
+        </w:pict>
+      </w:r>
+    </w:p>
+    <w:p>
+      <w:pPr>
+        <w:rPr>
+          <w:b/>
+          <w:bCs/>
+          <w:color w:val="000000" w:themeColor="text1"/>
+        </w:rPr>
+      </w:pPr>
+      <w:r>
+        <w:rPr>
+          <w:b/>
+          <w:bCs/>
+          <w:color w:val="000000" w:themeColor="text1"/>
+        </w:rPr>
+        <w:t>Step 7: Verify Tomcat</w:t>
+      </w:r>
+    </w:p>
+    <w:p>
+      <w:pPr>
+        <w:rPr>
+          <w:color w:val="000000" w:themeColor="text1"/>
+        </w:rPr>
+      </w:pPr>
+      <w:r>
+        <w:rPr>
+          <w:color w:val="000000" w:themeColor="text1"/>
+        </w:rPr>
+        <w:t>Run:</w:t>
+      </w:r>
+    </w:p>
+    <w:p>
+      <w:pPr>
+        <w:rPr>
+          <w:color w:val="000000" w:themeColor="text1"/>
+        </w:rPr>
+      </w:pPr>
+      <w:r>
+        <w:rPr>
+          <w:color w:val="000000" w:themeColor="text1"/>
+        </w:rPr>
+        <w:t>ps -ef | grep tomcat</w:t>
+      </w:r>
+    </w:p>
+    <w:p>
+      <w:pPr>
+        <w:rPr>
+          <w:color w:val="000000" w:themeColor="text1"/>
+        </w:rPr>
+      </w:pPr>
+      <w:r>
+        <w:rPr>
+          <w:color w:val="000000" w:themeColor="text1"/>
+        </w:rPr>
+        <w:t>You should see Java/Tomcat processes.</w:t>
+      </w:r>
+    </w:p>
+    <w:p>
+      <w:pPr>
+        <w:rPr>
+          <w:color w:val="000000" w:themeColor="text1"/>
+        </w:rPr>
+      </w:pPr>
+      <w:r>
+        <w:rPr>
+          <w:color w:val="000000" w:themeColor="text1"/>
+        </w:rPr>
+        <w:drawing>
+          <wp:inline distT="0" distB="0" distL="0" distR="0" wp14:anchorId="37A640ED" wp14:editId="367F9527">
+            <wp:extent cx="5731510" cy="2886710"/>
+            <wp:effectExtent l="0" t="0" r="2540" b="8890"/>
+            <wp:docPr id="454312844" name="Picture 1"/>
+            <wp:cNvGraphicFramePr>
+              <a:graphicFrameLocks xmlns:a="http://schemas.openxmlformats.org/drawingml/2006/main" noChangeAspect="1"/>
+            </wp:cNvGraphicFramePr>
+            <a:graphic xmlns:a="http://schemas.openxmlformats.org/drawingml/2006/main">
+              <a:graphicData uri="http://schemas.openxmlformats.org/drawingml/2006/picture">
+                <pic:pic xmlns:pic="http://schemas.openxmlformats.org/drawingml/2006/picture">
+                  <pic:nvPicPr>
+                    <pic:cNvPr id="454312844" name=""/>
+                    <pic:cNvPicPr/>
+                  </pic:nvPicPr>
+                  <pic:blipFill>
+                    <a:blip r:embed="rId19"/>
+                    <a:stretch>
+                      <a:fillRect/>
+                    </a:stretch>
+                  </pic:blipFill>
+                  <pic:spPr>
+                    <a:xfrm>
+                      <a:off x="0" y="0"/>
+                      <a:ext cx="5731510" cy="2886710"/>
+                    </a:xfrm>
+                    <a:prstGeom prst="rect">
+                      <a:avLst/>
+                    </a:prstGeom>
+                  </pic:spPr>
+                </pic:pic>
+              </a:graphicData>
+            </a:graphic>
+          </wp:inline>
+        </w:drawing>
+      </w:r>
+    </w:p>
+    <w:p>
+      <w:pPr>
+        <w:rPr>
+          <w:color w:val="000000" w:themeColor="text1"/>
+        </w:rPr>
+      </w:pPr>
+      <w:r>
+        <w:rPr>
+          <w:color w:val="000000" w:themeColor="text1"/>
+        </w:rPr>
+        <w:t>Also open in your browser:</w:t>
+      </w:r>
+    </w:p>
+    <w:p>
+      <w:pPr>
+        <w:rPr>
+          <w:color w:val="000000" w:themeColor="text1"/>
+        </w:rPr>
+      </w:pPr>
+      <w:r>
+        <w:rPr>
+          <w:color w:val="000000" w:themeColor="text1"/>
+        </w:rPr>
+        <w:t>http://52.207.192.115:8080</w:t>
+      </w:r>
+    </w:p>
+    <w:p>
+      <w:pPr>
+        <w:rPr>
+          <w:color w:val="000000" w:themeColor="text1"/>
+        </w:rPr>
+      </w:pPr>
+      <w:r>
+        <w:rPr>
+          <w:color w:val="000000" w:themeColor="text1"/>
+        </w:rPr>
+        <w:t>If the Tomcat welcome page appears, Tomcat is running successfully.</w:t>
+      </w:r>
+    </w:p>
+    <w:p>
+      <w:pPr>
+        <w:rPr>
+          <w:color w:val="000000" w:themeColor="text1"/>
+        </w:rPr>
+      </w:pPr>
+      <w:r>
+        <w:rPr>
+          <w:color w:val="000000" w:themeColor="text1"/>
+        </w:rPr>
+        <w:drawing>
+          <wp:inline distT="0" distB="0" distL="0" distR="0" wp14:anchorId="085BBC46" wp14:editId="411A1575">
+            <wp:extent cx="5731510" cy="3558540"/>
+            <wp:effectExtent l="0" t="0" r="2540" b="3810"/>
+            <wp:docPr id="1561034163" name="Picture 1"/>
+            <wp:cNvGraphicFramePr>
+              <a:graphicFrameLocks xmlns:a="http://schemas.openxmlformats.org/drawingml/2006/main" noChangeAspect="1"/>
+            </wp:cNvGraphicFramePr>
+            <a:graphic xmlns:a="http://schemas.openxmlformats.org/drawingml/2006/main">
+              <a:graphicData uri="http://schemas.openxmlformats.org/drawingml/2006/picture">
+                <pic:pic xmlns:pic="http://schemas.openxmlformats.org/drawingml/2006/picture">
+                  <pic:nvPicPr>
+                    <pic:cNvPr id="1561034163" name=""/>
+                    <pic:cNvPicPr/>
+                  </pic:nvPicPr>
+                  <pic:blipFill>
+                    <a:blip r:embed="rId20"/>
+                    <a:stretch>
+                      <a:fillRect/>
+                    </a:stretch>
+                  </pic:blipFill>
+                  <pic:spPr>
+                    <a:xfrm>
+                      <a:off x="0" y="0"/>
+                      <a:ext cx="5731510" cy="3558540"/>
+                    </a:xfrm>
+                    <a:prstGeom prst="rect">
+                      <a:avLst/>
+                    </a:prstGeom>
+                  </pic:spPr>
+                </pic:pic>
+              </a:graphicData>
+            </a:graphic>
+          </wp:inline>
+        </w:drawing>
+      </w:r>
+    </w:p>
+    <w:p>
+      <w:pPr>
+        <w:rPr>
+          <w:color w:val="000000" w:themeColor="text1"/>
+        </w:rPr>
+      </w:pPr>
+      <w:r>
+        <w:rPr>
+          <w:color w:val="000000" w:themeColor="text1"/>
+        </w:rPr>
+        <w:lastRenderedPageBreak/>
+        <w:t xml:space="preserve">To monitor whether the </w:t>
+      </w:r>
+      <w:r>
+        <w:rPr>
+          <w:b/>
+          <w:bCs/>
+          <w:color w:val="000000" w:themeColor="text1"/>
+        </w:rPr>
+        <w:t>Tomcat service is running</w:t>
+      </w:r>
+      <w:r>
+        <w:rPr>
+          <w:color w:val="000000" w:themeColor="text1"/>
+        </w:rPr>
+        <w:t>, we need the CloudWatch Agent.</w:t>
+      </w:r>
+    </w:p>
+    <w:p>
+      <w:pPr>
+        <w:rPr>
+          <w:b/>
+          <w:bCs/>
+          <w:color w:val="000000" w:themeColor="text1"/>
+        </w:rPr>
+      </w:pPr>
+      <w:r>
+        <w:rPr>
+          <w:b/>
+          <w:bCs/>
+          <w:color w:val="000000" w:themeColor="text1"/>
+        </w:rPr>
+        <w:t>Step 1: Install the CloudWatch Agent</w:t>
+      </w:r>
+    </w:p>
+    <w:p>
+      <w:pPr>
+        <w:rPr>
+          <w:color w:val="000000" w:themeColor="text1"/>
+        </w:rPr>
+      </w:pPr>
+      <w:r>
+        <w:rPr>
+          <w:color w:val="000000" w:themeColor="text1"/>
+        </w:rPr>
+        <w:t>Run:</w:t>
+      </w:r>
+    </w:p>
+    <w:p>
+      <w:pPr>
+        <w:rPr>
+          <w:color w:val="000000" w:themeColor="text1"/>
+        </w:rPr>
+      </w:pPr>
+      <w:r>
+        <w:rPr>
+          <w:color w:val="000000" w:themeColor="text1"/>
+        </w:rPr>
+        <w:t>sudo dnf install amazon-cloudwatch-agent -y</w:t>
+      </w:r>
+    </w:p>
+    <w:p>
+      <w:pPr>
+        <w:rPr>
+          <w:color w:val="000000" w:themeColor="text1"/>
+        </w:rPr>
+      </w:pPr>
+      <w:r>
+        <w:rPr>
+          <w:color w:val="000000" w:themeColor="text1"/>
+        </w:rPr>
+        <w:t>Verify the installation:</w:t>
+      </w:r>
+    </w:p>
+    <w:p>
+      <w:pPr>
+        <w:rPr>
+          <w:color w:val="000000" w:themeColor="text1"/>
+        </w:rPr>
+      </w:pPr>
+      <w:r>
+        <w:rPr>
+          <w:color w:val="000000" w:themeColor="text1"/>
+        </w:rPr>
+        <w:t>amazon-cloudwatch-agent-ctl -a status</w:t>
+      </w:r>
+    </w:p>
+    <w:p>
+      <w:pPr>
+        <w:rPr>
+          <w:color w:val="000000" w:themeColor="text1"/>
+        </w:rPr>
+      </w:pPr>
+      <w:r>
+        <w:rPr>
+          <w:color w:val="000000" w:themeColor="text1"/>
+        </w:rPr>
+        <w:t>If it says the agent is not configured or not running, that's expected.</w:t>
+      </w:r>
+    </w:p>
+    <w:p>
+      <w:pPr>
+        <w:rPr>
+          <w:color w:val="000000" w:themeColor="text1"/>
+        </w:rPr>
+      </w:pPr>
+      <w:r>
+        <w:rPr>
+          <w:color w:val="000000" w:themeColor="text1"/>
+        </w:rPr>
+        <w:drawing>
+          <wp:inline distT="0" distB="0" distL="0" distR="0" wp14:anchorId="20F42CC6" wp14:editId="38F9BC1E">
+            <wp:extent cx="5731510" cy="1866900"/>
+            <wp:effectExtent l="0" t="0" r="2540" b="0"/>
+            <wp:docPr id="1650000560" name="Picture 1"/>
+            <wp:cNvGraphicFramePr>
+              <a:graphicFrameLocks xmlns:a="http://schemas.openxmlformats.org/drawingml/2006/main" noChangeAspect="1"/>
+            </wp:cNvGraphicFramePr>
+            <a:graphic xmlns:a="http://schemas.openxmlformats.org/drawingml/2006/main">
+              <a:graphicData uri="http://schemas.openxmlformats.org/drawingml/2006/picture">
+                <pic:pic xmlns:pic="http://schemas.openxmlformats.org/drawingml/2006/picture">
+                  <pic:nvPicPr>
+                    <pic:cNvPr id="1650000560" name=""/>
+                    <pic:cNvPicPr/>
+                  </pic:nvPicPr>
+                  <pic:blipFill>
+                    <a:blip r:embed="rId21"/>
+                    <a:stretch>
+                      <a:fillRect/>
+                    </a:stretch>
+                  </pic:blipFill>
+                  <pic:spPr>
+                    <a:xfrm>
+                      <a:off x="0" y="0"/>
+                      <a:ext cx="5731510" cy="1866900"/>
+                    </a:xfrm>
+                    <a:prstGeom prst="rect">
+                      <a:avLst/>
+                    </a:prstGeom>
+                  </pic:spPr>
+                </pic:pic>
+              </a:graphicData>
+            </a:graphic>
+          </wp:inline>
+        </w:drawing>
+      </w:r>
+    </w:p>
+    <w:p>
+      <w:pPr>
+        <w:rPr>
+          <w:color w:val="000000" w:themeColor="text1"/>
+        </w:rPr>
+      </w:pPr>
+      <w:r>
+        <w:rPr>
+          <w:color w:val="000000" w:themeColor="text1"/>
+        </w:rPr>
+        <w:pict w14:anchorId="7A6B8A1C">
+          <v:rect id="_x0000_i1101" style="width:0;height:1.5pt" o:hralign="center" o:hrstd="t" o:hr="t" fillcolor="#a0a0a0" stroked="f"/>
+        </w:pict>
+      </w:r>
+    </w:p>
+    <w:p>
+      <w:pPr>
+        <w:rPr>
+          <w:b/>
+          <w:bCs/>
+          <w:color w:val="000000" w:themeColor="text1"/>
+        </w:rPr>
+      </w:pPr>
+      <w:r>
+        <w:rPr>
+          <w:b/>
+          <w:bCs/>
+          <w:color w:val="000000" w:themeColor="text1"/>
+        </w:rPr>
+        <w:t>Step 2: Create the Configuration Wizard</w:t>
+      </w:r>
+    </w:p>
+    <w:p>
+      <w:pPr>
+        <w:rPr>
+          <w:color w:val="000000" w:themeColor="text1"/>
+        </w:rPr>
+      </w:pPr>
+      <w:r>
+        <w:rPr>
+          <w:color w:val="000000" w:themeColor="text1"/>
+        </w:rPr>
+        <w:t>Run:</w:t>
+      </w:r>
+    </w:p>
+    <w:p>
+      <w:pPr>
+        <w:rPr>
+          <w:color w:val="000000" w:themeColor="text1"/>
+        </w:rPr>
+      </w:pPr>
+      <w:r>
+        <w:rPr>
+          <w:color w:val="000000" w:themeColor="text1"/>
+        </w:rPr>
+        <w:t>sudo /opt/aws/amazon-cloudwatch-agent/bin/amazon-cloudwatch-agent-config-wizard</w:t>
+      </w:r>
+    </w:p>
+    <w:p>
+      <w:pPr>
+        <w:rPr>
+          <w:color w:val="000000" w:themeColor="text1"/>
+        </w:rPr>
+      </w:pPr>
+      <w:r>
+        <w:rPr>
+          <w:color w:val="000000" w:themeColor="text1"/>
+        </w:rPr>
+        <w:t xml:space="preserve">The wizard will ask several questions. </w:t>
+      </w:r>
+      <w:r>
+        <w:rPr>
+          <w:b/>
+          <w:bCs/>
+          <w:color w:val="000000" w:themeColor="text1"/>
+        </w:rPr>
+        <w:t>Reply with each question and I'll tell you exactly what to choose.</w:t>
+      </w:r>
+    </w:p>
+    <w:p>
+      <w:pPr>
+        <w:rPr>
+          <w:color w:val="000000" w:themeColor="text1"/>
+        </w:rPr>
+      </w:pPr>
+      <w:r>
+        <w:rPr>
+          <w:color w:val="000000" w:themeColor="text1"/>
+        </w:rPr>
+        <w:t>For example, the first question usually looks like:</w:t>
+      </w:r>
+    </w:p>
+    <w:p>
+      <w:pPr>
+        <w:rPr>
+          <w:color w:val="000000" w:themeColor="text1"/>
+        </w:rPr>
+      </w:pPr>
+      <w:r>
+        <w:rPr>
+          <w:color w:val="000000" w:themeColor="text1"/>
+        </w:rPr>
+        <w:t>On which OS are you planning to use the agent?</w:t>
+      </w:r>
+    </w:p>
+    <w:p>
+      <w:pPr>
+        <w:rPr>
+          <w:b/>
+          <w:bCs/>
+          <w:color w:val="000000" w:themeColor="text1"/>
+        </w:rPr>
+      </w:pPr>
+      <w:r>
+        <w:rPr>
+          <w:b/>
+          <w:bCs/>
+          <w:color w:val="000000" w:themeColor="text1"/>
+        </w:rPr>
+        <w:t>CloudWatch Agent Configuration Choices</w:t>
+      </w:r>
+    </w:p>
+    <w:p>
+      <w:pPr>
+        <w:rPr>
+          <w:color w:val="000000" w:themeColor="text1"/>
+        </w:rPr>
+      </w:pPr>
+      <w:r>
+        <w:rPr>
+          <w:color w:val="000000" w:themeColor="text1"/>
+        </w:rPr>
+        <w:t>During the configuration wizard, the following options were selected:</w:t>
+      </w:r>
+    </w:p>
+    <w:tbl>
+      <w:tblPr>
+        <w:tblW w:w="0" w:type="auto"/>
+        <w:tblCellSpacing w:w="15" w:type="dxa"/>
+        <w:tblCellMar>
+          <w:top w:w="15" w:type="dxa"/>
+          <w:left w:w="15" w:type="dxa"/>
+          <w:bottom w:w="15" w:type="dxa"/>
+          <w:right w:w="15" w:type="dxa"/>
+        </w:tblCellMar>
+        <w:tblLook w:val="04A0" w:firstRow="1" w:lastRow="0" w:firstColumn="1" w:lastColumn="0" w:noHBand="0" w:noVBand="1"/>
+      </w:tblPr>
+      <w:tblGrid>
+        <w:gridCol w:w="2715"/>
+        <w:gridCol w:w="2753"/>
+      </w:tblGrid>
+      <w:tr>
+        <w:trPr>
+          <w:tblHeader/>
+          <w:tblCellSpacing w:w="15" w:type="dxa"/>
+        </w:trPr>
+        <w:tc>
+          <w:tcPr>
+            <w:tcW w:w="0" w:type="auto"/>
+            <w:vAlign w:val="center"/>
+            <w:hideMark/>
+          </w:tcPr>
+          <w:p>
+            <w:pPr>
+              <w:rPr>
+                <w:b/>
+                <w:bCs/>
+                <w:color w:val="000000" w:themeColor="text1"/>
+              </w:rPr>
+            </w:pPr>
+            <w:r>
+              <w:rPr>
+                <w:b/>
+                <w:bCs/>
+                <w:color w:val="000000" w:themeColor="text1"/>
+              </w:rPr>
+              <w:t>Configuration</w:t>
+            </w:r>
+          </w:p>
+        </w:tc>
+        <w:tc>
+          <w:tcPr>
+            <w:tcW w:w="0" w:type="auto"/>
+            <w:vAlign w:val="center"/>
+            <w:hideMark/>
+          </w:tcPr>
+          <w:p>
+            <w:pPr>
+              <w:rPr>
+                <w:b/>
+                <w:bCs/>
+                <w:color w:val="000000" w:themeColor="text1"/>
+              </w:rPr>
+            </w:pPr>
+            <w:r>
+              <w:rPr>
+                <w:b/>
+                <w:bCs/>
+                <w:color w:val="000000" w:themeColor="text1"/>
+              </w:rPr>
+              <w:t>Selected Value</w:t>
+            </w:r>
+          </w:p>
+        </w:tc>
+      </w:tr>
+      <w:tr>
+        <w:trPr>
+          <w:tblCellSpacing w:w="15" w:type="dxa"/>
+        </w:trPr>
+        <w:tc>
+          <w:tcPr>
+            <w:tcW w:w="0" w:type="auto"/>
+            <w:vAlign w:val="center"/>
+            <w:hideMark/>
+          </w:tcPr>
+          <w:p>
+            <w:pPr>
+              <w:rPr>
+                <w:color w:val="000000" w:themeColor="text1"/>
+              </w:rPr>
+            </w:pPr>
+            <w:r>
+              <w:rPr>
+                <w:color w:val="000000" w:themeColor="text1"/>
+              </w:rPr>
+              <w:t>Operating System</w:t>
+            </w:r>
+          </w:p>
+        </w:tc>
+        <w:tc>
+          <w:tcPr>
+            <w:tcW w:w="0" w:type="auto"/>
+            <w:vAlign w:val="center"/>
+            <w:hideMark/>
+          </w:tcPr>
+          <w:p>
+            <w:pPr>
+              <w:rPr>
+                <w:color w:val="000000" w:themeColor="text1"/>
+              </w:rPr>
+            </w:pPr>
+            <w:r>
+              <w:rPr>
+                <w:color w:val="000000" w:themeColor="text1"/>
+              </w:rPr>
+              <w:t>Linux</w:t>
+            </w:r>
+          </w:p>
+        </w:tc>
+      </w:tr>
+      <w:tr>
+        <w:trPr>
+          <w:tblCellSpacing w:w="15" w:type="dxa"/>
+        </w:trPr>
+        <w:tc>
+          <w:tcPr>
+            <w:tcW w:w="0" w:type="auto"/>
+            <w:vAlign w:val="center"/>
+            <w:hideMark/>
+          </w:tcPr>
+          <w:p>
+            <w:pPr>
+              <w:rPr>
+                <w:color w:val="000000" w:themeColor="text1"/>
+              </w:rPr>
+            </w:pPr>
+            <w:r>
+              <w:rPr>
+                <w:color w:val="000000" w:themeColor="text1"/>
+              </w:rPr>
+              <w:t>Environment</w:t>
+            </w:r>
+          </w:p>
+        </w:tc>
+        <w:tc>
+          <w:tcPr>
+            <w:tcW w:w="0" w:type="auto"/>
+            <w:vAlign w:val="center"/>
+            <w:hideMark/>
+          </w:tcPr>
+          <w:p>
+            <w:pPr>
+              <w:rPr>
+                <w:color w:val="000000" w:themeColor="text1"/>
+              </w:rPr>
+            </w:pPr>
+            <w:r>
+              <w:rPr>
+                <w:color w:val="000000" w:themeColor="text1"/>
+              </w:rPr>
+              <w:t>EC2</w:t>
+            </w:r>
+          </w:p>
+        </w:tc>
+      </w:tr>
+      <w:tr>
+        <w:trPr>
+          <w:tblCellSpacing w:w="15" w:type="dxa"/>
+        </w:trPr>
+        <w:tc>
+          <w:tcPr>
+            <w:tcW w:w="0" w:type="auto"/>
+            <w:vAlign w:val="center"/>
+            <w:hideMark/>
+          </w:tcPr>
+          <w:p>
+            <w:pPr>
+              <w:rPr>
+                <w:color w:val="000000" w:themeColor="text1"/>
+              </w:rPr>
+            </w:pPr>
+            <w:r>
+              <w:rPr>
+                <w:color w:val="000000" w:themeColor="text1"/>
+              </w:rPr>
+              <w:t>Agent Run User</w:t>
+            </w:r>
+          </w:p>
+        </w:tc>
+        <w:tc>
+          <w:tcPr>
+            <w:tcW w:w="0" w:type="auto"/>
+            <w:vAlign w:val="center"/>
+            <w:hideMark/>
+          </w:tcPr>
+          <w:p>
+            <w:pPr>
+              <w:rPr>
+                <w:color w:val="000000" w:themeColor="text1"/>
+              </w:rPr>
+            </w:pPr>
+            <w:r>
+              <w:rPr>
+                <w:color w:val="000000" w:themeColor="text1"/>
+              </w:rPr>
+              <w:t>cwagent</w:t>
+            </w:r>
+          </w:p>
+        </w:tc>
+      </w:tr>
+      <w:tr>
+        <w:trPr>
+          <w:tblCellSpacing w:w="15" w:type="dxa"/>
+        </w:trPr>
+        <w:tc>
+          <w:tcPr>
+            <w:tcW w:w="0" w:type="auto"/>
+            <w:vAlign w:val="center"/>
+            <w:hideMark/>
+          </w:tcPr>
+          <w:p>
+            <w:pPr>
+              <w:rPr>
+                <w:color w:val="000000" w:themeColor="text1"/>
+              </w:rPr>
+            </w:pPr>
+            <w:r>
+              <w:rPr>
+                <w:color w:val="000000" w:themeColor="text1"/>
+              </w:rPr>
+              <w:t>StatsD Monitoring</w:t>
+            </w:r>
+          </w:p>
+        </w:tc>
+        <w:tc>
+          <w:tcPr>
+            <w:tcW w:w="0" w:type="auto"/>
+            <w:vAlign w:val="center"/>
+            <w:hideMark/>
+          </w:tcPr>
+          <w:p>
+            <w:pPr>
+              <w:rPr>
+                <w:color w:val="000000" w:themeColor="text1"/>
+              </w:rPr>
+            </w:pPr>
+            <w:r>
+              <w:rPr>
+                <w:color w:val="000000" w:themeColor="text1"/>
+              </w:rPr>
+              <w:t>No</w:t>
+            </w:r>
+          </w:p>
+        </w:tc>
+      </w:tr>
+      <w:tr>
+        <w:trPr>
+          <w:tblCellSpacing w:w="15" w:type="dxa"/>
+        </w:trPr>
+        <w:tc>
+          <w:tcPr>
+            <w:tcW w:w="0" w:type="auto"/>
+            <w:vAlign w:val="center"/>
+            <w:hideMark/>
+          </w:tcPr>
+          <w:p>
+            <w:pPr>
+              <w:rPr>
+                <w:color w:val="000000" w:themeColor="text1"/>
+              </w:rPr>
+            </w:pPr>
+            <w:r>
+              <w:rPr>
+                <w:color w:val="000000" w:themeColor="text1"/>
+              </w:rPr>
+              <w:t>CollectD Monitoring</w:t>
+            </w:r>
+          </w:p>
+        </w:tc>
+        <w:tc>
+          <w:tcPr>
+            <w:tcW w:w="0" w:type="auto"/>
+            <w:vAlign w:val="center"/>
+            <w:hideMark/>
+          </w:tcPr>
+          <w:p>
+            <w:pPr>
+              <w:rPr>
+                <w:color w:val="000000" w:themeColor="text1"/>
+              </w:rPr>
+            </w:pPr>
+            <w:r>
+              <w:rPr>
+                <w:color w:val="000000" w:themeColor="text1"/>
+              </w:rPr>
+              <w:t>No</w:t>
+            </w:r>
+          </w:p>
+        </w:tc>
+      </w:tr>
+      <w:tr>
+        <w:trPr>
+          <w:tblCellSpacing w:w="15" w:type="dxa"/>
+        </w:trPr>
+        <w:tc>
+          <w:tcPr>
+            <w:tcW w:w="0" w:type="auto"/>
+            <w:vAlign w:val="center"/>
+            <w:hideMark/>
+          </w:tcPr>
+          <w:p>
+            <w:pPr>
+              <w:rPr>
+                <w:color w:val="000000" w:themeColor="text1"/>
+              </w:rPr>
+            </w:pPr>
+            <w:r>
+              <w:rPr>
+                <w:color w:val="000000" w:themeColor="text1"/>
+              </w:rPr>
+              <w:lastRenderedPageBreak/>
+              <w:t>Host Metrics Monitoring</w:t>
+            </w:r>
+          </w:p>
+        </w:tc>
+        <w:tc>
+          <w:tcPr>
+            <w:tcW w:w="0" w:type="auto"/>
+            <w:vAlign w:val="center"/>
+            <w:hideMark/>
+          </w:tcPr>
+          <w:p>
+            <w:pPr>
+              <w:rPr>
+                <w:color w:val="000000" w:themeColor="text1"/>
+              </w:rPr>
+            </w:pPr>
+            <w:r>
+              <w:rPr>
+                <w:color w:val="000000" w:themeColor="text1"/>
+              </w:rPr>
+              <w:t>Yes</w:t>
+            </w:r>
+          </w:p>
+        </w:tc>
+      </w:tr>
+      <w:tr>
+        <w:trPr>
+          <w:tblCellSpacing w:w="15" w:type="dxa"/>
+        </w:trPr>
+        <w:tc>
+          <w:tcPr>
+            <w:tcW w:w="0" w:type="auto"/>
+            <w:vAlign w:val="center"/>
+            <w:hideMark/>
+          </w:tcPr>
+          <w:p>
+            <w:pPr>
+              <w:rPr>
+                <w:color w:val="000000" w:themeColor="text1"/>
+              </w:rPr>
+            </w:pPr>
+            <w:r>
+              <w:rPr>
+                <w:color w:val="000000" w:themeColor="text1"/>
+              </w:rPr>
+              <w:t>CPU Per Core Monitoring</w:t>
+            </w:r>
+          </w:p>
+        </w:tc>
+        <w:tc>
+          <w:tcPr>
+            <w:tcW w:w="0" w:type="auto"/>
+            <w:vAlign w:val="center"/>
+            <w:hideMark/>
+          </w:tcPr>
+          <w:p>
+            <w:pPr>
+              <w:rPr>
+                <w:color w:val="000000" w:themeColor="text1"/>
+              </w:rPr>
+            </w:pPr>
+            <w:r>
+              <w:rPr>
+                <w:color w:val="000000" w:themeColor="text1"/>
+              </w:rPr>
+              <w:t>No</w:t>
+            </w:r>
+          </w:p>
+        </w:tc>
+      </w:tr>
+      <w:tr>
+        <w:trPr>
+          <w:tblCellSpacing w:w="15" w:type="dxa"/>
+        </w:trPr>
+        <w:tc>
+          <w:tcPr>
+            <w:tcW w:w="0" w:type="auto"/>
+            <w:vAlign w:val="center"/>
+            <w:hideMark/>
+          </w:tcPr>
+          <w:p>
+            <w:pPr>
+              <w:rPr>
+                <w:color w:val="000000" w:themeColor="text1"/>
+              </w:rPr>
+            </w:pPr>
+            <w:r>
+              <w:rPr>
+                <w:color w:val="000000" w:themeColor="text1"/>
+              </w:rPr>
+              <w:t>EC2 Dimensions</w:t>
+            </w:r>
+          </w:p>
+        </w:tc>
+        <w:tc>
+          <w:tcPr>
+            <w:tcW w:w="0" w:type="auto"/>
+            <w:vAlign w:val="center"/>
+            <w:hideMark/>
+          </w:tcPr>
+          <w:p>
+            <w:pPr>
+              <w:rPr>
+                <w:color w:val="000000" w:themeColor="text1"/>
+              </w:rPr>
+            </w:pPr>
+            <w:r>
+              <w:rPr>
+                <w:color w:val="000000" w:themeColor="text1"/>
+              </w:rPr>
+              <w:t>Yes</w:t>
+            </w:r>
+          </w:p>
+        </w:tc>
+      </w:tr>
+      <w:tr>
+        <w:trPr>
+          <w:tblCellSpacing w:w="15" w:type="dxa"/>
+        </w:trPr>
+        <w:tc>
+          <w:tcPr>
+            <w:tcW w:w="0" w:type="auto"/>
+            <w:vAlign w:val="center"/>
+            <w:hideMark/>
+          </w:tcPr>
+          <w:p>
+            <w:pPr>
+              <w:rPr>
+                <w:color w:val="000000" w:themeColor="text1"/>
+              </w:rPr>
+            </w:pPr>
+            <w:r>
+              <w:rPr>
+                <w:color w:val="000000" w:themeColor="text1"/>
+              </w:rPr>
+              <w:t>Aggregate EC2 Dimensions</w:t>
+            </w:r>
+          </w:p>
+        </w:tc>
+        <w:tc>
+          <w:tcPr>
+            <w:tcW w:w="0" w:type="auto"/>
+            <w:vAlign w:val="center"/>
+            <w:hideMark/>
+          </w:tcPr>
+          <w:p>
+            <w:pPr>
+              <w:rPr>
+                <w:color w:val="000000" w:themeColor="text1"/>
+              </w:rPr>
+            </w:pPr>
+            <w:r>
+              <w:rPr>
+                <w:color w:val="000000" w:themeColor="text1"/>
+              </w:rPr>
+              <w:t>No</w:t>
+            </w:r>
+          </w:p>
+        </w:tc>
+      </w:tr>
+      <w:tr>
+        <w:trPr>
+          <w:tblCellSpacing w:w="15" w:type="dxa"/>
+        </w:trPr>
+        <w:tc>
+          <w:tcPr>
+            <w:tcW w:w="0" w:type="auto"/>
+            <w:vAlign w:val="center"/>
+            <w:hideMark/>
+          </w:tcPr>
+          <w:p>
+            <w:pPr>
+              <w:rPr>
+                <w:color w:val="000000" w:themeColor="text1"/>
+              </w:rPr>
+            </w:pPr>
+            <w:r>
+              <w:rPr>
+                <w:color w:val="000000" w:themeColor="text1"/>
+              </w:rPr>
+              <w:t>Metrics Collection Interval</w:t>
+            </w:r>
+          </w:p>
+        </w:tc>
+        <w:tc>
+          <w:tcPr>
+            <w:tcW w:w="0" w:type="auto"/>
+            <w:vAlign w:val="center"/>
+            <w:hideMark/>
+          </w:tcPr>
+          <w:p>
+            <w:pPr>
+              <w:rPr>
+                <w:color w:val="000000" w:themeColor="text1"/>
+              </w:rPr>
+            </w:pPr>
+            <w:r>
+              <w:rPr>
+                <w:color w:val="000000" w:themeColor="text1"/>
+              </w:rPr>
+              <w:t>60 seconds</w:t>
+            </w:r>
+          </w:p>
+        </w:tc>
+      </w:tr>
+      <w:tr>
+        <w:trPr>
+          <w:tblCellSpacing w:w="15" w:type="dxa"/>
+        </w:trPr>
+        <w:tc>
+          <w:tcPr>
+            <w:tcW w:w="0" w:type="auto"/>
+            <w:vAlign w:val="center"/>
+            <w:hideMark/>
+          </w:tcPr>
+          <w:p>
+            <w:pPr>
+              <w:rPr>
+                <w:color w:val="000000" w:themeColor="text1"/>
+              </w:rPr>
+            </w:pPr>
+            <w:r>
+              <w:rPr>
+                <w:color w:val="000000" w:themeColor="text1"/>
+              </w:rPr>
+              <w:t>Default Metrics Configuration</w:t>
+            </w:r>
+          </w:p>
+        </w:tc>
+        <w:tc>
+          <w:tcPr>
+            <w:tcW w:w="0" w:type="auto"/>
+            <w:vAlign w:val="center"/>
+            <w:hideMark/>
+          </w:tcPr>
+          <w:p>
+            <w:pPr>
+              <w:rPr>
+                <w:color w:val="000000" w:themeColor="text1"/>
+              </w:rPr>
+            </w:pPr>
+            <w:r>
+              <w:rPr>
+                <w:color w:val="000000" w:themeColor="text1"/>
+              </w:rPr>
+              <w:t>Standard</w:t>
+            </w:r>
+          </w:p>
+        </w:tc>
+      </w:tr>
+      <w:tr>
+        <w:trPr>
+          <w:tblCellSpacing w:w="15" w:type="dxa"/>
+        </w:trPr>
+        <w:tc>
+          <w:tcPr>
+            <w:tcW w:w="0" w:type="auto"/>
+            <w:vAlign w:val="center"/>
+            <w:hideMark/>
+          </w:tcPr>
+          <w:p>
+            <w:pPr>
+              <w:rPr>
+                <w:color w:val="000000" w:themeColor="text1"/>
+              </w:rPr>
+            </w:pPr>
+            <w:r>
+              <w:rPr>
+                <w:color w:val="000000" w:themeColor="text1"/>
+              </w:rPr>
+              <w:t>Log File Monitoring</w:t>
+            </w:r>
+          </w:p>
+        </w:tc>
+        <w:tc>
+          <w:tcPr>
+            <w:tcW w:w="0" w:type="auto"/>
+            <w:vAlign w:val="center"/>
+            <w:hideMark/>
+          </w:tcPr>
+          <w:p>
+            <w:pPr>
+              <w:rPr>
+                <w:color w:val="000000" w:themeColor="text1"/>
+              </w:rPr>
+            </w:pPr>
+            <w:r>
+              <w:rPr>
+                <w:color w:val="000000" w:themeColor="text1"/>
+              </w:rPr>
+              <w:t>Yes</w:t>
+            </w:r>
+          </w:p>
+        </w:tc>
+      </w:tr>
+      <w:tr>
+        <w:trPr>
+          <w:tblCellSpacing w:w="15" w:type="dxa"/>
+        </w:trPr>
+        <w:tc>
+          <w:tcPr>
+            <w:tcW w:w="0" w:type="auto"/>
+            <w:vAlign w:val="center"/>
+            <w:hideMark/>
+          </w:tcPr>
+          <w:p>
+            <w:pPr>
+              <w:rPr>
+                <w:color w:val="000000" w:themeColor="text1"/>
+              </w:rPr>
+            </w:pPr>
+            <w:r>
+              <w:rPr>
+                <w:color w:val="000000" w:themeColor="text1"/>
+              </w:rPr>
+              <w:t>Tomcat Log File Path</w:t>
+            </w:r>
+          </w:p>
+        </w:tc>
+        <w:tc>
+          <w:tcPr>
+            <w:tcW w:w="0" w:type="auto"/>
+            <w:vAlign w:val="center"/>
+            <w:hideMark/>
+          </w:tcPr>
+          <w:p>
+            <w:pPr>
+              <w:rPr>
+                <w:color w:val="000000" w:themeColor="text1"/>
+              </w:rPr>
+            </w:pPr>
+            <w:r>
+              <w:rPr>
+                <w:color w:val="000000" w:themeColor="text1"/>
+              </w:rPr>
+              <w:t>/opt/tomcat/logs/catalina.out</w:t>
+            </w:r>
+          </w:p>
+        </w:tc>
+      </w:tr>
+      <w:tr>
+        <w:trPr>
+          <w:tblCellSpacing w:w="15" w:type="dxa"/>
+        </w:trPr>
+        <w:tc>
+          <w:tcPr>
+            <w:tcW w:w="0" w:type="auto"/>
+            <w:vAlign w:val="center"/>
+            <w:hideMark/>
+          </w:tcPr>
+          <w:p>
+            <w:pPr>
+              <w:rPr>
+                <w:color w:val="000000" w:themeColor="text1"/>
+              </w:rPr>
+            </w:pPr>
+            <w:r>
+              <w:rPr>
+                <w:color w:val="000000" w:themeColor="text1"/>
+              </w:rPr>
+              <w:t>Log Group Class</w:t>
+            </w:r>
+          </w:p>
+        </w:tc>
+        <w:tc>
+          <w:tcPr>
+            <w:tcW w:w="0" w:type="auto"/>
+            <w:vAlign w:val="center"/>
+            <w:hideMark/>
+          </w:tcPr>
+          <w:p>
+            <w:pPr>
+              <w:rPr>
+                <w:color w:val="000000" w:themeColor="text1"/>
+              </w:rPr>
+            </w:pPr>
+            <w:r>
+              <w:rPr>
+                <w:color w:val="000000" w:themeColor="text1"/>
+              </w:rPr>
+              <w:t>STANDARD</w:t>
+            </w:r>
+          </w:p>
+        </w:tc>
+      </w:tr>
+      <w:tr>
+        <w:trPr>
+          <w:tblCellSpacing w:w="15" w:type="dxa"/>
+        </w:trPr>
+        <w:tc>
+          <w:tcPr>
+            <w:tcW w:w="0" w:type="auto"/>
+            <w:vAlign w:val="center"/>
+            <w:hideMark/>
+          </w:tcPr>
+          <w:p>
+            <w:pPr>
+              <w:rPr>
+                <w:color w:val="000000" w:themeColor="text1"/>
+              </w:rPr>
+            </w:pPr>
+            <w:r>
+              <w:rPr>
+                <w:color w:val="000000" w:themeColor="text1"/>
+              </w:rPr>
+              <w:t>Log Retention</w:t>
+            </w:r>
+          </w:p>
+        </w:tc>
+        <w:tc>
+          <w:tcPr>
+            <w:tcW w:w="0" w:type="auto"/>
+            <w:vAlign w:val="center"/>
+            <w:hideMark/>
+          </w:tcPr>
+          <w:p>
+            <w:pPr>
+              <w:rPr>
+                <w:color w:val="000000" w:themeColor="text1"/>
+              </w:rPr>
+            </w:pPr>
+            <w:r>
+              <w:rPr>
+                <w:color w:val="000000" w:themeColor="text1"/>
+              </w:rPr>
+              <w:t>30 Days</w:t>
+            </w:r>
+          </w:p>
+        </w:tc>
+      </w:tr>
+      <w:tr>
+        <w:trPr>
+          <w:tblCellSpacing w:w="15" w:type="dxa"/>
+        </w:trPr>
+        <w:tc>
+          <w:tcPr>
+            <w:tcW w:w="0" w:type="auto"/>
+            <w:vAlign w:val="center"/>
+            <w:hideMark/>
+          </w:tcPr>
+          <w:p>
+            <w:pPr>
+              <w:rPr>
+                <w:color w:val="000000" w:themeColor="text1"/>
+              </w:rPr>
+            </w:pPr>
+            <w:r>
+              <w:rPr>
+                <w:color w:val="000000" w:themeColor="text1"/>
+              </w:rPr>
+              <w:t>AWS X-Ray Tracing</w:t>
+            </w:r>
+          </w:p>
+        </w:tc>
+        <w:tc>
+          <w:tcPr>
+            <w:tcW w:w="0" w:type="auto"/>
+            <w:vAlign w:val="center"/>
+            <w:hideMark/>
+          </w:tcPr>
+          <w:p>
+            <w:pPr>
+              <w:rPr>
+                <w:color w:val="000000" w:themeColor="text1"/>
+              </w:rPr>
+            </w:pPr>
+            <w:r>
+              <w:rPr>
+                <w:color w:val="000000" w:themeColor="text1"/>
+              </w:rPr>
+              <w:t>No</w:t>
+            </w:r>
+          </w:p>
+        </w:tc>
+      </w:tr>
+    </w:tbl>
+    <w:p>
+      <w:pPr>
+        <w:rPr>
+          <w:color w:val="000000" w:themeColor="text1"/>
+        </w:rPr>
+      </w:pPr>
+      <w:r>
+        <w:rPr>
+          <w:color w:val="000000" w:themeColor="text1"/>
+        </w:rPr>
+        <w:pict w14:anchorId="227A2A72">
+          <v:rect id="_x0000_i1115" style="width:0;height:1.5pt" o:hralign="center" o:hrstd="t" o:hr="t" fillcolor="#a0a0a0" stroked="f"/>
+        </w:pict>
+      </w:r>
+    </w:p>
+    <w:p>
+      <w:pPr>
+        <w:rPr>
+          <w:b/>
+          <w:bCs/>
+          <w:color w:val="000000" w:themeColor="text1"/>
+        </w:rPr>
+      </w:pPr>
+      <w:r>
+        <w:rPr>
+          <w:b/>
+          <w:bCs/>
+          <w:color w:val="000000" w:themeColor="text1"/>
+        </w:rPr>
+        <w:t>Generated Configuration File</w:t>
+      </w:r>
+    </w:p>
+    <w:p>
+      <w:pPr>
+        <w:rPr>
+          <w:color w:val="000000" w:themeColor="text1"/>
+        </w:rPr>
+      </w:pPr>
+      <w:r>
+        <w:rPr>
+          <w:color w:val="000000" w:themeColor="text1"/>
+        </w:rPr>
+        <w:t>CloudWatch Agent configuration file was created successfully:</w:t>
+      </w:r>
+    </w:p>
+    <w:p>
+      <w:pPr>
+        <w:rPr>
+          <w:color w:val="000000" w:themeColor="text1"/>
+        </w:rPr>
+      </w:pPr>
+      <w:r>
+        <w:rPr>
+          <w:color w:val="000000" w:themeColor="text1"/>
+        </w:rPr>
+        <w:t>/opt/aws/amazon-cloudwatch-agent/bin/config.json</w:t>
+      </w:r>
+    </w:p>
+    <w:p>
+      <w:pPr>
+        <w:rPr>
+          <w:color w:val="000000" w:themeColor="text1"/>
+        </w:rPr>
+      </w:pPr>
+      <w:r>
+        <w:rPr>
+          <w:color w:val="000000" w:themeColor="text1"/>
+        </w:rPr>
+        <w:t>The configuration collects:</w:t>
+      </w:r>
+    </w:p>
+    <w:p>
+      <w:pPr>
+        <w:numPr>
+          <w:ilvl w:val="0"/>
+          <w:numId w:val="10"/>
+        </w:numPr>
+        <w:rPr>
+          <w:color w:val="000000" w:themeColor="text1"/>
+        </w:rPr>
+      </w:pPr>
+      <w:r>
+        <w:rPr>
+          <w:color w:val="000000" w:themeColor="text1"/>
+        </w:rPr>
+        <w:t xml:space="preserve">EC2 host metrics </w:t>
+      </w:r>
+    </w:p>
+    <w:p>
+      <w:pPr>
+        <w:numPr>
+          <w:ilvl w:val="0"/>
+          <w:numId w:val="10"/>
+        </w:numPr>
+        <w:rPr>
+          <w:color w:val="000000" w:themeColor="text1"/>
+        </w:rPr>
+      </w:pPr>
+      <w:r>
+        <w:rPr>
+          <w:color w:val="000000" w:themeColor="text1"/>
+        </w:rPr>
+        <w:t xml:space="preserve">Memory utilization </w:t>
+      </w:r>
+    </w:p>
+    <w:p>
+      <w:pPr>
+        <w:numPr>
+          <w:ilvl w:val="0"/>
+          <w:numId w:val="10"/>
+        </w:numPr>
+        <w:rPr>
+          <w:color w:val="000000" w:themeColor="text1"/>
+        </w:rPr>
+      </w:pPr>
+      <w:r>
+        <w:rPr>
+          <w:color w:val="000000" w:themeColor="text1"/>
+        </w:rPr>
+        <w:t xml:space="preserve">Disk utilization </w:t>
+      </w:r>
+    </w:p>
+    <w:p>
+      <w:pPr>
+        <w:numPr>
+          <w:ilvl w:val="0"/>
+          <w:numId w:val="10"/>
+        </w:numPr>
+        <w:rPr>
+          <w:color w:val="000000" w:themeColor="text1"/>
+        </w:rPr>
+      </w:pPr>
+      <w:r>
+        <w:rPr>
+          <w:color w:val="000000" w:themeColor="text1"/>
+        </w:rPr>
+        <w:t xml:space="preserve">Disk I/O </w:t>
+      </w:r>
+    </w:p>
+    <w:p>
+      <w:pPr>
+        <w:numPr>
+          <w:ilvl w:val="0"/>
+          <w:numId w:val="10"/>
+        </w:numPr>
+        <w:rPr>
+          <w:color w:val="000000" w:themeColor="text1"/>
+        </w:rPr>
+      </w:pPr>
+      <w:r>
+        <w:rPr>
+          <w:color w:val="000000" w:themeColor="text1"/>
+        </w:rPr>
+        <w:t xml:space="preserve">Swap utilization </w:t>
+      </w:r>
+    </w:p>
+    <w:p>
+      <w:pPr>
+        <w:numPr>
+          <w:ilvl w:val="0"/>
+          <w:numId w:val="10"/>
+        </w:numPr>
+        <w:rPr>
+          <w:color w:val="000000" w:themeColor="text1"/>
+        </w:rPr>
+      </w:pPr>
+      <w:r>
+        <w:rPr>
+          <w:color w:val="000000" w:themeColor="text1"/>
+        </w:rPr>
+        <w:t xml:space="preserve">Tomcat application logs </w:t>
+      </w:r>
+    </w:p>
+    <w:p>
+      <w:pPr>
+        <w:rPr>
+          <w:color w:val="000000" w:themeColor="text1"/>
+        </w:rPr>
+      </w:pPr>
+      <w:r>
+        <w:rPr>
+          <w:color w:val="000000" w:themeColor="text1"/>
+        </w:rPr>
+        <w:pict w14:anchorId="43BB14A1">
+          <v:rect id="_x0000_i1116" style="width:0;height:1.5pt" o:hralign="center" o:hrstd="t" o:hr="t" fillcolor="#a0a0a0" stroked="f"/>
+        </w:pict>
+      </w:r>
+    </w:p>
+    <w:p>
+      <w:pPr>
+        <w:rPr>
+          <w:color w:val="000000" w:themeColor="text1"/>
+        </w:rPr>
+      </w:pPr>
+      <w:r>
+        <w:rPr>
+          <w:b/>
+          <w:bCs/>
+          <w:color w:val="000000" w:themeColor="text1"/>
+        </w:rPr>
+        <w:t>Screenshot to add:</w:t>
+      </w:r>
+    </w:p>
+    <w:p>
+      <w:pPr>
+        <w:numPr>
+          <w:ilvl w:val="0"/>
+          <w:numId w:val="11"/>
+        </w:numPr>
+        <w:rPr>
+          <w:color w:val="000000" w:themeColor="text1"/>
+        </w:rPr>
+      </w:pPr>
+      <w:r>
+        <w:rPr>
+          <w:color w:val="000000" w:themeColor="text1"/>
+        </w:rPr>
+        <w:t>Final CloudWatch Agent configuration output showing:</w:t>
+      </w:r>
+    </w:p>
+    <w:p>
+      <w:pPr>
+        <w:rPr>
+          <w:color w:val="000000" w:themeColor="text1"/>
+        </w:rPr>
+      </w:pPr>
+      <w:r>
+        <w:rPr>
+          <w:color w:val="000000" w:themeColor="text1"/>
+        </w:rPr>
+        <w:t>Saved config file to /opt/aws/amazon-cloudwatch-agent/bin/config.json successfully</w:t>
+      </w:r>
+    </w:p>
+    <w:p>
+      <w:pPr>
+        <w:rPr>
+          <w:color w:val="000000" w:themeColor="text1"/>
+        </w:rPr>
+      </w:pPr>
+      <w:r>
+        <w:rPr>
+          <w:color w:val="000000" w:themeColor="text1"/>
+        </w:rPr>
+        <w:lastRenderedPageBreak/>
+        <w:drawing>
+          <wp:inline distT="0" distB="0" distL="0" distR="0" wp14:anchorId="63AE987D" wp14:editId="4B468C7F">
+            <wp:extent cx="5731510" cy="1407160"/>
+            <wp:effectExtent l="0" t="0" r="2540" b="2540"/>
+            <wp:docPr id="314837899" name="Picture 1"/>
+            <wp:cNvGraphicFramePr>
+              <a:graphicFrameLocks xmlns:a="http://schemas.openxmlformats.org/drawingml/2006/main" noChangeAspect="1"/>
+            </wp:cNvGraphicFramePr>
+            <a:graphic xmlns:a="http://schemas.openxmlformats.org/drawingml/2006/main">
+              <a:graphicData uri="http://schemas.openxmlformats.org/drawingml/2006/picture">
+                <pic:pic xmlns:pic="http://schemas.openxmlformats.org/drawingml/2006/picture">
+                  <pic:nvPicPr>
+                    <pic:cNvPr id="314837899" name=""/>
+                    <pic:cNvPicPr/>
+                  </pic:nvPicPr>
+                  <pic:blipFill>
+                    <a:blip r:embed="rId22"/>
+                    <a:stretch>
+                      <a:fillRect/>
+                    </a:stretch>
+                  </pic:blipFill>
+                  <pic:spPr>
+                    <a:xfrm>
+                      <a:off x="0" y="0"/>
+                      <a:ext cx="5731510" cy="1407160"/>
+                    </a:xfrm>
+                    <a:prstGeom prst="rect">
+                      <a:avLst/>
+                    </a:prstGeom>
+                  </pic:spPr>
+                </pic:pic>
+              </a:graphicData>
+            </a:graphic>
+          </wp:inline>
+        </w:drawing>
+      </w:r>
+    </w:p>
+    <w:p>
+      <w:pPr>
+        <w:rPr>
+          <w:color w:val="000000" w:themeColor="text1"/>
+        </w:rPr>
+      </w:pPr>
+    </w:p>
+    <w:p>
+      <w:pPr>
+        <w:rPr>
+          <w:color w:val="000000" w:themeColor="text1"/>
+        </w:rPr>
+      </w:pPr>
+      <w:r>
+        <w:rPr>
+          <w:color w:val="000000" w:themeColor="text1"/>
+        </w:rPr>
+        <w:t>Then your next section will be:</w:t>
+      </w:r>
+    </w:p>
+    <w:p>
+      <w:pPr>
+        <w:rPr>
+          <w:b/>
+          <w:bCs/>
+          <w:color w:val="000000" w:themeColor="text1"/>
+        </w:rPr>
+      </w:pPr>
+      <w:r>
+        <w:rPr>
+          <w:b/>
+          <w:bCs/>
+          <w:color w:val="000000" w:themeColor="text1"/>
+        </w:rPr>
+        <w:t>Step 3: Start CloudWatch Agent</w:t>
+      </w:r>
+    </w:p>
+    <w:p>
+      <w:pPr>
+        <w:rPr>
+          <w:color w:val="000000" w:themeColor="text1"/>
+        </w:rPr>
+      </w:pPr>
+      <w:r>
+        <w:rPr>
+          <w:color w:val="000000" w:themeColor="text1"/>
+        </w:rPr>
+        <w:t>sudo /opt/aws/amazon-cloudwatch-agent/bin/amazon-cloudwatch-agent-ctl \</w:t>
+      </w:r>
+    </w:p>
+    <w:p>
+      <w:pPr>
+        <w:rPr>
+          <w:color w:val="000000" w:themeColor="text1"/>
+        </w:rPr>
+      </w:pPr>
+      <w:r>
+        <w:rPr>
+          <w:color w:val="000000" w:themeColor="text1"/>
+        </w:rPr>
+        <w:t>-a fetch-config \</w:t>
+      </w:r>
+    </w:p>
+    <w:p>
+      <w:pPr>
+        <w:rPr>
+          <w:color w:val="000000" w:themeColor="text1"/>
+        </w:rPr>
+      </w:pPr>
+      <w:r>
+        <w:rPr>
+          <w:color w:val="000000" w:themeColor="text1"/>
+        </w:rPr>
+        <w:t>-m ec2 \</w:t>
+      </w:r>
+    </w:p>
+    <w:p>
+      <w:pPr>
+        <w:rPr>
+          <w:color w:val="000000" w:themeColor="text1"/>
+        </w:rPr>
+      </w:pPr>
+      <w:r>
+        <w:rPr>
+          <w:color w:val="000000" w:themeColor="text1"/>
+        </w:rPr>
+        <w:t>-c file:/opt/aws/amazon-cloudwatch-agent/bin/config.json \</w:t>
+      </w:r>
+    </w:p>
+    <w:p>
+      <w:pPr>
+        <w:rPr>
+          <w:color w:val="000000" w:themeColor="text1"/>
+        </w:rPr>
+      </w:pPr>
+      <w:r>
+        <w:rPr>
+          <w:color w:val="000000" w:themeColor="text1"/>
+        </w:rPr>
+        <w:t>-s</w:t>
+      </w:r>
+    </w:p>
+    <w:p>
+      <w:pPr>
+        <w:rPr>
+          <w:color w:val="000000" w:themeColor="text1"/>
+        </w:rPr>
+      </w:pPr>
+      <w:r>
+        <w:rPr>
+          <w:color w:val="000000" w:themeColor="text1"/>
+        </w:rPr>
+        <w:drawing>
+          <wp:inline distT="0" distB="0" distL="0" distR="0" wp14:anchorId="58C05822" wp14:editId="5D58A5E7">
+            <wp:extent cx="5731510" cy="4295775"/>
+            <wp:effectExtent l="0" t="0" r="2540" b="9525"/>
+            <wp:docPr id="1860151905" name="Picture 1"/>
+            <wp:cNvGraphicFramePr>
+              <a:graphicFrameLocks xmlns:a="http://schemas.openxmlformats.org/drawingml/2006/main" noChangeAspect="1"/>
+            </wp:cNvGraphicFramePr>
+            <a:graphic xmlns:a="http://schemas.openxmlformats.org/drawingml/2006/main">
+              <a:graphicData uri="http://schemas.openxmlformats.org/drawingml/2006/picture">
+                <pic:pic xmlns:pic="http://schemas.openxmlformats.org/drawingml/2006/picture">
+                  <pic:nvPicPr>
+                    <pic:cNvPr id="1860151905" name=""/>
+                    <pic:cNvPicPr/>
+                  </pic:nvPicPr>
+                  <pic:blipFill>
+                    <a:blip r:embed="rId23"/>
+                    <a:stretch>
+                      <a:fillRect/>
+                    </a:stretch>
+                  </pic:blipFill>
+                  <pic:spPr>
+                    <a:xfrm>
+                      <a:off x="0" y="0"/>
+                      <a:ext cx="5731510" cy="4295775"/>
+                    </a:xfrm>
+                    <a:prstGeom prst="rect">
+                      <a:avLst/>
+                    </a:prstGeom>
+                  </pic:spPr>
+                </pic:pic>
+              </a:graphicData>
+            </a:graphic>
+          </wp:inline>
+        </w:drawing>
+      </w:r>
+    </w:p>
+    <w:p>
+      <w:pPr>
+        <w:rPr>
+          <w:color w:val="000000" w:themeColor="text1"/>
+        </w:rPr>
+      </w:pPr>
+    </w:p>
+    <w:p>
+      <w:pPr>
+        <w:rPr>
+          <w:b/>
+          <w:bCs/>
+          <w:color w:val="000000" w:themeColor="text1"/>
+        </w:rPr>
+      </w:pPr>
+      <w:r>
+        <w:rPr>
+          <w:b/>
+          <w:bCs/>
+          <w:color w:val="000000" w:themeColor="text1"/>
+        </w:rPr>
+        <w:t>Next Step: Verify Tomcat Process Metric</w:t>
+      </w:r>
+    </w:p>
+    <w:p>
+      <w:pPr>
+        <w:rPr>
+          <w:color w:val="000000" w:themeColor="text1"/>
+        </w:rPr>
+      </w:pPr>
+      <w:r>
+        <w:rPr>
+          <w:color w:val="000000" w:themeColor="text1"/>
+        </w:rPr>
+        <w:lastRenderedPageBreak/>
+        <w:t>Wait for 2-5 minutes, then go to:</w:t>
+      </w:r>
+    </w:p>
+    <w:p>
+      <w:pPr>
+        <w:rPr>
+          <w:color w:val="000000" w:themeColor="text1"/>
+        </w:rPr>
+      </w:pPr>
+      <w:r>
+        <w:rPr>
+          <w:b/>
+          <w:bCs/>
+          <w:color w:val="000000" w:themeColor="text1"/>
+        </w:rPr>
+        <w:t>AWS Console → CloudWatch → Metrics → All metrics</w:t>
+      </w:r>
+    </w:p>
+    <w:p>
+      <w:pPr>
+        <w:rPr>
+          <w:color w:val="000000" w:themeColor="text1"/>
+        </w:rPr>
+      </w:pPr>
+      <w:r>
+        <w:rPr>
+          <w:color w:val="000000" w:themeColor="text1"/>
+        </w:rPr>
+        <w:t>Choose:</w:t>
+      </w:r>
+    </w:p>
+    <w:p>
+      <w:pPr>
+        <w:rPr>
+          <w:color w:val="000000" w:themeColor="text1"/>
+        </w:rPr>
+      </w:pPr>
+      <w:r>
+        <w:rPr>
+          <w:color w:val="000000" w:themeColor="text1"/>
+        </w:rPr>
+        <w:t>CWAgent</w:t>
+      </w:r>
+    </w:p>
+    <w:p>
+      <w:pPr>
+        <w:rPr>
+          <w:color w:val="000000" w:themeColor="text1"/>
+        </w:rPr>
+      </w:pPr>
+      <w:r>
+        <w:rPr>
+          <w:color w:val="000000" w:themeColor="text1"/>
+        </w:rPr>
+        <w:t>Then:</w:t>
+      </w:r>
+    </w:p>
+    <w:p>
+      <w:pPr>
+        <w:rPr>
+          <w:color w:val="000000" w:themeColor="text1"/>
+        </w:rPr>
+      </w:pPr>
+      <w:r>
+        <w:rPr>
+          <w:color w:val="000000" w:themeColor="text1"/>
+        </w:rPr>
+        <w:t>InstanceId</w:t>
+      </w:r>
+    </w:p>
+    <w:p>
+      <w:pPr>
+        <w:rPr>
+          <w:color w:val="000000" w:themeColor="text1"/>
+        </w:rPr>
+      </w:pPr>
+      <w:r>
+        <w:rPr>
+          <w:color w:val="000000" w:themeColor="text1"/>
+        </w:rPr>
+        <w:t>Select your instance:</w:t>
+      </w:r>
+    </w:p>
+    <w:p>
+      <w:pPr>
+        <w:rPr>
+          <w:color w:val="000000" w:themeColor="text1"/>
+        </w:rPr>
+      </w:pPr>
+      <w:r>
+        <w:rPr>
+          <w:color w:val="000000" w:themeColor="text1"/>
+        </w:rPr>
+        <w:t>i-00b8fd120af77090a</w:t>
+      </w:r>
+    </w:p>
+    <w:p>
+      <w:pPr>
+        <w:rPr>
+          <w:color w:val="000000" w:themeColor="text1"/>
+        </w:rPr>
+      </w:pPr>
+      <w:r>
+        <w:rPr>
+          <w:color w:val="000000" w:themeColor="text1"/>
+        </w:rPr>
+        <w:t>Look for:</w:t>
+      </w:r>
+    </w:p>
+    <w:p>
+      <w:pPr>
+        <w:rPr>
+          <w:color w:val="000000" w:themeColor="text1"/>
+        </w:rPr>
+      </w:pPr>
+      <w:r>
+        <w:rPr>
+          <w:color w:val="000000" w:themeColor="text1"/>
+        </w:rPr>
+        <w:t>procstat</w:t>
+      </w:r>
+    </w:p>
+    <w:p>
+      <w:pPr>
+        <w:rPr>
+          <w:color w:val="000000" w:themeColor="text1"/>
+        </w:rPr>
+      </w:pPr>
+      <w:r>
+        <w:rPr>
+          <w:color w:val="000000" w:themeColor="text1"/>
+        </w:rPr>
+        <w:t>You should see:</w:t>
+      </w:r>
+    </w:p>
+    <w:p>
+      <w:pPr>
+        <w:rPr>
+          <w:color w:val="000000" w:themeColor="text1"/>
+        </w:rPr>
+      </w:pPr>
+      <w:r>
+        <w:rPr>
+          <w:color w:val="000000" w:themeColor="text1"/>
+        </w:rPr>
+        <w:t>pid_count</w:t>
+      </w:r>
+    </w:p>
+    <w:p>
+      <w:pPr>
+        <w:rPr>
+          <w:color w:val="000000" w:themeColor="text1"/>
+        </w:rPr>
+      </w:pPr>
+      <w:r>
+        <w:rPr>
+          <w:color w:val="000000" w:themeColor="text1"/>
+        </w:rPr>
+        <w:t>The value should be:</w:t>
+      </w:r>
+    </w:p>
+    <w:p>
+      <w:pPr>
+        <w:rPr>
+          <w:color w:val="000000" w:themeColor="text1"/>
+        </w:rPr>
+      </w:pPr>
+      <w:r>
+        <w:rPr>
+          <w:color w:val="000000" w:themeColor="text1"/>
+        </w:rPr>
+        <w:t>1</w:t>
+      </w:r>
+    </w:p>
+    <w:p>
+      <w:pPr>
+        <w:rPr>
+          <w:color w:val="000000" w:themeColor="text1"/>
+        </w:rPr>
+      </w:pPr>
+      <w:r>
+        <w:rPr>
+          <w:color w:val="000000" w:themeColor="text1"/>
+        </w:rPr>
+        <w:t>because Tomcat Java process is running.</w:t>
+      </w:r>
+    </w:p>
+    <w:p>
+      <w:pPr>
+        <w:rPr>
+          <w:color w:val="000000" w:themeColor="text1"/>
+        </w:rPr>
+      </w:pPr>
+      <w:r>
+        <w:rPr>
+          <w:color w:val="000000" w:themeColor="text1"/>
+        </w:rPr>
+        <w:pict w14:anchorId="05C93C35">
+          <v:rect id="_x0000_i1131" style="width:0;height:1.5pt" o:hralign="center" o:hrstd="t" o:hr="t" fillcolor="#a0a0a0" stroked="f"/>
+        </w:pict>
+      </w:r>
+    </w:p>
+    <w:p>
+      <w:pPr>
+        <w:rPr>
+          <w:b/>
+          <w:bCs/>
+          <w:color w:val="000000" w:themeColor="text1"/>
+        </w:rPr>
+      </w:pPr>
+      <w:r>
+        <w:rPr>
+          <w:b/>
+          <w:bCs/>
+          <w:color w:val="000000" w:themeColor="text1"/>
+        </w:rPr>
+        <w:t>Then Task 5 Dashboard</w:t>
+      </w:r>
+    </w:p>
+    <w:p>
+      <w:pPr>
+        <w:rPr>
+          <w:color w:val="000000" w:themeColor="text1"/>
+        </w:rPr>
+      </w:pPr>
+      <w:r>
+        <w:rPr>
+          <w:color w:val="000000" w:themeColor="text1"/>
+        </w:rPr>
+        <w:t>Create Dashboard:</w:t>
+      </w:r>
+    </w:p>
+    <w:p>
+      <w:pPr>
+        <w:rPr>
+          <w:color w:val="000000" w:themeColor="text1"/>
+        </w:rPr>
+      </w:pPr>
+      <w:r>
+        <w:rPr>
+          <w:color w:val="000000" w:themeColor="text1"/>
+        </w:rPr>
+        <w:t>CloudWatch → Dashboards → Create dashboard</w:t>
+      </w:r>
+    </w:p>
+    <w:p>
+      <w:pPr>
+        <w:rPr>
+          <w:color w:val="000000" w:themeColor="text1"/>
+        </w:rPr>
+      </w:pPr>
+      <w:r>
+        <w:rPr>
+          <w:color w:val="000000" w:themeColor="text1"/>
+        </w:rPr>
+        <w:t>Name:</w:t>
+      </w:r>
+    </w:p>
+    <w:p>
+      <w:pPr>
+        <w:rPr>
+          <w:color w:val="000000" w:themeColor="text1"/>
+        </w:rPr>
+      </w:pPr>
+      <w:r>
+        <w:rPr>
+          <w:color w:val="000000" w:themeColor="text1"/>
+        </w:rPr>
+        <w:t>Tomcat-Service-Monitoring</w:t>
+      </w:r>
+    </w:p>
+    <w:p>
+      <w:pPr>
+        <w:rPr>
+          <w:color w:val="000000" w:themeColor="text1"/>
+        </w:rPr>
+      </w:pPr>
+      <w:r>
+        <w:rPr>
+          <w:color w:val="000000" w:themeColor="text1"/>
+        </w:rPr>
+        <w:t>Add widgets:</w:t>
+      </w:r>
+    </w:p>
+    <w:p>
+      <w:pPr>
+        <w:rPr>
+          <w:b/>
+          <w:bCs/>
+          <w:color w:val="000000" w:themeColor="text1"/>
+        </w:rPr>
+      </w:pPr>
+      <w:r>
+        <w:rPr>
+          <w:b/>
+          <w:bCs/>
+          <w:color w:val="000000" w:themeColor="text1"/>
+        </w:rPr>
+        <w:t>Widget 1: CPU</w:t>
+      </w:r>
+    </w:p>
+    <w:p>
+      <w:pPr>
+        <w:rPr>
+          <w:color w:val="000000" w:themeColor="text1"/>
+        </w:rPr>
+      </w:pPr>
+      <w:r>
+        <w:rPr>
+          <w:color w:val="000000" w:themeColor="text1"/>
+        </w:rPr>
+        <w:t>Metric:</w:t>
+      </w:r>
+    </w:p>
+    <w:p>
+      <w:pPr>
+        <w:rPr>
+          <w:color w:val="000000" w:themeColor="text1"/>
+        </w:rPr>
+      </w:pPr>
+      <w:r>
+        <w:rPr>
+          <w:color w:val="000000" w:themeColor="text1"/>
+        </w:rPr>
+        <w:t>AWS/EC2</w:t>
+      </w:r>
+    </w:p>
+    <w:p>
+      <w:pPr>
+        <w:rPr>
+          <w:color w:val="000000" w:themeColor="text1"/>
+        </w:rPr>
+      </w:pPr>
+      <w:r>
+        <w:rPr>
+          <w:color w:val="000000" w:themeColor="text1"/>
+        </w:rPr>
+        <w:t>→ CPUUtilization</w:t>
+      </w:r>
+    </w:p>
+    <w:p>
+      <w:pPr>
+        <w:rPr>
+          <w:color w:val="000000" w:themeColor="text1"/>
+        </w:rPr>
+      </w:pPr>
+      <w:r>
+        <w:rPr>
+          <w:color w:val="000000" w:themeColor="text1"/>
+        </w:rPr>
+        <w:t>→ App-Monitoring-Server</w:t>
+      </w:r>
+    </w:p>
+    <w:p>
+      <w:pPr>
+        <w:rPr>
+          <w:b/>
+          <w:bCs/>
+          <w:color w:val="000000" w:themeColor="text1"/>
+        </w:rPr>
+      </w:pPr>
+      <w:r>
+        <w:rPr>
+          <w:b/>
+          <w:bCs/>
+          <w:color w:val="000000" w:themeColor="text1"/>
+        </w:rPr>
+        <w:t>Widget 2: Tomcat Process</w:t>
+      </w:r>
+    </w:p>
+    <w:p>
+      <w:pPr>
+        <w:rPr>
+          <w:color w:val="000000" w:themeColor="text1"/>
+        </w:rPr>
+      </w:pPr>
+      <w:r>
+        <w:rPr>
+          <w:color w:val="000000" w:themeColor="text1"/>
+        </w:rPr>
+        <w:t>Metric:</w:t>
+      </w:r>
+    </w:p>
+    <w:p>
+      <w:pPr>
+        <w:rPr>
+          <w:color w:val="000000" w:themeColor="text1"/>
+        </w:rPr>
+      </w:pPr>
+      <w:r>
+        <w:rPr>
+          <w:color w:val="000000" w:themeColor="text1"/>
+        </w:rPr>
+        <w:t>CWAgent</w:t>
+      </w:r>
+    </w:p>
+    <w:p>
+      <w:pPr>
+        <w:rPr>
+          <w:color w:val="000000" w:themeColor="text1"/>
+        </w:rPr>
+      </w:pPr>
+      <w:r>
+        <w:rPr>
+          <w:color w:val="000000" w:themeColor="text1"/>
+        </w:rPr>
+        <w:t>→ procstat</w:t>
+      </w:r>
+    </w:p>
+    <w:p>
+      <w:pPr>
+        <w:rPr>
+          <w:color w:val="000000" w:themeColor="text1"/>
+        </w:rPr>
+      </w:pPr>
+      <w:r>
+        <w:rPr>
+          <w:color w:val="000000" w:themeColor="text1"/>
+        </w:rPr>
+        <w:lastRenderedPageBreak/>
+        <w:t>→ pid_count</w:t>
+      </w:r>
+    </w:p>
+    <w:p>
+      <w:pPr>
+        <w:rPr>
+          <w:color w:val="000000" w:themeColor="text1"/>
+        </w:rPr>
+      </w:pPr>
+      <w:r>
+        <w:rPr>
+          <w:color w:val="000000" w:themeColor="text1"/>
+        </w:rPr>
+        <w:pict w14:anchorId="1417815E">
+          <v:rect id="_x0000_i1132" style="width:0;height:1.5pt" o:hralign="center" o:hrstd="t" o:hr="t" fillcolor="#a0a0a0" stroked="f"/>
+        </w:pict>
+      </w:r>
+    </w:p>
+    <w:p>
+      <w:pPr>
+        <w:rPr>
+          <w:b/>
+          <w:bCs/>
+          <w:color w:val="000000" w:themeColor="text1"/>
+        </w:rPr>
+      </w:pPr>
+      <w:r>
+        <w:rPr>
+          <w:b/>
+          <w:bCs/>
+          <w:color w:val="000000" w:themeColor="text1"/>
+        </w:rPr>
+        <w:t>Then Tomcat Alarm</w:t>
+      </w:r>
+    </w:p>
+    <w:p>
+      <w:pPr>
+        <w:rPr>
+          <w:color w:val="000000" w:themeColor="text1"/>
+        </w:rPr>
+      </w:pPr>
+      <w:r>
+        <w:rPr>
+          <w:color w:val="000000" w:themeColor="text1"/>
+        </w:rPr>
+        <w:t>Create alarm:</w:t>
+      </w:r>
+    </w:p>
+    <w:p>
+      <w:pPr>
+        <w:rPr>
+          <w:color w:val="000000" w:themeColor="text1"/>
+        </w:rPr>
+      </w:pPr>
+      <w:r>
+        <w:rPr>
+          <w:color w:val="000000" w:themeColor="text1"/>
+        </w:rPr>
+        <w:t>Metric:</w:t>
+      </w:r>
+    </w:p>
+    <w:p>
+      <w:pPr>
+        <w:rPr>
+          <w:color w:val="000000" w:themeColor="text1"/>
+        </w:rPr>
+      </w:pPr>
+      <w:r>
+        <w:rPr>
+          <w:color w:val="000000" w:themeColor="text1"/>
+        </w:rPr>
+        <w:t>CWAgent</w:t>
+      </w:r>
+    </w:p>
+    <w:p>
+      <w:pPr>
+        <w:rPr>
+          <w:color w:val="000000" w:themeColor="text1"/>
+        </w:rPr>
+      </w:pPr>
+      <w:r>
+        <w:rPr>
+          <w:color w:val="000000" w:themeColor="text1"/>
+        </w:rPr>
+        <w:t>→ procstat</w:t>
+      </w:r>
+    </w:p>
+    <w:p>
+      <w:pPr>
+        <w:rPr>
+          <w:color w:val="000000" w:themeColor="text1"/>
+        </w:rPr>
+      </w:pPr>
+      <w:r>
+        <w:rPr>
+          <w:color w:val="000000" w:themeColor="text1"/>
+        </w:rPr>
+        <w:t>→ pid_count</w:t>
+      </w:r>
+    </w:p>
+    <w:p>
+      <w:pPr>
+        <w:rPr>
+          <w:color w:val="000000" w:themeColor="text1"/>
+        </w:rPr>
+      </w:pPr>
+      <w:r>
+        <w:rPr>
+          <w:color w:val="000000" w:themeColor="text1"/>
+        </w:rPr>
+        <w:t>Condition:</w:t>
+      </w:r>
+    </w:p>
+    <w:p>
+      <w:pPr>
+        <w:rPr>
+          <w:color w:val="000000" w:themeColor="text1"/>
+        </w:rPr>
+      </w:pPr>
+      <w:r>
+        <w:rPr>
+          <w:color w:val="000000" w:themeColor="text1"/>
+        </w:rPr>
+        <w:t>Less than 1</w:t>
+      </w:r>
+    </w:p>
+    <w:p>
+      <w:pPr>
+        <w:rPr>
+          <w:color w:val="000000" w:themeColor="text1"/>
+        </w:rPr>
+      </w:pPr>
+      <w:r>
+        <w:rPr>
+          <w:color w:val="000000" w:themeColor="text1"/>
+        </w:rPr>
+        <w:t>Meaning:</w:t>
+      </w:r>
+    </w:p>
+    <w:p>
+      <w:pPr>
+        <w:rPr>
+          <w:color w:val="000000" w:themeColor="text1"/>
+        </w:rPr>
+      </w:pPr>
+      <w:r>
+        <w:rPr>
+          <w:color w:val="000000" w:themeColor="text1"/>
+        </w:rPr>
+        <w:t>0 = Tomcat stopped</w:t>
+      </w:r>
+    </w:p>
+    <w:p>
+      <w:pPr>
+        <w:rPr>
+          <w:color w:val="000000" w:themeColor="text1"/>
+        </w:rPr>
+      </w:pPr>
+      <w:r>
+        <w:rPr>
+          <w:color w:val="000000" w:themeColor="text1"/>
+        </w:rPr>
+        <w:t>1 = Tomcat running</w:t>
+      </w:r>
+    </w:p>
+    <w:p>
+      <w:pPr>
+        <w:rPr>
+          <w:color w:val="000000" w:themeColor="text1"/>
+        </w:rPr>
+      </w:pPr>
+      <w:r>
+        <w:rPr>
+          <w:color w:val="000000" w:themeColor="text1"/>
+        </w:rPr>
+        <w:t>Action:</w:t>
+      </w:r>
+    </w:p>
+    <w:p>
+      <w:pPr>
+        <w:rPr>
+          <w:color w:val="000000" w:themeColor="text1"/>
+        </w:rPr>
+      </w:pPr>
+      <w:r>
+        <w:rPr>
+          <w:color w:val="000000" w:themeColor="text1"/>
+        </w:rPr>
+        <w:t>SNS Topic:</w:t>
+      </w:r>
+    </w:p>
+    <w:p>
+      <w:pPr>
+        <w:rPr>
+          <w:color w:val="000000" w:themeColor="text1"/>
+        </w:rPr>
+      </w:pPr>
+      <w:r>
+        <w:rPr>
+          <w:color w:val="000000" w:themeColor="text1"/>
+        </w:rPr>
+        <w:t>Alerts</w:t>
+      </w:r>
+    </w:p>
+    <w:p>
+      <w:pPr>
+        <w:rPr>
+          <w:color w:val="000000" w:themeColor="text1"/>
+        </w:rPr>
+      </w:pPr>
+    </w:p>
+    <w:p>
+      <w:pPr>
+        <w:rPr>
+          <w:color w:val="000000" w:themeColor="text1"/>
+        </w:rPr>
+      </w:pPr>
+      <w:r>
+        <w:rPr>
+          <w:color w:val="000000" w:themeColor="text1"/>
+        </w:rPr>
+        <w:t>Email:</w:t>
+      </w:r>
+    </w:p>
+    <w:p>
+      <w:pPr>
+        <w:rPr>
+          <w:color w:val="000000" w:themeColor="text1"/>
+        </w:rPr>
+      </w:pPr>
+      <w:r>
+        <w:rPr>
+          <w:color w:val="000000" w:themeColor="text1"/>
+        </w:rPr>
+        <w:t>venuinfo93@gmail.com</w:t>
+      </w:r>
+    </w:p>
+    <w:p>
+      <w:pPr>
+        <w:rPr>
+          <w:color w:val="000000" w:themeColor="text1"/>
+        </w:rPr>
+      </w:pPr>
+      <w:r>
+        <w:rPr>
+          <w:color w:val="000000" w:themeColor="text1"/>
+        </w:rPr>
+        <w:drawing>
+          <wp:inline distT="0" distB="0" distL="0" distR="0" wp14:anchorId="4BF5982A" wp14:editId="0BCC64A2">
+            <wp:extent cx="5731510" cy="3268980"/>
+            <wp:effectExtent l="0" t="0" r="2540" b="7620"/>
+            <wp:docPr id="615279562" name="Picture 1"/>
+            <wp:cNvGraphicFramePr>
+              <a:graphicFrameLocks xmlns:a="http://schemas.openxmlformats.org/drawingml/2006/main" noChangeAspect="1"/>
+            </wp:cNvGraphicFramePr>
+            <a:graphic xmlns:a="http://schemas.openxmlformats.org/drawingml/2006/main">
+              <a:graphicData uri="http://schemas.openxmlformats.org/drawingml/2006/picture">
+                <pic:pic xmlns:pic="http://schemas.openxmlformats.org/drawingml/2006/picture">
+                  <pic:nvPicPr>
+                    <pic:cNvPr id="615279562" name=""/>
+                    <pic:cNvPicPr/>
+                  </pic:nvPicPr>
+                  <pic:blipFill>
+                    <a:blip r:embed="rId24"/>
+                    <a:stretch>
+                      <a:fillRect/>
+                    </a:stretch>
+                  </pic:blipFill>
+                  <pic:spPr>
+                    <a:xfrm>
+                      <a:off x="0" y="0"/>
+                      <a:ext cx="5731510" cy="3268980"/>
+                    </a:xfrm>
+                    <a:prstGeom prst="rect">
+                      <a:avLst/>
+                    </a:prstGeom>
+                  </pic:spPr>
+                </pic:pic>
+              </a:graphicData>
+            </a:graphic>
+          </wp:inline>
+        </w:drawing>
+      </w:r>
+    </w:p>
+    <w:p>
+      <w:pPr>
+        <w:rPr>
+          <w:color w:val="000000" w:themeColor="text1"/>
+        </w:rPr>
+      </w:pPr>
+      <w:r>
+        <w:rPr>
+          <w:color w:val="000000" w:themeColor="text1"/>
+        </w:rPr>
+        <w:lastRenderedPageBreak/>
+        <w:drawing>
+          <wp:inline distT="0" distB="0" distL="0" distR="0" wp14:anchorId="16C18384" wp14:editId="18DF0CF6">
+            <wp:extent cx="5227773" cy="6767146"/>
+            <wp:effectExtent l="0" t="0" r="0" b="0"/>
+            <wp:docPr id="194910741" name="Picture 1"/>
+            <wp:cNvGraphicFramePr>
+              <a:graphicFrameLocks xmlns:a="http://schemas.openxmlformats.org/drawingml/2006/main" noChangeAspect="1"/>
+            </wp:cNvGraphicFramePr>
+            <a:graphic xmlns:a="http://schemas.openxmlformats.org/drawingml/2006/main">
+              <a:graphicData uri="http://schemas.openxmlformats.org/drawingml/2006/picture">
+                <pic:pic xmlns:pic="http://schemas.openxmlformats.org/drawingml/2006/picture">
+                  <pic:nvPicPr>
+                    <pic:cNvPr id="194910741" name=""/>
+                    <pic:cNvPicPr/>
+                  </pic:nvPicPr>
+                  <pic:blipFill>
+                    <a:blip r:embed="rId25"/>
+                    <a:stretch>
+                      <a:fillRect/>
+                    </a:stretch>
+                  </pic:blipFill>
+                  <pic:spPr>
+                    <a:xfrm>
+                      <a:off x="0" y="0"/>
+                      <a:ext cx="5227773" cy="6767146"/>
+                    </a:xfrm>
+                    <a:prstGeom prst="rect">
+                      <a:avLst/>
+                    </a:prstGeom>
+                  </pic:spPr>
+                </pic:pic>
+              </a:graphicData>
+            </a:graphic>
+          </wp:inline>
+        </w:drawing>
+      </w:r>
+    </w:p>
+    <w:p>
+      <w:pPr>
+        <w:rPr>
+          <w:color w:val="000000" w:themeColor="text1"/>
+        </w:rPr>
+      </w:pPr>
+    </w:p>
+    <w:p>
+      <w:pPr>
+        <w:rPr>
+          <w:b/>
+          <w:bCs/>
+          <w:color w:val="EE0000"/>
+          <w:sz w:val="32"/>
+          <w:szCs w:val="32"/>
+        </w:rPr>
+      </w:pPr>
+      <w:r>
+        <w:rPr>
+          <w:b/>
+          <w:bCs/>
+          <w:color w:val="EE0000"/>
+          <w:sz w:val="32"/>
+          <w:szCs w:val="32"/>
+        </w:rPr>
+        <w:t>Task 6: Monitor Nginx Service with CloudWatch</w:t>
+      </w:r>
+    </w:p>
+    <w:p>
+      <w:pPr>
+        <w:rPr>
+          <w:color w:val="000000" w:themeColor="text1"/>
+        </w:rPr>
+      </w:pPr>
+      <w:r>
+        <w:rPr>
+          <w:color w:val="000000" w:themeColor="text1"/>
+        </w:rPr>
+        <w:t>We will do the same process for Nginx.</w:t>
+      </w:r>
+    </w:p>
+    <w:p>
+      <w:pPr>
+        <w:rPr>
+          <w:b/>
+          <w:bCs/>
+          <w:color w:val="000000" w:themeColor="text1"/>
+        </w:rPr>
+      </w:pPr>
+      <w:r>
+        <w:rPr>
+          <w:b/>
+          <w:bCs/>
+          <w:color w:val="000000" w:themeColor="text1"/>
+        </w:rPr>
+        <w:t>Step 1: Install Nginx</w:t>
+      </w:r>
+    </w:p>
+    <w:p>
+      <w:pPr>
+        <w:rPr>
+          <w:color w:val="000000" w:themeColor="text1"/>
+        </w:rPr>
+      </w:pPr>
+      <w:r>
+        <w:rPr>
+          <w:color w:val="000000" w:themeColor="text1"/>
+        </w:rPr>
+        <w:t>Run:</w:t>
+      </w:r>
+    </w:p>
+    <w:p>
+      <w:pPr>
+        <w:rPr>
+          <w:color w:val="000000" w:themeColor="text1"/>
+        </w:rPr>
+      </w:pPr>
+      <w:r>
+        <w:rPr>
+          <w:color w:val="000000" w:themeColor="text1"/>
+        </w:rPr>
+        <w:t>sudo dnf install nginx -y</w:t>
+      </w:r>
+    </w:p>
+    <w:p>
+      <w:pPr>
+        <w:rPr>
+          <w:color w:val="000000" w:themeColor="text1"/>
+        </w:rPr>
+      </w:pPr>
+      <w:r>
+        <w:rPr>
+          <w:color w:val="000000" w:themeColor="text1"/>
+        </w:rPr>
+        <w:lastRenderedPageBreak/>
+        <w:drawing>
+          <wp:inline distT="0" distB="0" distL="0" distR="0" wp14:anchorId="3806189E" wp14:editId="2F5025BE">
+            <wp:extent cx="5731510" cy="3216275"/>
+            <wp:effectExtent l="0" t="0" r="2540" b="3175"/>
+            <wp:docPr id="619463712" name="Picture 1"/>
+            <wp:cNvGraphicFramePr>
+              <a:graphicFrameLocks xmlns:a="http://schemas.openxmlformats.org/drawingml/2006/main" noChangeAspect="1"/>
+            </wp:cNvGraphicFramePr>
+            <a:graphic xmlns:a="http://schemas.openxmlformats.org/drawingml/2006/main">
+              <a:graphicData uri="http://schemas.openxmlformats.org/drawingml/2006/picture">
+                <pic:pic xmlns:pic="http://schemas.openxmlformats.org/drawingml/2006/picture">
+                  <pic:nvPicPr>
+                    <pic:cNvPr id="619463712" name=""/>
+                    <pic:cNvPicPr/>
+                  </pic:nvPicPr>
+                  <pic:blipFill>
+                    <a:blip r:embed="rId26"/>
+                    <a:stretch>
+                      <a:fillRect/>
+                    </a:stretch>
+                  </pic:blipFill>
+                  <pic:spPr>
+                    <a:xfrm>
+                      <a:off x="0" y="0"/>
+                      <a:ext cx="5731510" cy="3216275"/>
+                    </a:xfrm>
+                    <a:prstGeom prst="rect">
+                      <a:avLst/>
+                    </a:prstGeom>
+                  </pic:spPr>
+                </pic:pic>
+              </a:graphicData>
+            </a:graphic>
+          </wp:inline>
+        </w:drawing>
+      </w:r>
+    </w:p>
+    <w:p>
+      <w:pPr>
+        <w:rPr>
+          <w:b/>
+          <w:bCs/>
+          <w:color w:val="000000" w:themeColor="text1"/>
+        </w:rPr>
+      </w:pPr>
+      <w:r>
+        <w:rPr>
+          <w:b/>
+          <w:bCs/>
+          <w:color w:val="000000" w:themeColor="text1"/>
+        </w:rPr>
+        <w:t>Step 2: Start and enable Nginx</w:t>
+      </w:r>
+    </w:p>
+    <w:p>
+      <w:pPr>
+        <w:rPr>
+          <w:color w:val="000000" w:themeColor="text1"/>
+        </w:rPr>
+      </w:pPr>
+      <w:r>
+        <w:rPr>
+          <w:color w:val="000000" w:themeColor="text1"/>
+        </w:rPr>
+        <w:t>sudo systemctl start nginx</w:t>
+      </w:r>
+    </w:p>
+    <w:p>
+      <w:pPr>
+        <w:rPr>
+          <w:color w:val="000000" w:themeColor="text1"/>
+        </w:rPr>
+      </w:pPr>
+      <w:r>
+        <w:rPr>
+          <w:color w:val="000000" w:themeColor="text1"/>
+        </w:rPr>
+        <w:t>sudo systemctl enable nginx</w:t>
+      </w:r>
+    </w:p>
+    <w:p>
+      <w:pPr>
+        <w:rPr>
+          <w:color w:val="000000" w:themeColor="text1"/>
+        </w:rPr>
+      </w:pPr>
+      <w:r>
+        <w:rPr>
+          <w:color w:val="000000" w:themeColor="text1"/>
+        </w:rPr>
+        <w:drawing>
+          <wp:inline distT="0" distB="0" distL="0" distR="0" wp14:anchorId="59F5AAA3" wp14:editId="195E7686">
+            <wp:extent cx="5731510" cy="1450975"/>
+            <wp:effectExtent l="0" t="0" r="2540" b="0"/>
+            <wp:docPr id="833327643" name="Picture 1"/>
+            <wp:cNvGraphicFramePr>
+              <a:graphicFrameLocks xmlns:a="http://schemas.openxmlformats.org/drawingml/2006/main" noChangeAspect="1"/>
+            </wp:cNvGraphicFramePr>
+            <a:graphic xmlns:a="http://schemas.openxmlformats.org/drawingml/2006/main">
+              <a:graphicData uri="http://schemas.openxmlformats.org/drawingml/2006/picture">
+                <pic:pic xmlns:pic="http://schemas.openxmlformats.org/drawingml/2006/picture">
+                  <pic:nvPicPr>
+                    <pic:cNvPr id="833327643" name=""/>
+                    <pic:cNvPicPr/>
+                  </pic:nvPicPr>
+                  <pic:blipFill>
+                    <a:blip r:embed="rId27"/>
+                    <a:stretch>
+                      <a:fillRect/>
+                    </a:stretch>
+                  </pic:blipFill>
+                  <pic:spPr>
+                    <a:xfrm>
+                      <a:off x="0" y="0"/>
+                      <a:ext cx="5731510" cy="1450975"/>
+                    </a:xfrm>
+                    <a:prstGeom prst="rect">
+                      <a:avLst/>
+                    </a:prstGeom>
+                  </pic:spPr>
+                </pic:pic>
+              </a:graphicData>
+            </a:graphic>
+          </wp:inline>
+        </w:drawing>
+      </w:r>
+    </w:p>
+    <w:p>
+      <w:pPr>
+        <w:rPr>
+          <w:b/>
+          <w:bCs/>
+          <w:color w:val="000000" w:themeColor="text1"/>
+        </w:rPr>
+      </w:pPr>
+      <w:r>
+        <w:rPr>
+          <w:b/>
+          <w:bCs/>
+          <w:color w:val="000000" w:themeColor="text1"/>
+        </w:rPr>
+        <w:t>Step 3: Verify Nginx is running</w:t>
+      </w:r>
+    </w:p>
+    <w:p>
+      <w:pPr>
+        <w:rPr>
+          <w:color w:val="000000" w:themeColor="text1"/>
+        </w:rPr>
+      </w:pPr>
+      <w:r>
+        <w:rPr>
+          <w:color w:val="000000" w:themeColor="text1"/>
+        </w:rPr>
+        <w:t>sudo systemctl status nginx</w:t>
+      </w:r>
+    </w:p>
+    <w:p>
+      <w:pPr>
+        <w:rPr>
+          <w:color w:val="000000" w:themeColor="text1"/>
+        </w:rPr>
+      </w:pPr>
+      <w:r>
+        <w:rPr>
+          <w:color w:val="000000" w:themeColor="text1"/>
+        </w:rPr>
+        <w:t>You should see:</w:t>
+      </w:r>
+    </w:p>
+    <w:p>
+      <w:pPr>
+        <w:rPr>
+          <w:color w:val="000000" w:themeColor="text1"/>
+        </w:rPr>
+      </w:pPr>
+      <w:r>
+        <w:rPr>
+          <w:color w:val="000000" w:themeColor="text1"/>
+        </w:rPr>
+        <w:t>Active: active (running)</w:t>
+      </w:r>
+    </w:p>
+    <w:p>
+      <w:pPr>
+        <w:rPr>
+          <w:color w:val="000000" w:themeColor="text1"/>
+        </w:rPr>
+      </w:pPr>
+      <w:r>
+        <w:rPr>
+          <w:color w:val="000000" w:themeColor="text1"/>
+        </w:rPr>
+        <w:t>Also verify the process:</w:t>
+      </w:r>
+    </w:p>
+    <w:p>
+      <w:pPr>
+        <w:rPr>
+          <w:color w:val="000000" w:themeColor="text1"/>
+        </w:rPr>
+      </w:pPr>
+      <w:r>
+        <w:rPr>
+          <w:color w:val="000000" w:themeColor="text1"/>
+        </w:rPr>
+        <w:t>pgrep -af nginx</w:t>
+      </w:r>
+    </w:p>
+    <w:p>
+      <w:pPr>
+        <w:rPr>
+          <w:color w:val="000000" w:themeColor="text1"/>
+        </w:rPr>
+      </w:pPr>
+      <w:r>
+        <w:rPr>
+          <w:color w:val="000000" w:themeColor="text1"/>
+        </w:rPr>
+        <w:t>Stop after this step and send me the output of:</w:t>
+      </w:r>
+    </w:p>
+    <w:p>
+      <w:pPr>
+        <w:rPr>
+          <w:color w:val="000000" w:themeColor="text1"/>
+        </w:rPr>
+      </w:pPr>
+      <w:r>
+        <w:rPr>
+          <w:color w:val="000000" w:themeColor="text1"/>
+        </w:rPr>
+        <w:t>sudo systemctl status nginx</w:t>
+      </w:r>
+    </w:p>
+    <w:p>
+      <w:pPr>
+        <w:rPr>
+          <w:color w:val="000000" w:themeColor="text1"/>
+        </w:rPr>
+      </w:pPr>
+      <w:r>
+        <w:rPr>
+          <w:color w:val="000000" w:themeColor="text1"/>
+        </w:rPr>
+        <w:lastRenderedPageBreak/>
+        <w:drawing>
+          <wp:inline distT="0" distB="0" distL="0" distR="0" wp14:anchorId="15578C84" wp14:editId="5CBC4B7B">
+            <wp:extent cx="5731510" cy="4021455"/>
+            <wp:effectExtent l="0" t="0" r="2540" b="0"/>
+            <wp:docPr id="45556149" name="Picture 1"/>
+            <wp:cNvGraphicFramePr>
+              <a:graphicFrameLocks xmlns:a="http://schemas.openxmlformats.org/drawingml/2006/main" noChangeAspect="1"/>
+            </wp:cNvGraphicFramePr>
+            <a:graphic xmlns:a="http://schemas.openxmlformats.org/drawingml/2006/main">
+              <a:graphicData uri="http://schemas.openxmlformats.org/drawingml/2006/picture">
+                <pic:pic xmlns:pic="http://schemas.openxmlformats.org/drawingml/2006/picture">
+                  <pic:nvPicPr>
+                    <pic:cNvPr id="45556149" name=""/>
+                    <pic:cNvPicPr/>
+                  </pic:nvPicPr>
+                  <pic:blipFill>
+                    <a:blip r:embed="rId28"/>
+                    <a:stretch>
+                      <a:fillRect/>
+                    </a:stretch>
+                  </pic:blipFill>
+                  <pic:spPr>
+                    <a:xfrm>
+                      <a:off x="0" y="0"/>
+                      <a:ext cx="5731510" cy="4021455"/>
+                    </a:xfrm>
+                    <a:prstGeom prst="rect">
+                      <a:avLst/>
+                    </a:prstGeom>
+                  </pic:spPr>
+                </pic:pic>
+              </a:graphicData>
+            </a:graphic>
+          </wp:inline>
+        </w:drawing>
+      </w:r>
+    </w:p>
+    <w:p>
+      <w:pPr>
+        <w:rPr>
+          <w:color w:val="000000" w:themeColor="text1"/>
+        </w:rPr>
+      </w:pPr>
+    </w:p>
+    <w:p>
+      <w:pPr>
+        <w:rPr>
+          <w:b/>
+          <w:bCs/>
+          <w:color w:val="000000" w:themeColor="text1"/>
+        </w:rPr>
+      </w:pPr>
+      <w:r>
+        <w:rPr>
+          <w:b/>
+          <w:bCs/>
+          <w:color w:val="000000" w:themeColor="text1"/>
+        </w:rPr>
+        <w:t>Monitor Nginx Service</w:t>
+      </w:r>
+    </w:p>
+    <w:p>
+      <w:pPr>
+        <w:rPr>
+          <w:b/>
+          <w:bCs/>
+          <w:color w:val="000000" w:themeColor="text1"/>
+        </w:rPr>
+      </w:pPr>
+      <w:r>
+        <w:rPr>
+          <w:b/>
+          <w:bCs/>
+          <w:color w:val="000000" w:themeColor="text1"/>
+        </w:rPr>
+        <w:t>Step 1: Edit CloudWatch Agent Configuration</w:t>
+      </w:r>
+    </w:p>
+    <w:p>
+      <w:pPr>
+        <w:rPr>
+          <w:color w:val="000000" w:themeColor="text1"/>
+        </w:rPr>
+      </w:pPr>
+      <w:r>
+        <w:rPr>
+          <w:color w:val="000000" w:themeColor="text1"/>
+        </w:rPr>
+        <w:t>Open the configuration:</w:t>
+      </w:r>
+    </w:p>
+    <w:p>
+      <w:pPr>
+        <w:rPr>
+          <w:color w:val="000000" w:themeColor="text1"/>
+        </w:rPr>
+      </w:pPr>
+      <w:r>
+        <w:rPr>
+          <w:color w:val="000000" w:themeColor="text1"/>
+        </w:rPr>
+        <w:t>sudo vi /opt/aws/amazon-cloudwatch-agent/bin/config.json</w:t>
+      </w:r>
+    </w:p>
+    <w:p>
+      <w:pPr>
+        <w:rPr>
+          <w:color w:val="000000" w:themeColor="text1"/>
+        </w:rPr>
+      </w:pPr>
+      <w:r>
+        <w:rPr>
+          <w:color w:val="000000" w:themeColor="text1"/>
+        </w:rPr>
+        <w:pict w14:anchorId="2A251100">
+          <v:rect id="_x0000_i1165" style="width:0;height:1.5pt" o:hralign="center" o:hrstd="t" o:hr="t" fillcolor="#a0a0a0" stroked="f"/>
+        </w:pict>
+      </w:r>
+    </w:p>
+    <w:p>
+      <w:pPr>
+        <w:rPr>
+          <w:b/>
+          <w:bCs/>
+          <w:color w:val="000000" w:themeColor="text1"/>
+        </w:rPr>
+      </w:pPr>
+      <w:r>
+        <w:rPr>
+          <w:b/>
+          <w:bCs/>
+          <w:color w:val="000000" w:themeColor="text1"/>
+        </w:rPr>
+        <w:t>Step 2: Replace the procstat section</w:t>
+      </w:r>
+    </w:p>
+    <w:p>
+      <w:pPr>
+        <w:rPr>
+          <w:color w:val="000000" w:themeColor="text1"/>
+        </w:rPr>
+      </w:pPr>
+      <w:r>
+        <w:rPr>
+          <w:color w:val="000000" w:themeColor="text1"/>
+        </w:rPr>
+        <w:t>Find this section:</w:t>
+      </w:r>
+    </w:p>
+    <w:p>
+      <w:pPr>
+        <w:rPr>
+          <w:color w:val="000000" w:themeColor="text1"/>
+        </w:rPr>
+      </w:pPr>
+      <w:r>
+        <w:rPr>
+          <w:color w:val="000000" w:themeColor="text1"/>
+        </w:rPr>
+        <w:t>"procstat": [</w:t>
+      </w:r>
+    </w:p>
+    <w:p>
+      <w:pPr>
+        <w:rPr>
+          <w:color w:val="000000" w:themeColor="text1"/>
+        </w:rPr>
+      </w:pPr>
+      <w:r>
+        <w:rPr>
+          <w:color w:val="000000" w:themeColor="text1"/>
+        </w:rPr>
+        <w:t xml:space="preserve">    {</w:t>
+      </w:r>
+    </w:p>
+    <w:p>
+      <w:pPr>
+        <w:rPr>
+          <w:color w:val="000000" w:themeColor="text1"/>
+        </w:rPr>
+      </w:pPr>
+      <w:r>
+        <w:rPr>
+          <w:color w:val="000000" w:themeColor="text1"/>
+        </w:rPr>
+        <w:t xml:space="preserve">        "pattern": "</w:t>
+      </w:r>
+      <w:proofErr w:type="gramStart"/>
+      <w:r>
+        <w:rPr>
+          <w:color w:val="000000" w:themeColor="text1"/>
+        </w:rPr>
+        <w:t>org.apache</w:t>
+      </w:r>
+      <w:proofErr w:type="gramEnd"/>
+      <w:r>
+        <w:rPr>
+          <w:color w:val="000000" w:themeColor="text1"/>
+        </w:rPr>
+        <w:t>.</w:t>
+      </w:r>
+      <w:proofErr w:type="gramStart"/>
+      <w:r>
+        <w:rPr>
+          <w:color w:val="000000" w:themeColor="text1"/>
+        </w:rPr>
+        <w:t>catalina.startup</w:t>
+      </w:r>
+      <w:proofErr w:type="gramEnd"/>
+      <w:r>
+        <w:rPr>
+          <w:color w:val="000000" w:themeColor="text1"/>
+        </w:rPr>
+        <w:t>.Bootstrap",</w:t>
+      </w:r>
+    </w:p>
+    <w:p>
+      <w:pPr>
+        <w:rPr>
+          <w:color w:val="000000" w:themeColor="text1"/>
+        </w:rPr>
+      </w:pPr>
+      <w:r>
+        <w:rPr>
+          <w:color w:val="000000" w:themeColor="text1"/>
+        </w:rPr>
+        <w:t xml:space="preserve">        "measurement": [</w:t>
+      </w:r>
+    </w:p>
+    <w:p>
+      <w:pPr>
+        <w:rPr>
+          <w:color w:val="000000" w:themeColor="text1"/>
+        </w:rPr>
+      </w:pPr>
+      <w:r>
+        <w:rPr>
+          <w:color w:val="000000" w:themeColor="text1"/>
+        </w:rPr>
+        <w:t xml:space="preserve">            "</w:t>
+      </w:r>
+      <w:proofErr w:type="gramStart"/>
+      <w:r>
+        <w:rPr>
+          <w:color w:val="000000" w:themeColor="text1"/>
+        </w:rPr>
+        <w:t>pid</w:t>
+      </w:r>
+      <w:proofErr w:type="gramEnd"/>
+      <w:r>
+        <w:rPr>
+          <w:color w:val="000000" w:themeColor="text1"/>
+        </w:rPr>
+        <w:t>_count"</w:t>
+      </w:r>
+    </w:p>
+    <w:p>
+      <w:pPr>
+        <w:rPr>
+          <w:color w:val="000000" w:themeColor="text1"/>
+        </w:rPr>
+      </w:pPr>
+      <w:r>
+        <w:rPr>
+          <w:color w:val="000000" w:themeColor="text1"/>
+        </w:rPr>
+        <w:t xml:space="preserve">        ],</w:t>
+      </w:r>
+    </w:p>
+    <w:p>
+      <w:pPr>
+        <w:rPr>
+          <w:color w:val="000000" w:themeColor="text1"/>
+        </w:rPr>
+      </w:pPr>
+      <w:r>
+        <w:rPr>
+          <w:color w:val="000000" w:themeColor="text1"/>
+        </w:rPr>
+        <w:t xml:space="preserve">        "</w:t>
+      </w:r>
+      <w:proofErr w:type="gramStart"/>
+      <w:r>
+        <w:rPr>
+          <w:color w:val="000000" w:themeColor="text1"/>
+        </w:rPr>
+        <w:t>metrics</w:t>
+      </w:r>
+      <w:proofErr w:type="gramEnd"/>
+      <w:r>
+        <w:rPr>
+          <w:color w:val="000000" w:themeColor="text1"/>
+        </w:rPr>
+        <w:t>_collection_interval": 60</w:t>
+      </w:r>
+    </w:p>
+    <w:p>
+      <w:pPr>
+        <w:rPr>
+          <w:color w:val="000000" w:themeColor="text1"/>
+        </w:rPr>
+      </w:pPr>
+      <w:r>
+        <w:rPr>
+          <w:color w:val="000000" w:themeColor="text1"/>
+        </w:rPr>
+        <w:t xml:space="preserve">    }</w:t>
+      </w:r>
+    </w:p>
+    <w:p>
+      <w:pPr>
+        <w:rPr>
+          <w:color w:val="000000" w:themeColor="text1"/>
+        </w:rPr>
+      </w:pPr>
+      <w:r>
+        <w:rPr>
+          <w:color w:val="000000" w:themeColor="text1"/>
+        </w:rPr>
+        <w:lastRenderedPageBreak/>
+        <w:t>]</w:t>
+      </w:r>
+    </w:p>
+    <w:p>
+      <w:pPr>
+        <w:rPr>
+          <w:color w:val="000000" w:themeColor="text1"/>
+        </w:rPr>
+      </w:pPr>
+      <w:r>
+        <w:rPr>
+          <w:color w:val="000000" w:themeColor="text1"/>
+        </w:rPr>
+        <w:t xml:space="preserve">Replace it with </w:t>
+      </w:r>
+      <w:r>
+        <w:rPr>
+          <w:b/>
+          <w:bCs/>
+          <w:color w:val="000000" w:themeColor="text1"/>
+        </w:rPr>
+        <w:t>both Tomcat and Nginx</w:t>
+      </w:r>
+      <w:r>
+        <w:rPr>
+          <w:color w:val="000000" w:themeColor="text1"/>
+        </w:rPr>
+        <w:t>:</w:t>
+      </w:r>
+    </w:p>
+    <w:p>
+      <w:pPr>
+        <w:rPr>
+          <w:color w:val="000000" w:themeColor="text1"/>
+        </w:rPr>
+      </w:pPr>
+      <w:r>
+        <w:rPr>
+          <w:color w:val="000000" w:themeColor="text1"/>
+        </w:rPr>
+        <w:t>"procstat": [</w:t>
+      </w:r>
+    </w:p>
+    <w:p>
+      <w:pPr>
+        <w:rPr>
+          <w:color w:val="000000" w:themeColor="text1"/>
+        </w:rPr>
+      </w:pPr>
+      <w:r>
+        <w:rPr>
+          <w:color w:val="000000" w:themeColor="text1"/>
+        </w:rPr>
+        <w:t xml:space="preserve">    {</w:t>
+      </w:r>
+    </w:p>
+    <w:p>
+      <w:pPr>
+        <w:rPr>
+          <w:color w:val="000000" w:themeColor="text1"/>
+        </w:rPr>
+      </w:pPr>
+      <w:r>
+        <w:rPr>
+          <w:color w:val="000000" w:themeColor="text1"/>
+        </w:rPr>
+        <w:t xml:space="preserve">        "pattern": "</w:t>
+      </w:r>
+      <w:proofErr w:type="gramStart"/>
+      <w:r>
+        <w:rPr>
+          <w:color w:val="000000" w:themeColor="text1"/>
+        </w:rPr>
+        <w:t>org.apache</w:t>
+      </w:r>
+      <w:proofErr w:type="gramEnd"/>
+      <w:r>
+        <w:rPr>
+          <w:color w:val="000000" w:themeColor="text1"/>
+        </w:rPr>
+        <w:t>.</w:t>
+      </w:r>
+      <w:proofErr w:type="gramStart"/>
+      <w:r>
+        <w:rPr>
+          <w:color w:val="000000" w:themeColor="text1"/>
+        </w:rPr>
+        <w:t>catalina.startup</w:t>
+      </w:r>
+      <w:proofErr w:type="gramEnd"/>
+      <w:r>
+        <w:rPr>
+          <w:color w:val="000000" w:themeColor="text1"/>
+        </w:rPr>
+        <w:t>.Bootstrap",</w:t>
+      </w:r>
+    </w:p>
+    <w:p>
+      <w:pPr>
+        <w:rPr>
+          <w:color w:val="000000" w:themeColor="text1"/>
+        </w:rPr>
+      </w:pPr>
+      <w:r>
+        <w:rPr>
+          <w:color w:val="000000" w:themeColor="text1"/>
+        </w:rPr>
+        <w:t xml:space="preserve">        "measurement": [</w:t>
+      </w:r>
+    </w:p>
+    <w:p>
+      <w:pPr>
+        <w:rPr>
+          <w:color w:val="000000" w:themeColor="text1"/>
+        </w:rPr>
+      </w:pPr>
+      <w:r>
+        <w:rPr>
+          <w:color w:val="000000" w:themeColor="text1"/>
+        </w:rPr>
+        <w:t xml:space="preserve">            "</w:t>
+      </w:r>
+      <w:proofErr w:type="gramStart"/>
+      <w:r>
+        <w:rPr>
+          <w:color w:val="000000" w:themeColor="text1"/>
+        </w:rPr>
+        <w:t>pid</w:t>
+      </w:r>
+      <w:proofErr w:type="gramEnd"/>
+      <w:r>
+        <w:rPr>
+          <w:color w:val="000000" w:themeColor="text1"/>
+        </w:rPr>
+        <w:t>_count"</w:t>
+      </w:r>
+    </w:p>
+    <w:p>
+      <w:pPr>
+        <w:rPr>
+          <w:color w:val="000000" w:themeColor="text1"/>
+        </w:rPr>
+      </w:pPr>
+      <w:r>
+        <w:rPr>
+          <w:color w:val="000000" w:themeColor="text1"/>
+        </w:rPr>
+        <w:t xml:space="preserve">        ],</w:t>
+      </w:r>
+    </w:p>
+    <w:p>
+      <w:pPr>
+        <w:rPr>
+          <w:color w:val="000000" w:themeColor="text1"/>
+        </w:rPr>
+      </w:pPr>
+      <w:r>
+        <w:rPr>
+          <w:color w:val="000000" w:themeColor="text1"/>
+        </w:rPr>
+        <w:t xml:space="preserve">        "</w:t>
+      </w:r>
+      <w:proofErr w:type="gramStart"/>
+      <w:r>
+        <w:rPr>
+          <w:color w:val="000000" w:themeColor="text1"/>
+        </w:rPr>
+        <w:t>metrics</w:t>
+      </w:r>
+      <w:proofErr w:type="gramEnd"/>
+      <w:r>
+        <w:rPr>
+          <w:color w:val="000000" w:themeColor="text1"/>
+        </w:rPr>
+        <w:t>_collection_interval": 60</w:t>
+      </w:r>
+    </w:p>
+    <w:p>
+      <w:pPr>
+        <w:rPr>
+          <w:color w:val="000000" w:themeColor="text1"/>
+        </w:rPr>
+      </w:pPr>
+      <w:r>
+        <w:rPr>
+          <w:color w:val="000000" w:themeColor="text1"/>
+        </w:rPr>
+        <w:t xml:space="preserve">    },</w:t>
+      </w:r>
+    </w:p>
+    <w:p>
+      <w:pPr>
+        <w:rPr>
+          <w:color w:val="000000" w:themeColor="text1"/>
+        </w:rPr>
+      </w:pPr>
+      <w:r>
+        <w:rPr>
+          <w:color w:val="000000" w:themeColor="text1"/>
+        </w:rPr>
+        <w:t xml:space="preserve">    {</w:t>
+      </w:r>
+    </w:p>
+    <w:p>
+      <w:pPr>
+        <w:rPr>
+          <w:color w:val="000000" w:themeColor="text1"/>
+        </w:rPr>
+      </w:pPr>
+      <w:r>
+        <w:rPr>
+          <w:color w:val="000000" w:themeColor="text1"/>
+        </w:rPr>
+        <w:t xml:space="preserve">        "pattern": "nginx",</w:t>
+      </w:r>
+    </w:p>
+    <w:p>
+      <w:pPr>
+        <w:rPr>
+          <w:color w:val="000000" w:themeColor="text1"/>
+        </w:rPr>
+      </w:pPr>
+      <w:r>
+        <w:rPr>
+          <w:color w:val="000000" w:themeColor="text1"/>
+        </w:rPr>
+        <w:t xml:space="preserve">        "measurement": [</w:t>
+      </w:r>
+    </w:p>
+    <w:p>
+      <w:pPr>
+        <w:rPr>
+          <w:color w:val="000000" w:themeColor="text1"/>
+        </w:rPr>
+      </w:pPr>
+      <w:r>
+        <w:rPr>
+          <w:color w:val="000000" w:themeColor="text1"/>
+        </w:rPr>
+        <w:t xml:space="preserve">            "</w:t>
+      </w:r>
+      <w:proofErr w:type="gramStart"/>
+      <w:r>
+        <w:rPr>
+          <w:color w:val="000000" w:themeColor="text1"/>
+        </w:rPr>
+        <w:t>pid</w:t>
+      </w:r>
+      <w:proofErr w:type="gramEnd"/>
+      <w:r>
+        <w:rPr>
+          <w:color w:val="000000" w:themeColor="text1"/>
+        </w:rPr>
+        <w:t>_count"</w:t>
+      </w:r>
+    </w:p>
+    <w:p>
+      <w:pPr>
+        <w:rPr>
+          <w:color w:val="000000" w:themeColor="text1"/>
+        </w:rPr>
+      </w:pPr>
+      <w:r>
+        <w:rPr>
+          <w:color w:val="000000" w:themeColor="text1"/>
+        </w:rPr>
+        <w:t xml:space="preserve">        ],</w:t>
+      </w:r>
+    </w:p>
+    <w:p>
+      <w:pPr>
+        <w:rPr>
+          <w:color w:val="000000" w:themeColor="text1"/>
+        </w:rPr>
+      </w:pPr>
+      <w:r>
+        <w:rPr>
+          <w:color w:val="000000" w:themeColor="text1"/>
+        </w:rPr>
+        <w:t xml:space="preserve">        "</w:t>
+      </w:r>
+      <w:proofErr w:type="gramStart"/>
+      <w:r>
+        <w:rPr>
+          <w:color w:val="000000" w:themeColor="text1"/>
+        </w:rPr>
+        <w:t>metrics</w:t>
+      </w:r>
+      <w:proofErr w:type="gramEnd"/>
+      <w:r>
+        <w:rPr>
+          <w:color w:val="000000" w:themeColor="text1"/>
+        </w:rPr>
+        <w:t>_collection_interval": 60</w:t>
+      </w:r>
+    </w:p>
+    <w:p>
+      <w:pPr>
+        <w:rPr>
+          <w:color w:val="000000" w:themeColor="text1"/>
+        </w:rPr>
+      </w:pPr>
+      <w:r>
+        <w:rPr>
+          <w:color w:val="000000" w:themeColor="text1"/>
+        </w:rPr>
+        <w:t xml:space="preserve">    }</w:t>
+      </w:r>
+    </w:p>
+    <w:p>
+      <w:pPr>
+        <w:rPr>
+          <w:color w:val="000000" w:themeColor="text1"/>
+        </w:rPr>
+      </w:pPr>
+      <w:r>
+        <w:rPr>
+          <w:color w:val="000000" w:themeColor="text1"/>
+        </w:rPr>
+        <w:t>]</w:t>
+      </w:r>
+    </w:p>
+    <w:p>
+      <w:pPr>
+        <w:rPr>
+          <w:color w:val="000000" w:themeColor="text1"/>
+        </w:rPr>
+      </w:pPr>
+      <w:r>
+        <w:rPr>
+          <w:color w:val="000000" w:themeColor="text1"/>
+        </w:rPr>
+        <w:t>Save and exit.</w:t>
+      </w:r>
+    </w:p>
+    <w:p>
+      <w:pPr>
+        <w:rPr>
+          <w:color w:val="000000" w:themeColor="text1"/>
+        </w:rPr>
+      </w:pPr>
+      <w:r>
+        <w:rPr>
+          <w:color w:val="000000" w:themeColor="text1"/>
+        </w:rPr>
+        <w:pict w14:anchorId="6B09F468">
+          <v:rect id="_x0000_i1166" style="width:0;height:1.5pt" o:hralign="center" o:hrstd="t" o:hr="t" fillcolor="#a0a0a0" stroked="f"/>
+        </w:pict>
+      </w:r>
+    </w:p>
+    <w:p>
+      <w:pPr>
+        <w:rPr>
+          <w:b/>
+          <w:bCs/>
+          <w:color w:val="000000" w:themeColor="text1"/>
+        </w:rPr>
+      </w:pPr>
+      <w:r>
+        <w:rPr>
+          <w:b/>
+          <w:bCs/>
+          <w:color w:val="000000" w:themeColor="text1"/>
+        </w:rPr>
+        <w:t>Step 3: Validate the JSON</w:t>
+      </w:r>
+    </w:p>
+    <w:p>
+      <w:pPr>
+        <w:rPr>
+          <w:color w:val="000000" w:themeColor="text1"/>
+        </w:rPr>
+      </w:pPr>
+      <w:r>
+        <w:rPr>
+          <w:color w:val="000000" w:themeColor="text1"/>
+        </w:rPr>
+        <w:t xml:space="preserve">python3 -m </w:t>
+      </w:r>
+      <w:proofErr w:type="gramStart"/>
+      <w:r>
+        <w:rPr>
+          <w:color w:val="000000" w:themeColor="text1"/>
+        </w:rPr>
+        <w:t>json.tool</w:t>
+      </w:r>
+      <w:proofErr w:type="gramEnd"/>
+      <w:r>
+        <w:rPr>
+          <w:color w:val="000000" w:themeColor="text1"/>
+        </w:rPr>
+        <w:t xml:space="preserve"> /opt/aws/amazon-cloudwatch-agent/bin/config.json</w:t>
+      </w:r>
+    </w:p>
+    <w:p>
+      <w:pPr>
+        <w:rPr>
+          <w:color w:val="000000" w:themeColor="text1"/>
+        </w:rPr>
+      </w:pPr>
+      <w:r>
+        <w:rPr>
+          <w:color w:val="000000" w:themeColor="text1"/>
+        </w:rPr>
+        <w:t>If no errors are shown, continue.</w:t>
+      </w:r>
+    </w:p>
+    <w:p>
+      <w:pPr>
+        <w:rPr>
+          <w:color w:val="000000" w:themeColor="text1"/>
+        </w:rPr>
+      </w:pPr>
+      <w:r>
+        <w:rPr>
+          <w:color w:val="000000" w:themeColor="text1"/>
+        </w:rPr>
+        <w:pict w14:anchorId="77F21797">
+          <v:rect id="_x0000_i1167" style="width:0;height:1.5pt" o:hralign="center" o:hrstd="t" o:hr="t" fillcolor="#a0a0a0" stroked="f"/>
+        </w:pict>
+      </w:r>
+    </w:p>
+    <w:p>
+      <w:pPr>
+        <w:rPr>
+          <w:b/>
+          <w:bCs/>
+          <w:color w:val="000000" w:themeColor="text1"/>
+        </w:rPr>
+      </w:pPr>
+      <w:r>
+        <w:rPr>
+          <w:b/>
+          <w:bCs/>
+          <w:color w:val="000000" w:themeColor="text1"/>
+        </w:rPr>
+        <w:t>Step 4: Reload the CloudWatch Agent</w:t>
+      </w:r>
+    </w:p>
+    <w:p>
+      <w:pPr>
+        <w:rPr>
+          <w:color w:val="000000" w:themeColor="text1"/>
+        </w:rPr>
+      </w:pPr>
+      <w:r>
+        <w:rPr>
+          <w:color w:val="000000" w:themeColor="text1"/>
+        </w:rPr>
+        <w:t>sudo /opt/aws/amazon-cloudwatch-agent/bin/amazon-cloudwatch-agent-ctl \</w:t>
+      </w:r>
+    </w:p>
+    <w:p>
+      <w:pPr>
+        <w:rPr>
+          <w:color w:val="000000" w:themeColor="text1"/>
+        </w:rPr>
+      </w:pPr>
+      <w:r>
+        <w:rPr>
+          <w:color w:val="000000" w:themeColor="text1"/>
+        </w:rPr>
+        <w:t>-a fetch-config \</w:t>
+      </w:r>
+    </w:p>
+    <w:p>
+      <w:pPr>
+        <w:rPr>
+          <w:color w:val="000000" w:themeColor="text1"/>
+        </w:rPr>
+      </w:pPr>
+      <w:r>
+        <w:rPr>
+          <w:color w:val="000000" w:themeColor="text1"/>
+        </w:rPr>
+        <w:t>-m ec2 \</w:t>
+      </w:r>
+    </w:p>
+    <w:p>
+      <w:pPr>
+        <w:rPr>
+          <w:color w:val="000000" w:themeColor="text1"/>
+        </w:rPr>
+      </w:pPr>
+      <w:r>
+        <w:rPr>
+          <w:color w:val="000000" w:themeColor="text1"/>
+        </w:rPr>
+        <w:t>-c file:/opt/aws/amazon-cloudwatch-agent/bin/config.json \</w:t>
+      </w:r>
+    </w:p>
+    <w:p>
+      <w:pPr>
+        <w:rPr>
+          <w:color w:val="000000" w:themeColor="text1"/>
+        </w:rPr>
+      </w:pPr>
+      <w:r>
+        <w:rPr>
+          <w:color w:val="000000" w:themeColor="text1"/>
+        </w:rPr>
+        <w:t>-s</w:t>
+      </w:r>
+    </w:p>
+    <w:p>
+      <w:pPr>
+        <w:rPr>
+          <w:color w:val="000000" w:themeColor="text1"/>
+        </w:rPr>
+      </w:pPr>
+      <w:r>
+        <w:rPr>
+          <w:color w:val="000000" w:themeColor="text1"/>
+        </w:rPr>
+        <w:pict w14:anchorId="1D7FE595">
+          <v:rect id="_x0000_i1168" style="width:0;height:1.5pt" o:hralign="center" o:hrstd="t" o:hr="t" fillcolor="#a0a0a0" stroked="f"/>
+        </w:pict>
+      </w:r>
+    </w:p>
+    <w:p>
+      <w:pPr>
+        <w:rPr>
+          <w:b/>
+          <w:bCs/>
+          <w:color w:val="000000" w:themeColor="text1"/>
+        </w:rPr>
+      </w:pPr>
+      <w:r>
+        <w:rPr>
+          <w:b/>
+          <w:bCs/>
+          <w:color w:val="000000" w:themeColor="text1"/>
+        </w:rPr>
+        <w:lastRenderedPageBreak/>
+        <w:t>Step 5: Verify the Agent</w:t>
+      </w:r>
+    </w:p>
+    <w:p>
+      <w:pPr>
+        <w:rPr>
+          <w:color w:val="000000" w:themeColor="text1"/>
+        </w:rPr>
+      </w:pPr>
+      <w:r>
+        <w:rPr>
+          <w:color w:val="000000" w:themeColor="text1"/>
+        </w:rPr>
+        <w:t>sudo systemctl status amazon-cloudwatch-agent</w:t>
+      </w:r>
+    </w:p>
+    <w:p>
+      <w:pPr>
+        <w:rPr>
+          <w:color w:val="000000" w:themeColor="text1"/>
+        </w:rPr>
+      </w:pPr>
+      <w:r>
+        <w:rPr>
+          <w:color w:val="000000" w:themeColor="text1"/>
+        </w:rPr>
+        <w:t>It should show:</w:t>
+      </w:r>
+    </w:p>
+    <w:p>
+      <w:pPr>
+        <w:rPr>
+          <w:color w:val="000000" w:themeColor="text1"/>
+        </w:rPr>
+      </w:pPr>
+      <w:r>
+        <w:rPr>
+          <w:color w:val="000000" w:themeColor="text1"/>
+        </w:rPr>
+        <w:t>Active: active (running)</w:t>
+      </w:r>
+    </w:p>
+    <w:p>
+      <w:pPr>
+        <w:rPr>
+          <w:color w:val="000000" w:themeColor="text1"/>
+        </w:rPr>
+      </w:pPr>
+      <w:r>
+        <w:rPr>
+          <w:color w:val="000000" w:themeColor="text1"/>
+        </w:rPr>
+        <w:drawing>
+          <wp:inline distT="0" distB="0" distL="0" distR="0" wp14:anchorId="32979873" wp14:editId="0194FA5F">
+            <wp:extent cx="5731510" cy="2377440"/>
+            <wp:effectExtent l="0" t="0" r="2540" b="3810"/>
+            <wp:docPr id="753368078" name="Picture 1"/>
+            <wp:cNvGraphicFramePr>
+              <a:graphicFrameLocks xmlns:a="http://schemas.openxmlformats.org/drawingml/2006/main" noChangeAspect="1"/>
+            </wp:cNvGraphicFramePr>
+            <a:graphic xmlns:a="http://schemas.openxmlformats.org/drawingml/2006/main">
+              <a:graphicData uri="http://schemas.openxmlformats.org/drawingml/2006/picture">
+                <pic:pic xmlns:pic="http://schemas.openxmlformats.org/drawingml/2006/picture">
+                  <pic:nvPicPr>
+                    <pic:cNvPr id="753368078" name=""/>
+                    <pic:cNvPicPr/>
+                  </pic:nvPicPr>
+                  <pic:blipFill>
+                    <a:blip r:embed="rId29"/>
+                    <a:stretch>
+                      <a:fillRect/>
+                    </a:stretch>
+                  </pic:blipFill>
+                  <pic:spPr>
+                    <a:xfrm>
+                      <a:off x="0" y="0"/>
+                      <a:ext cx="5731510" cy="2377440"/>
+                    </a:xfrm>
+                    <a:prstGeom prst="rect">
+                      <a:avLst/>
+                    </a:prstGeom>
+                  </pic:spPr>
+                </pic:pic>
+              </a:graphicData>
+            </a:graphic>
+          </wp:inline>
+        </w:drawing>
+      </w:r>
+    </w:p>
+    <w:p>
+      <w:pPr>
+        <w:rPr>
+          <w:color w:val="000000" w:themeColor="text1"/>
+        </w:rPr>
+      </w:pPr>
+      <w:r>
+        <w:rPr>
+          <w:color w:val="000000" w:themeColor="text1"/>
+        </w:rPr>
+        <w:pict w14:anchorId="4E9743FE">
+          <v:rect id="_x0000_i1169" style="width:0;height:1.5pt" o:hralign="center" o:hrstd="t" o:hr="t" fillcolor="#a0a0a0" stroked="f"/>
+        </w:pict>
+      </w:r>
+    </w:p>
+    <w:p>
+      <w:pPr>
+        <w:rPr>
+          <w:b/>
+          <w:bCs/>
+          <w:color w:val="000000" w:themeColor="text1"/>
+        </w:rPr>
+      </w:pPr>
+      <w:r>
+        <w:rPr>
+          <w:b/>
+          <w:bCs/>
+          <w:color w:val="000000" w:themeColor="text1"/>
+        </w:rPr>
+        <w:t>Step 6: Wait</w:t>
+      </w:r>
+    </w:p>
+    <w:p>
+      <w:pPr>
+        <w:rPr>
+          <w:color w:val="000000" w:themeColor="text1"/>
+        </w:rPr>
+      </w:pPr>
+      <w:r>
+        <w:rPr>
+          <w:color w:val="000000" w:themeColor="text1"/>
+        </w:rPr>
+        <w:t xml:space="preserve">Wait about </w:t>
+      </w:r>
+      <w:r>
+        <w:rPr>
+          <w:b/>
+          <w:bCs/>
+          <w:color w:val="000000" w:themeColor="text1"/>
+        </w:rPr>
+        <w:t>2–3 minutes</w:t>
+      </w:r>
+      <w:r>
+        <w:rPr>
+          <w:color w:val="000000" w:themeColor="text1"/>
+        </w:rPr>
+        <w:t>, then go to:</w:t>
+      </w:r>
+    </w:p>
+    <w:p>
+      <w:pPr>
+        <w:rPr>
+          <w:color w:val="000000" w:themeColor="text1"/>
+        </w:rPr>
+      </w:pPr>
+      <w:r>
+        <w:rPr>
+          <w:color w:val="000000" w:themeColor="text1"/>
+        </w:rPr>
+        <w:t>CloudWatch</w:t>
+      </w:r>
+    </w:p>
+    <w:p>
+      <w:pPr>
+        <w:rPr>
+          <w:color w:val="000000" w:themeColor="text1"/>
+        </w:rPr>
+      </w:pPr>
+      <w:r>
+        <w:rPr>
+          <w:color w:val="000000" w:themeColor="text1"/>
+        </w:rPr>
+        <w:t>→ Metrics</w:t>
+      </w:r>
+    </w:p>
+    <w:p>
+      <w:pPr>
+        <w:rPr>
+          <w:color w:val="000000" w:themeColor="text1"/>
+        </w:rPr>
+      </w:pPr>
+      <w:r>
+        <w:rPr>
+          <w:color w:val="000000" w:themeColor="text1"/>
+        </w:rPr>
+        <w:t>→ Classic metrics</w:t>
+      </w:r>
+    </w:p>
+    <w:p>
+      <w:pPr>
+        <w:rPr>
+          <w:color w:val="000000" w:themeColor="text1"/>
+        </w:rPr>
+      </w:pPr>
+      <w:r>
+        <w:rPr>
+          <w:color w:val="000000" w:themeColor="text1"/>
+        </w:rPr>
+        <w:t>→ CWAgent</w:t>
+      </w:r>
+    </w:p>
+    <w:p>
+      <w:pPr>
+        <w:rPr>
+          <w:color w:val="000000" w:themeColor="text1"/>
+        </w:rPr>
+      </w:pPr>
+      <w:r>
+        <w:rPr>
+          <w:color w:val="000000" w:themeColor="text1"/>
+        </w:rPr>
+        <w:t>→ ImageId, InstanceId, InstanceType, pattern, pid_finder</w:t>
+      </w:r>
+    </w:p>
+    <w:p>
+      <w:pPr>
+        <w:rPr>
+          <w:color w:val="000000" w:themeColor="text1"/>
+        </w:rPr>
+      </w:pPr>
+      <w:r>
+        <w:rPr>
+          <w:color w:val="000000" w:themeColor="text1"/>
+        </w:rPr>
+        <w:t xml:space="preserve">You should now see </w:t>
+      </w:r>
+      <w:r>
+        <w:rPr>
+          <w:b/>
+          <w:bCs/>
+          <w:color w:val="000000" w:themeColor="text1"/>
+        </w:rPr>
+        <w:t>two patterns</w:t>
+      </w:r>
+      <w:r>
+        <w:rPr>
+          <w:color w:val="000000" w:themeColor="text1"/>
+        </w:rPr>
+        <w:t>:</w:t>
+      </w:r>
+    </w:p>
+    <w:p>
+      <w:pPr>
+        <w:numPr>
+          <w:ilvl w:val="0"/>
+          <w:numId w:val="12"/>
+        </w:numPr>
+        <w:rPr>
+          <w:color w:val="000000" w:themeColor="text1"/>
+        </w:rPr>
+      </w:pPr>
+      <w:proofErr w:type="gramStart"/>
+      <w:r>
+        <w:rPr>
+          <w:color w:val="000000" w:themeColor="text1"/>
+        </w:rPr>
+        <w:t>org.apache</w:t>
+      </w:r>
+      <w:proofErr w:type="gramEnd"/>
+      <w:r>
+        <w:rPr>
+          <w:color w:val="000000" w:themeColor="text1"/>
+        </w:rPr>
+        <w:t>.</w:t>
+      </w:r>
+      <w:proofErr w:type="gramStart"/>
+      <w:r>
+        <w:rPr>
+          <w:color w:val="000000" w:themeColor="text1"/>
+        </w:rPr>
+        <w:t>catalina.startup</w:t>
+      </w:r>
+      <w:proofErr w:type="gramEnd"/>
+      <w:r>
+        <w:rPr>
+          <w:color w:val="000000" w:themeColor="text1"/>
+        </w:rPr>
+        <w:t xml:space="preserve">.Bootstrap </w:t>
+      </w:r>
+    </w:p>
+    <w:p>
+      <w:pPr>
+        <w:numPr>
+          <w:ilvl w:val="0"/>
+          <w:numId w:val="12"/>
+        </w:numPr>
+        <w:rPr>
+          <w:color w:val="000000" w:themeColor="text1"/>
+        </w:rPr>
+      </w:pPr>
+      <w:r>
+        <w:rPr>
+          <w:color w:val="000000" w:themeColor="text1"/>
+        </w:rPr>
+        <w:t>nginx</w:t>
+      </w:r>
+    </w:p>
+    <w:p>
+      <w:pPr>
+        <w:rPr>
+          <w:color w:val="000000" w:themeColor="text1"/>
+        </w:rPr>
+      </w:pPr>
+    </w:p>
+    <w:p>
+      <w:pPr>
+        <w:rPr>
+          <w:color w:val="000000" w:themeColor="text1"/>
+        </w:rPr>
+      </w:pPr>
+    </w:p>
+    <w:p>
+      <w:pPr>
+        <w:rPr>
+          <w:color w:val="000000" w:themeColor="text1"/>
+        </w:rPr>
+      </w:pPr>
+    </w:p>
+    <w:p>
+      <w:pPr>
+        <w:rPr>
+          <w:color w:val="000000" w:themeColor="text1"/>
+        </w:rPr>
+      </w:pPr>
+      <w:r>
+        <w:rPr>
+          <w:color w:val="000000" w:themeColor="text1"/>
+        </w:rPr>
+        <w:lastRenderedPageBreak/>
+        <w:drawing>
+          <wp:inline distT="0" distB="0" distL="0" distR="0" wp14:anchorId="69D42FB0" wp14:editId="700F2493">
+            <wp:extent cx="5731510" cy="2865755"/>
+            <wp:effectExtent l="0" t="0" r="2540" b="0"/>
+            <wp:docPr id="1495973384" name="Picture 1"/>
+            <wp:cNvGraphicFramePr>
+              <a:graphicFrameLocks xmlns:a="http://schemas.openxmlformats.org/drawingml/2006/main" noChangeAspect="1"/>
+            </wp:cNvGraphicFramePr>
+            <a:graphic xmlns:a="http://schemas.openxmlformats.org/drawingml/2006/main">
+              <a:graphicData uri="http://schemas.openxmlformats.org/drawingml/2006/picture">
+                <pic:pic xmlns:pic="http://schemas.openxmlformats.org/drawingml/2006/picture">
+                  <pic:nvPicPr>
+                    <pic:cNvPr id="1495973384" name=""/>
+                    <pic:cNvPicPr/>
+                  </pic:nvPicPr>
+                  <pic:blipFill>
+                    <a:blip r:embed="rId30"/>
+                    <a:stretch>
+                      <a:fillRect/>
+                    </a:stretch>
+                  </pic:blipFill>
+                  <pic:spPr>
+                    <a:xfrm>
+                      <a:off x="0" y="0"/>
+                      <a:ext cx="5731510" cy="2865755"/>
+                    </a:xfrm>
+                    <a:prstGeom prst="rect">
+                      <a:avLst/>
+                    </a:prstGeom>
+                  </pic:spPr>
+                </pic:pic>
+              </a:graphicData>
+            </a:graphic>
+          </wp:inline>
+        </w:drawing>
+      </w:r>
+    </w:p>
+    <w:p>
+      <w:pPr>
+        <w:rPr>
+          <w:color w:val="000000" w:themeColor="text1"/>
+        </w:rPr>
+      </w:pPr>
+    </w:p>
+    <w:p>
+      <w:pPr>
+        <w:rPr>
+          <w:b/>
+          <w:bCs/>
+          <w:color w:val="000000" w:themeColor="text1"/>
+        </w:rPr>
+      </w:pPr>
+      <w:r>
+        <w:rPr>
+          <w:b/>
+          <w:bCs/>
+          <w:color w:val="000000" w:themeColor="text1"/>
+        </w:rPr>
+        <w:t>Create the Nginx Dashboard Widget</w:t>
+      </w:r>
+    </w:p>
+    <w:p>
+      <w:pPr>
+        <w:rPr>
+          <w:color w:val="000000" w:themeColor="text1"/>
+        </w:rPr>
+      </w:pPr>
+      <w:r>
+        <w:rPr>
+          <w:color w:val="000000" w:themeColor="text1"/>
+        </w:rPr>
+        <w:t>Once you see the nginx pattern:</w:t>
+      </w:r>
+    </w:p>
+    <w:p>
+      <w:pPr>
+        <w:numPr>
+          <w:ilvl w:val="0"/>
+          <w:numId w:val="13"/>
+        </w:numPr>
+        <w:rPr>
+          <w:color w:val="000000" w:themeColor="text1"/>
+        </w:rPr>
+      </w:pPr>
+      <w:r>
+        <w:rPr>
+          <w:color w:val="000000" w:themeColor="text1"/>
+        </w:rPr>
+        <w:t xml:space="preserve">Click the </w:t>
+      </w:r>
+      <w:r>
+        <w:rPr>
+          <w:b/>
+          <w:bCs/>
+          <w:color w:val="000000" w:themeColor="text1"/>
+        </w:rPr>
+        <w:t>nginx</w:t>
+      </w:r>
+      <w:r>
+        <w:rPr>
+          <w:color w:val="000000" w:themeColor="text1"/>
+        </w:rPr>
+        <w:t xml:space="preserve"> metric (procstat_lookup_pid_count). </w:t>
+      </w:r>
+    </w:p>
+    <w:p>
+      <w:pPr>
+        <w:numPr>
+          <w:ilvl w:val="0"/>
+          <w:numId w:val="13"/>
+        </w:numPr>
+        <w:rPr>
+          <w:color w:val="000000" w:themeColor="text1"/>
+        </w:rPr>
+      </w:pPr>
+      <w:r>
+        <w:rPr>
+          <w:color w:val="000000" w:themeColor="text1"/>
+        </w:rPr>
+        <w:t xml:space="preserve">Click </w:t>
+      </w:r>
+      <w:r>
+        <w:rPr>
+          <w:b/>
+          <w:bCs/>
+          <w:color w:val="000000" w:themeColor="text1"/>
+        </w:rPr>
+        <w:t>Add to graph</w:t>
+      </w:r>
+      <w:r>
+        <w:rPr>
+          <w:color w:val="000000" w:themeColor="text1"/>
+        </w:rPr>
+        <w:t xml:space="preserve">. </w:t>
+      </w:r>
+    </w:p>
+    <w:p>
+      <w:pPr>
+        <w:numPr>
+          <w:ilvl w:val="0"/>
+          <w:numId w:val="13"/>
+        </w:numPr>
+        <w:rPr>
+          <w:color w:val="000000" w:themeColor="text1"/>
+        </w:rPr>
+      </w:pPr>
+      <w:r>
+        <w:rPr>
+          <w:color w:val="000000" w:themeColor="text1"/>
+        </w:rPr>
+        <w:t xml:space="preserve">Click </w:t>
+      </w:r>
+      <w:r>
+        <w:rPr>
+          <w:b/>
+          <w:bCs/>
+          <w:color w:val="000000" w:themeColor="text1"/>
+        </w:rPr>
+        <w:t>Actions → Add to dashboard</w:t>
+      </w:r>
+      <w:r>
+        <w:rPr>
+          <w:color w:val="000000" w:themeColor="text1"/>
+        </w:rPr>
+        <w:t xml:space="preserve">. </w:t>
+      </w:r>
+    </w:p>
+    <w:p>
+      <w:pPr>
+        <w:numPr>
+          <w:ilvl w:val="0"/>
+          <w:numId w:val="13"/>
+        </w:numPr>
+        <w:rPr>
+          <w:color w:val="000000" w:themeColor="text1"/>
+        </w:rPr>
+      </w:pPr>
+      <w:r>
+        <w:rPr>
+          <w:color w:val="000000" w:themeColor="text1"/>
+        </w:rPr>
+        <w:t>Choose your existing dashboard:</w:t>
+      </w:r>
+    </w:p>
+    <w:p>
+      <w:pPr>
+        <w:rPr>
+          <w:color w:val="000000" w:themeColor="text1"/>
+        </w:rPr>
+      </w:pPr>
+      <w:r>
+        <w:rPr>
+          <w:color w:val="000000" w:themeColor="text1"/>
+        </w:rPr>
+        <w:t>Tomcat-Service-Monitoring</w:t>
+      </w:r>
+    </w:p>
+    <w:p>
+      <w:pPr>
+        <w:numPr>
+          <w:ilvl w:val="0"/>
+          <w:numId w:val="13"/>
+        </w:numPr>
+        <w:rPr>
+          <w:color w:val="000000" w:themeColor="text1"/>
+        </w:rPr>
+      </w:pPr>
+      <w:r>
+        <w:rPr>
+          <w:color w:val="000000" w:themeColor="text1"/>
+        </w:rPr>
+        <w:t xml:space="preserve">Save the dashboard. </w:t>
+      </w:r>
+    </w:p>
+    <w:p>
+      <w:pPr>
+        <w:rPr>
+          <w:color w:val="000000" w:themeColor="text1"/>
+        </w:rPr>
+      </w:pPr>
+      <w:r>
+        <w:rPr>
+          <w:color w:val="000000" w:themeColor="text1"/>
+        </w:rPr>
+        <w:lastRenderedPageBreak/>
+        <w:drawing>
+          <wp:inline distT="0" distB="0" distL="0" distR="0" wp14:anchorId="6DD1796C" wp14:editId="046DE532">
+            <wp:extent cx="5731510" cy="4792345"/>
+            <wp:effectExtent l="0" t="0" r="2540" b="8255"/>
+            <wp:docPr id="664374650" name="Picture 1"/>
+            <wp:cNvGraphicFramePr>
+              <a:graphicFrameLocks xmlns:a="http://schemas.openxmlformats.org/drawingml/2006/main" noChangeAspect="1"/>
+            </wp:cNvGraphicFramePr>
+            <a:graphic xmlns:a="http://schemas.openxmlformats.org/drawingml/2006/main">
+              <a:graphicData uri="http://schemas.openxmlformats.org/drawingml/2006/picture">
+                <pic:pic xmlns:pic="http://schemas.openxmlformats.org/drawingml/2006/picture">
+                  <pic:nvPicPr>
+                    <pic:cNvPr id="664374650" name=""/>
+                    <pic:cNvPicPr/>
+                  </pic:nvPicPr>
+                  <pic:blipFill>
+                    <a:blip r:embed="rId31"/>
+                    <a:stretch>
+                      <a:fillRect/>
+                    </a:stretch>
+                  </pic:blipFill>
+                  <pic:spPr>
+                    <a:xfrm>
+                      <a:off x="0" y="0"/>
+                      <a:ext cx="5731510" cy="4792345"/>
+                    </a:xfrm>
+                    <a:prstGeom prst="rect">
+                      <a:avLst/>
+                    </a:prstGeom>
+                  </pic:spPr>
+                </pic:pic>
+              </a:graphicData>
+            </a:graphic>
+          </wp:inline>
+        </w:drawing>
+      </w:r>
+    </w:p>
+    <w:p>
+      <w:pPr>
+        <w:rPr>
+          <w:color w:val="000000" w:themeColor="text1"/>
+        </w:rPr>
+      </w:pPr>
+      <w:r>
+        <w:rPr>
+          <w:color w:val="000000" w:themeColor="text1"/>
+        </w:rPr>
+        <w:pict w14:anchorId="0BB8EEDE">
+          <v:rect id="_x0000_i1211" style="width:0;height:1.5pt" o:hralign="center" o:hrstd="t" o:hr="t" fillcolor="#a0a0a0" stroked="f"/>
+        </w:pict>
+      </w:r>
+    </w:p>
+    <w:p>
+      <w:pPr>
+        <w:rPr>
+          <w:b/>
+          <w:bCs/>
+          <w:color w:val="000000" w:themeColor="text1"/>
+        </w:rPr>
+      </w:pPr>
+      <w:r>
+        <w:rPr>
+          <w:b/>
+          <w:bCs/>
+          <w:color w:val="000000" w:themeColor="text1"/>
+        </w:rPr>
+        <w:t xml:space="preserve">Step </w:t>
+      </w:r>
+      <w:r>
+        <w:rPr>
+          <w:b/>
+          <w:bCs/>
+          <w:color w:val="000000" w:themeColor="text1"/>
+        </w:rPr>
+        <w:t>1</w:t>
+      </w:r>
+      <w:r>
+        <w:rPr>
+          <w:b/>
+          <w:bCs/>
+          <w:color w:val="000000" w:themeColor="text1"/>
+        </w:rPr>
+        <w:t>: Create the Nginx Alarm</w:t>
+      </w:r>
+    </w:p>
+    <w:p>
+      <w:pPr>
+        <w:rPr>
+          <w:color w:val="000000" w:themeColor="text1"/>
+        </w:rPr>
+      </w:pPr>
+      <w:r>
+        <w:rPr>
+          <w:color w:val="000000" w:themeColor="text1"/>
+        </w:rPr>
+        <w:t>Create a new alarm with these settings:</w:t>
+      </w:r>
+    </w:p>
+    <w:p>
+      <w:pPr>
+        <w:numPr>
+          <w:ilvl w:val="0"/>
+          <w:numId w:val="14"/>
+        </w:numPr>
+        <w:rPr>
+          <w:color w:val="000000" w:themeColor="text1"/>
+        </w:rPr>
+      </w:pPr>
+      <w:r>
+        <w:rPr>
+          <w:b/>
+          <w:bCs/>
+          <w:color w:val="000000" w:themeColor="text1"/>
+        </w:rPr>
+        <w:t>Metric:</w:t>
+      </w:r>
+      <w:r>
+        <w:rPr>
+          <w:color w:val="000000" w:themeColor="text1"/>
+        </w:rPr>
+        <w:t xml:space="preserve"> procstat_lookup_pid_count (for the nginx pattern) </w:t>
+      </w:r>
+    </w:p>
+    <w:p>
+      <w:pPr>
+        <w:numPr>
+          <w:ilvl w:val="0"/>
+          <w:numId w:val="14"/>
+        </w:numPr>
+        <w:rPr>
+          <w:color w:val="000000" w:themeColor="text1"/>
+        </w:rPr>
+      </w:pPr>
+      <w:r>
+        <w:rPr>
+          <w:b/>
+          <w:bCs/>
+          <w:color w:val="000000" w:themeColor="text1"/>
+        </w:rPr>
+        <w:t>Condition:</w:t>
+      </w:r>
+      <w:r>
+        <w:rPr>
+          <w:color w:val="000000" w:themeColor="text1"/>
+        </w:rPr>
+        <w:t xml:space="preserve"> Lower than 1 </w:t>
+      </w:r>
+    </w:p>
+    <w:p>
+      <w:pPr>
+        <w:numPr>
+          <w:ilvl w:val="0"/>
+          <w:numId w:val="14"/>
+        </w:numPr>
+        <w:rPr>
+          <w:color w:val="000000" w:themeColor="text1"/>
+        </w:rPr>
+      </w:pPr>
+      <w:r>
+        <w:rPr>
+          <w:b/>
+          <w:bCs/>
+          <w:color w:val="000000" w:themeColor="text1"/>
+        </w:rPr>
+        <w:t>Period:</w:t>
+      </w:r>
+      <w:r>
+        <w:rPr>
+          <w:color w:val="000000" w:themeColor="text1"/>
+        </w:rPr>
+        <w:t xml:space="preserve"> 1 minute </w:t>
+      </w:r>
+    </w:p>
+    <w:p>
+      <w:pPr>
+        <w:numPr>
+          <w:ilvl w:val="0"/>
+          <w:numId w:val="14"/>
+        </w:numPr>
+        <w:rPr>
+          <w:color w:val="000000" w:themeColor="text1"/>
+        </w:rPr>
+      </w:pPr>
+      <w:r>
+        <w:rPr>
+          <w:b/>
+          <w:bCs/>
+          <w:color w:val="000000" w:themeColor="text1"/>
+        </w:rPr>
+        <w:t>Evaluation periods:</w:t>
+      </w:r>
+      <w:r>
+        <w:rPr>
+          <w:color w:val="000000" w:themeColor="text1"/>
+        </w:rPr>
+        <w:t xml:space="preserve"> 1 </w:t>
+      </w:r>
+    </w:p>
+    <w:p>
+      <w:pPr>
+        <w:numPr>
+          <w:ilvl w:val="0"/>
+          <w:numId w:val="14"/>
+        </w:numPr>
+        <w:rPr>
+          <w:color w:val="000000" w:themeColor="text1"/>
+        </w:rPr>
+      </w:pPr>
+      <w:r>
+        <w:rPr>
+          <w:b/>
+          <w:bCs/>
+          <w:color w:val="000000" w:themeColor="text1"/>
+        </w:rPr>
+        <w:t>SNS Topic:</w:t>
+      </w:r>
+      <w:r>
+        <w:rPr>
+          <w:color w:val="000000" w:themeColor="text1"/>
+        </w:rPr>
+        <w:t xml:space="preserve"> Alerts </w:t>
+      </w:r>
+    </w:p>
+    <w:p>
+      <w:pPr>
+        <w:numPr>
+          <w:ilvl w:val="0"/>
+          <w:numId w:val="14"/>
+        </w:numPr>
+        <w:rPr>
+          <w:color w:val="000000" w:themeColor="text1"/>
+        </w:rPr>
+      </w:pPr>
+      <w:r>
+        <w:rPr>
+          <w:b/>
+          <w:bCs/>
+          <w:color w:val="000000" w:themeColor="text1"/>
+        </w:rPr>
+        <w:t>Alarm name:</w:t>
+      </w:r>
+    </w:p>
+    <w:p>
+      <w:pPr>
+        <w:rPr>
+          <w:color w:val="000000" w:themeColor="text1"/>
+        </w:rPr>
+      </w:pPr>
+      <w:r>
+        <w:rPr>
+          <w:color w:val="000000" w:themeColor="text1"/>
+        </w:rPr>
+        <w:t>Nginx-Service-Down</w:t>
+      </w:r>
+    </w:p>
+    <w:p>
+      <w:pPr>
+        <w:rPr>
+          <w:color w:val="000000" w:themeColor="text1"/>
+        </w:rPr>
+      </w:pPr>
+      <w:r>
+        <w:rPr>
+          <w:color w:val="000000" w:themeColor="text1"/>
+        </w:rPr>
+        <w:lastRenderedPageBreak/>
+        <w:drawing>
+          <wp:inline distT="0" distB="0" distL="0" distR="0" wp14:anchorId="24C62ED3" wp14:editId="6F000C04">
+            <wp:extent cx="5731510" cy="4202430"/>
+            <wp:effectExtent l="0" t="0" r="2540" b="7620"/>
+            <wp:docPr id="715353327" name="Picture 1"/>
+            <wp:cNvGraphicFramePr>
+              <a:graphicFrameLocks xmlns:a="http://schemas.openxmlformats.org/drawingml/2006/main" noChangeAspect="1"/>
+            </wp:cNvGraphicFramePr>
+            <a:graphic xmlns:a="http://schemas.openxmlformats.org/drawingml/2006/main">
+              <a:graphicData uri="http://schemas.openxmlformats.org/drawingml/2006/picture">
+                <pic:pic xmlns:pic="http://schemas.openxmlformats.org/drawingml/2006/picture">
+                  <pic:nvPicPr>
+                    <pic:cNvPr id="715353327" name=""/>
+                    <pic:cNvPicPr/>
+                  </pic:nvPicPr>
+                  <pic:blipFill>
+                    <a:blip r:embed="rId32"/>
+                    <a:stretch>
+                      <a:fillRect/>
+                    </a:stretch>
+                  </pic:blipFill>
+                  <pic:spPr>
+                    <a:xfrm>
+                      <a:off x="0" y="0"/>
+                      <a:ext cx="5731510" cy="4202430"/>
+                    </a:xfrm>
+                    <a:prstGeom prst="rect">
+                      <a:avLst/>
+                    </a:prstGeom>
+                  </pic:spPr>
+                </pic:pic>
+              </a:graphicData>
+            </a:graphic>
+          </wp:inline>
+        </w:drawing>
+      </w:r>
+    </w:p>
+    <w:p>
+      <w:pPr>
+        <w:rPr>
+          <w:color w:val="000000" w:themeColor="text1"/>
+        </w:rPr>
+      </w:pPr>
+      <w:r>
+        <w:rPr>
+          <w:color w:val="000000" w:themeColor="text1"/>
+        </w:rPr>
+        <w:pict w14:anchorId="50B07817">
+          <v:rect id="_x0000_i1212" style="width:0;height:1.5pt" o:hralign="center" o:hrstd="t" o:hr="t" fillcolor="#a0a0a0" stroked="f"/>
+        </w:pict>
+      </w:r>
+    </w:p>
+    <w:p>
+      <w:pPr>
+        <w:rPr>
+          <w:b/>
+          <w:bCs/>
+          <w:color w:val="000000" w:themeColor="text1"/>
+        </w:rPr>
+      </w:pPr>
+      <w:r>
+        <w:rPr>
+          <w:b/>
+          <w:bCs/>
+          <w:color w:val="000000" w:themeColor="text1"/>
+        </w:rPr>
+        <w:t xml:space="preserve">Step </w:t>
+      </w:r>
+      <w:r>
+        <w:rPr>
+          <w:b/>
+          <w:bCs/>
+          <w:color w:val="000000" w:themeColor="text1"/>
+        </w:rPr>
+        <w:t>2</w:t>
+      </w:r>
+      <w:r>
+        <w:rPr>
+          <w:b/>
+          <w:bCs/>
+          <w:color w:val="000000" w:themeColor="text1"/>
+        </w:rPr>
+        <w:t>: Test</w:t>
+      </w:r>
+    </w:p>
+    <w:p>
+      <w:pPr>
+        <w:rPr>
+          <w:color w:val="000000" w:themeColor="text1"/>
+        </w:rPr>
+      </w:pPr>
+      <w:r>
+        <w:rPr>
+          <w:color w:val="000000" w:themeColor="text1"/>
+        </w:rPr>
+        <w:t>Stop Nginx:</w:t>
+      </w:r>
+    </w:p>
+    <w:p>
+      <w:pPr>
+        <w:rPr>
+          <w:color w:val="000000" w:themeColor="text1"/>
+        </w:rPr>
+      </w:pPr>
+      <w:r>
+        <w:rPr>
+          <w:color w:val="000000" w:themeColor="text1"/>
+        </w:rPr>
+        <w:t>sudo systemctl stop nginx</w:t>
+      </w:r>
+    </w:p>
+    <w:p>
+      <w:pPr>
+        <w:rPr>
+          <w:color w:val="000000" w:themeColor="text1"/>
+        </w:rPr>
+      </w:pPr>
+      <w:r>
+        <w:rPr>
+          <w:color w:val="000000" w:themeColor="text1"/>
+        </w:rPr>
+        <w:t>Wait 2–3 minutes.</w:t>
+      </w:r>
+    </w:p>
+    <w:p>
+      <w:pPr>
+        <w:rPr>
+          <w:color w:val="000000" w:themeColor="text1"/>
+        </w:rPr>
+      </w:pPr>
+      <w:r>
+        <w:rPr>
+          <w:color w:val="000000" w:themeColor="text1"/>
+        </w:rPr>
+        <w:t>Expected results:</w:t>
+      </w:r>
+    </w:p>
+    <w:p>
+      <w:pPr>
+        <w:numPr>
+          <w:ilvl w:val="0"/>
+          <w:numId w:val="15"/>
+        </w:numPr>
+        <w:rPr>
+          <w:color w:val="000000" w:themeColor="text1"/>
+        </w:rPr>
+      </w:pPr>
+      <w:r>
+        <w:rPr>
+          <w:color w:val="000000" w:themeColor="text1"/>
+        </w:rPr>
+        <w:t xml:space="preserve">Alarm changes to </w:t>
+      </w:r>
+      <w:r>
+        <w:rPr>
+          <w:b/>
+          <w:bCs/>
+          <w:color w:val="000000" w:themeColor="text1"/>
+        </w:rPr>
+        <w:t>ALARM</w:t>
+      </w:r>
+      <w:r>
+        <w:rPr>
+          <w:color w:val="000000" w:themeColor="text1"/>
+        </w:rPr>
+        <w:t xml:space="preserve">. </w:t>
+      </w:r>
+    </w:p>
+    <w:p>
+      <w:pPr>
+        <w:numPr>
+          <w:ilvl w:val="0"/>
+          <w:numId w:val="15"/>
+        </w:numPr>
+        <w:rPr>
+          <w:color w:val="000000" w:themeColor="text1"/>
+        </w:rPr>
+      </w:pPr>
+      <w:r>
+        <w:rPr>
+          <w:color w:val="000000" w:themeColor="text1"/>
+        </w:rPr>
+        <w:t xml:space="preserve">SNS sends an email notification. </w:t>
+      </w:r>
+    </w:p>
+    <w:p>
+      <w:pPr>
+        <w:rPr>
+          <w:color w:val="000000" w:themeColor="text1"/>
+        </w:rPr>
+      </w:pPr>
+      <w:r>
+        <w:rPr>
+          <w:color w:val="000000" w:themeColor="text1"/>
+        </w:rPr>
+        <w:t>Start Nginx again:</w:t>
+      </w:r>
+    </w:p>
+    <w:p>
+      <w:pPr>
+        <w:rPr>
+          <w:color w:val="000000" w:themeColor="text1"/>
+        </w:rPr>
+      </w:pPr>
+      <w:r>
+        <w:rPr>
+          <w:color w:val="000000" w:themeColor="text1"/>
+        </w:rPr>
+        <w:t>sudo systemctl start nginx</w:t>
+      </w:r>
+    </w:p>
+    <w:p>
+      <w:pPr>
+        <w:rPr>
+          <w:color w:val="000000" w:themeColor="text1"/>
+        </w:rPr>
+      </w:pPr>
+      <w:r>
+        <w:rPr>
+          <w:color w:val="000000" w:themeColor="text1"/>
+        </w:rPr>
+        <w:t xml:space="preserve">The alarm should return to </w:t>
+      </w:r>
+      <w:r>
+        <w:rPr>
+          <w:b/>
+          <w:bCs/>
+          <w:color w:val="000000" w:themeColor="text1"/>
+        </w:rPr>
+        <w:t>OK</w:t>
+      </w:r>
+      <w:r>
+        <w:rPr>
+          <w:color w:val="000000" w:themeColor="text1"/>
+        </w:rPr>
+        <w:t>.</w:t>
+      </w:r>
+    </w:p>
+    <w:p>
+      <w:pPr>
+        <w:rPr>
+          <w:color w:val="000000" w:themeColor="text1"/>
+        </w:rPr>
+      </w:pPr>
+      <w:r>
+        <w:rPr>
+          <w:color w:val="000000" w:themeColor="text1"/>
+        </w:rPr>
+        <w:lastRenderedPageBreak/>
+        <w:drawing>
+          <wp:inline distT="0" distB="0" distL="0" distR="0" wp14:anchorId="6B9482A4" wp14:editId="3D6A9248">
+            <wp:extent cx="5334000" cy="4168140"/>
+            <wp:effectExtent l="0" t="0" r="0" b="3810"/>
+            <wp:docPr id="1273633098" name="Picture 1"/>
+            <wp:cNvGraphicFramePr>
+              <a:graphicFrameLocks xmlns:a="http://schemas.openxmlformats.org/drawingml/2006/main" noChangeAspect="1"/>
+            </wp:cNvGraphicFramePr>
+            <a:graphic xmlns:a="http://schemas.openxmlformats.org/drawingml/2006/main">
+              <a:graphicData uri="http://schemas.openxmlformats.org/drawingml/2006/picture">
+                <pic:pic xmlns:pic="http://schemas.openxmlformats.org/drawingml/2006/picture">
+                  <pic:nvPicPr>
+                    <pic:cNvPr id="1273633098" name=""/>
+                    <pic:cNvPicPr/>
+                  </pic:nvPicPr>
+                  <pic:blipFill>
+                    <a:blip r:embed="rId33"/>
+                    <a:stretch>
+                      <a:fillRect/>
+                    </a:stretch>
+                  </pic:blipFill>
+                  <pic:spPr>
+                    <a:xfrm>
+                      <a:off x="0" y="0"/>
+                      <a:ext cx="5334466" cy="4168504"/>
+                    </a:xfrm>
+                    <a:prstGeom prst="rect">
+                      <a:avLst/>
+                    </a:prstGeom>
+                  </pic:spPr>
+                </pic:pic>
+              </a:graphicData>
+            </a:graphic>
+          </wp:inline>
+        </w:drawing>
+      </w:r>
+    </w:p>
+    <w:p>
+      <w:pPr>
+        <w:rPr>
+          <w:color w:val="000000" w:themeColor="text1"/>
+        </w:rPr>
+      </w:pPr>
+    </w:p>
+    <w:p>
+      <w:pPr>
+        <w:rPr>
+          <w:color w:val="000000" w:themeColor="text1"/>
+        </w:rPr>
+      </w:pPr>
+      <w:r>
+        <w:rPr>
+          <w:color w:val="000000" w:themeColor="text1"/>
+        </w:rPr>
+        <w:drawing>
+          <wp:inline distT="0" distB="0" distL="0" distR="0" wp14:anchorId="2D6F97BE" wp14:editId="7F555A7E">
+            <wp:extent cx="5731510" cy="3962400"/>
+            <wp:effectExtent l="0" t="0" r="2540" b="0"/>
+            <wp:docPr id="1498236546" name="Picture 1"/>
+            <wp:cNvGraphicFramePr>
+              <a:graphicFrameLocks xmlns:a="http://schemas.openxmlformats.org/drawingml/2006/main" noChangeAspect="1"/>
+            </wp:cNvGraphicFramePr>
+            <a:graphic xmlns:a="http://schemas.openxmlformats.org/drawingml/2006/main">
+              <a:graphicData uri="http://schemas.openxmlformats.org/drawingml/2006/picture">
+                <pic:pic xmlns:pic="http://schemas.openxmlformats.org/drawingml/2006/picture">
+                  <pic:nvPicPr>
+                    <pic:cNvPr id="1498236546" name=""/>
+                    <pic:cNvPicPr/>
+                  </pic:nvPicPr>
+                  <pic:blipFill>
+                    <a:blip r:embed="rId34"/>
+                    <a:stretch>
+                      <a:fillRect/>
+                    </a:stretch>
+                  </pic:blipFill>
+                  <pic:spPr>
+                    <a:xfrm>
+                      <a:off x="0" y="0"/>
+                      <a:ext cx="5731510" cy="3962400"/>
+                    </a:xfrm>
+                    <a:prstGeom prst="rect">
+                      <a:avLst/>
+                    </a:prstGeom>
+                  </pic:spPr>
+                </pic:pic>
+              </a:graphicData>
+            </a:graphic>
+          </wp:inline>
+        </w:drawing>
+      </w:r>
+    </w:p>
+    <w:p>
+      <w:pPr>
+        <w:rPr>
+          <w:color w:val="000000" w:themeColor="text1"/>
+        </w:rPr>
+      </w:pPr>
+    </w:p>
+    <w:p>
+      <w:pPr>
+        <w:rPr>
+          <w:b/>
+          <w:bCs/>
+          <w:color w:val="000000" w:themeColor="text1"/>
+        </w:rPr>
+      </w:pPr>
+      <w:r>
+        <w:rPr>
+          <w:b/>
+          <w:bCs/>
+          <w:color w:val="000000" w:themeColor="text1"/>
+        </w:rPr>
+        <w:lastRenderedPageBreak/>
+        <w:t>Start Tomcat</w:t>
+      </w:r>
+    </w:p>
+    <w:p>
+      <w:pPr>
+        <w:rPr>
+          <w:color w:val="000000" w:themeColor="text1"/>
+        </w:rPr>
+      </w:pPr>
+      <w:r>
+        <w:rPr>
+          <w:color w:val="000000" w:themeColor="text1"/>
+        </w:rPr>
+        <w:t>sudo /opt/tomcat/bin/startup.sh</w:t>
+      </w:r>
+    </w:p>
+    <w:p>
+      <w:pPr>
+        <w:rPr>
+          <w:color w:val="000000" w:themeColor="text1"/>
+        </w:rPr>
+      </w:pPr>
+      <w:r>
+        <w:rPr>
+          <w:color w:val="000000" w:themeColor="text1"/>
+        </w:rPr>
+        <w:t>Wait another 2–5 minutes.</w:t>
+      </w:r>
+    </w:p>
+    <w:p>
+      <w:pPr>
+        <w:rPr>
+          <w:color w:val="000000" w:themeColor="text1"/>
+        </w:rPr>
+      </w:pPr>
+      <w:r>
+        <w:rPr>
+          <w:color w:val="000000" w:themeColor="text1"/>
+        </w:rPr>
+        <w:t>Expected:</w:t>
+      </w:r>
+    </w:p>
+    <w:p>
+      <w:pPr>
+        <w:numPr>
+          <w:ilvl w:val="0"/>
+          <w:numId w:val="16"/>
+        </w:numPr>
+        <w:rPr>
+          <w:color w:val="000000" w:themeColor="text1"/>
+        </w:rPr>
+      </w:pPr>
+      <w:r>
+        <w:rPr>
+          <w:color w:val="000000" w:themeColor="text1"/>
+        </w:rPr>
+        <w:t xml:space="preserve">Alarm returns to </w:t>
+      </w:r>
+      <w:r>
+        <w:rPr>
+          <w:b/>
+          <w:bCs/>
+          <w:color w:val="000000" w:themeColor="text1"/>
+        </w:rPr>
+        <w:t>OK</w:t>
+      </w:r>
+      <w:r>
+        <w:rPr>
+          <w:color w:val="000000" w:themeColor="text1"/>
+        </w:rPr>
+        <w:t>.</w:t>
+      </w:r>
+    </w:p>
+    <w:p>
+      <w:pPr>
+        <w:rPr>
+          <w:color w:val="000000" w:themeColor="text1"/>
+        </w:rPr>
+      </w:pPr>
+    </w:p>
+    <w:p>
+      <w:pPr>
+        <w:rPr>
+          <w:color w:val="000000" w:themeColor="text1"/>
+        </w:rPr>
+      </w:pPr>
+      <w:r>
+        <w:rPr>
+          <w:color w:val="000000" w:themeColor="text1"/>
+        </w:rPr>
+        <w:drawing>
+          <wp:inline distT="0" distB="0" distL="0" distR="0" wp14:anchorId="797E1DAB" wp14:editId="62D480EA">
+            <wp:extent cx="5731510" cy="3642360"/>
+            <wp:effectExtent l="0" t="0" r="2540" b="0"/>
+            <wp:docPr id="989810664" name="Picture 1"/>
+            <wp:cNvGraphicFramePr>
+              <a:graphicFrameLocks xmlns:a="http://schemas.openxmlformats.org/drawingml/2006/main" noChangeAspect="1"/>
+            </wp:cNvGraphicFramePr>
+            <a:graphic xmlns:a="http://schemas.openxmlformats.org/drawingml/2006/main">
+              <a:graphicData uri="http://schemas.openxmlformats.org/drawingml/2006/picture">
+                <pic:pic xmlns:pic="http://schemas.openxmlformats.org/drawingml/2006/picture">
+                  <pic:nvPicPr>
+                    <pic:cNvPr id="989810664" name=""/>
+                    <pic:cNvPicPr/>
+                  </pic:nvPicPr>
+                  <pic:blipFill>
+                    <a:blip r:embed="rId35"/>
+                    <a:stretch>
+                      <a:fillRect/>
+                    </a:stretch>
+                  </pic:blipFill>
+                  <pic:spPr>
+                    <a:xfrm>
+                      <a:off x="0" y="0"/>
+                      <a:ext cx="5731510" cy="3642360"/>
+                    </a:xfrm>
+                    <a:prstGeom prst="rect">
+                      <a:avLst/>
+                    </a:prstGeom>
+                  </pic:spPr>
+                </pic:pic>
+              </a:graphicData>
+            </a:graphic>
+          </wp:inline>
+        </w:drawing>
+      </w:r>
     </w:p>
     <w:sectPr>
       <w:pgSz w:w="11906" w:h="16838"/>
@@ -4089,6 +9528,155 @@
     </w:lvl>
   </w:abstractNum>
   <w:abstractNum w:abstractNumId="1" w15:restartNumberingAfterBreak="0">
+    <w:nsid w:val="05427083"/>
+    <w:multiLevelType w:val="multilevel"/>
+    <w:tmpl w:val="3D262CD8"/>
+    <w:lvl w:ilvl="0">
+      <w:start w:val="1"/>
+      <w:numFmt w:val="bullet"/>
+      <w:lvlText w:val=""/>
+      <w:lvlJc w:val="left"/>
+      <w:pPr>
+        <w:tabs>
+          <w:tab w:val="num" w:pos="720"/>
+        </w:tabs>
+        <w:ind w:left="720" w:hanging="360"/>
+      </w:pPr>
+      <w:rPr>
+        <w:rFonts w:ascii="Symbol" w:hAnsi="Symbol" w:hint="default"/>
+        <w:sz w:val="20"/>
+      </w:rPr>
+    </w:lvl>
+    <w:lvl w:ilvl="1" w:tentative="1">
+      <w:start w:val="1"/>
+      <w:numFmt w:val="bullet"/>
+      <w:lvlText w:val="o"/>
+      <w:lvlJc w:val="left"/>
+      <w:pPr>
+        <w:tabs>
+          <w:tab w:val="num" w:pos="1440"/>
+        </w:tabs>
+        <w:ind w:left="1440" w:hanging="360"/>
+      </w:pPr>
+      <w:rPr>
+        <w:rFonts w:ascii="Courier New" w:hAnsi="Courier New" w:hint="default"/>
+        <w:sz w:val="20"/>
+      </w:rPr>
+    </w:lvl>
+    <w:lvl w:ilvl="2" w:tentative="1">
+      <w:start w:val="1"/>
+      <w:numFmt w:val="bullet"/>
+      <w:lvlText w:val=""/>
+      <w:lvlJc w:val="left"/>
+      <w:pPr>
+        <w:tabs>
+          <w:tab w:val="num" w:pos="2160"/>
+        </w:tabs>
+        <w:ind w:left="2160" w:hanging="360"/>
+      </w:pPr>
+      <w:rPr>
+        <w:rFonts w:ascii="Wingdings" w:hAnsi="Wingdings" w:hint="default"/>
+        <w:sz w:val="20"/>
+      </w:rPr>
+    </w:lvl>
+    <w:lvl w:ilvl="3" w:tentative="1">
+      <w:start w:val="1"/>
+      <w:numFmt w:val="bullet"/>
+      <w:lvlText w:val=""/>
+      <w:lvlJc w:val="left"/>
+      <w:pPr>
+        <w:tabs>
+          <w:tab w:val="num" w:pos="2880"/>
+        </w:tabs>
+        <w:ind w:left="2880" w:hanging="360"/>
+      </w:pPr>
+      <w:rPr>
+        <w:rFonts w:ascii="Wingdings" w:hAnsi="Wingdings" w:hint="default"/>
+        <w:sz w:val="20"/>
+      </w:rPr>
+    </w:lvl>
+    <w:lvl w:ilvl="4" w:tentative="1">
+      <w:start w:val="1"/>
+      <w:numFmt w:val="bullet"/>
+      <w:lvlText w:val=""/>
+      <w:lvlJc w:val="left"/>
+      <w:pPr>
+        <w:tabs>
+          <w:tab w:val="num" w:pos="3600"/>
+        </w:tabs>
+        <w:ind w:left="3600" w:hanging="360"/>
+      </w:pPr>
+      <w:rPr>
+        <w:rFonts w:ascii="Wingdings" w:hAnsi="Wingdings" w:hint="default"/>
+        <w:sz w:val="20"/>
+      </w:rPr>
+    </w:lvl>
+    <w:lvl w:ilvl="5" w:tentative="1">
+      <w:start w:val="1"/>
+      <w:numFmt w:val="bullet"/>
+      <w:lvlText w:val=""/>
+      <w:lvlJc w:val="left"/>
+      <w:pPr>
+        <w:tabs>
+          <w:tab w:val="num" w:pos="4320"/>
+        </w:tabs>
+        <w:ind w:left="4320" w:hanging="360"/>
+      </w:pPr>
+      <w:rPr>
+        <w:rFonts w:ascii="Wingdings" w:hAnsi="Wingdings" w:hint="default"/>
+        <w:sz w:val="20"/>
+      </w:rPr>
+    </w:lvl>
+    <w:lvl w:ilvl="6" w:tentative="1">
+      <w:start w:val="1"/>
+      <w:numFmt w:val="bullet"/>
+      <w:lvlText w:val=""/>
+      <w:lvlJc w:val="left"/>
+      <w:pPr>
+        <w:tabs>
+          <w:tab w:val="num" w:pos="5040"/>
+        </w:tabs>
+        <w:ind w:left="5040" w:hanging="360"/>
+      </w:pPr>
+      <w:rPr>
+        <w:rFonts w:ascii="Wingdings" w:hAnsi="Wingdings" w:hint="default"/>
+        <w:sz w:val="20"/>
+      </w:rPr>
+    </w:lvl>
+    <w:lvl w:ilvl="7" w:tentative="1">
+      <w:start w:val="1"/>
+      <w:numFmt w:val="bullet"/>
+      <w:lvlText w:val=""/>
+      <w:lvlJc w:val="left"/>
+      <w:pPr>
+        <w:tabs>
+          <w:tab w:val="num" w:pos="5760"/>
+        </w:tabs>
+        <w:ind w:left="5760" w:hanging="360"/>
+      </w:pPr>
+      <w:rPr>
+        <w:rFonts w:ascii="Wingdings" w:hAnsi="Wingdings" w:hint="default"/>
+        <w:sz w:val="20"/>
+      </w:rPr>
+    </w:lvl>
+    <w:lvl w:ilvl="8" w:tentative="1">
+      <w:start w:val="1"/>
+      <w:numFmt w:val="bullet"/>
+      <w:lvlText w:val=""/>
+      <w:lvlJc w:val="left"/>
+      <w:pPr>
+        <w:tabs>
+          <w:tab w:val="num" w:pos="6480"/>
+        </w:tabs>
+        <w:ind w:left="6480" w:hanging="360"/>
+      </w:pPr>
+      <w:rPr>
+        <w:rFonts w:ascii="Wingdings" w:hAnsi="Wingdings" w:hint="default"/>
+        <w:sz w:val="20"/>
+      </w:rPr>
+    </w:lvl>
+  </w:abstractNum>
+  <w:abstractNum w:abstractNumId="2" w15:restartNumberingAfterBreak="0">
     <w:nsid w:val="11A17DD9"/>
     <w:multiLevelType w:val="multilevel"/>
     <w:tmpl w:val="80D882A0"/>
@@ -4237,7 +9825,156 @@
       </w:rPr>
     </w:lvl>
   </w:abstractNum>
-  <w:abstractNum w:abstractNumId="2" w15:restartNumberingAfterBreak="0">
+  <w:abstractNum w:abstractNumId="3" w15:restartNumberingAfterBreak="0">
+    <w:nsid w:val="19E47298"/>
+    <w:multiLevelType w:val="multilevel"/>
+    <w:tmpl w:val="E6D63296"/>
+    <w:lvl w:ilvl="0">
+      <w:start w:val="1"/>
+      <w:numFmt w:val="bullet"/>
+      <w:lvlText w:val=""/>
+      <w:lvlJc w:val="left"/>
+      <w:pPr>
+        <w:tabs>
+          <w:tab w:val="num" w:pos="720"/>
+        </w:tabs>
+        <w:ind w:left="720" w:hanging="360"/>
+      </w:pPr>
+      <w:rPr>
+        <w:rFonts w:ascii="Symbol" w:hAnsi="Symbol" w:hint="default"/>
+        <w:sz w:val="20"/>
+      </w:rPr>
+    </w:lvl>
+    <w:lvl w:ilvl="1" w:tentative="1">
+      <w:start w:val="1"/>
+      <w:numFmt w:val="bullet"/>
+      <w:lvlText w:val="o"/>
+      <w:lvlJc w:val="left"/>
+      <w:pPr>
+        <w:tabs>
+          <w:tab w:val="num" w:pos="1440"/>
+        </w:tabs>
+        <w:ind w:left="1440" w:hanging="360"/>
+      </w:pPr>
+      <w:rPr>
+        <w:rFonts w:ascii="Courier New" w:hAnsi="Courier New" w:hint="default"/>
+        <w:sz w:val="20"/>
+      </w:rPr>
+    </w:lvl>
+    <w:lvl w:ilvl="2" w:tentative="1">
+      <w:start w:val="1"/>
+      <w:numFmt w:val="bullet"/>
+      <w:lvlText w:val=""/>
+      <w:lvlJc w:val="left"/>
+      <w:pPr>
+        <w:tabs>
+          <w:tab w:val="num" w:pos="2160"/>
+        </w:tabs>
+        <w:ind w:left="2160" w:hanging="360"/>
+      </w:pPr>
+      <w:rPr>
+        <w:rFonts w:ascii="Wingdings" w:hAnsi="Wingdings" w:hint="default"/>
+        <w:sz w:val="20"/>
+      </w:rPr>
+    </w:lvl>
+    <w:lvl w:ilvl="3" w:tentative="1">
+      <w:start w:val="1"/>
+      <w:numFmt w:val="bullet"/>
+      <w:lvlText w:val=""/>
+      <w:lvlJc w:val="left"/>
+      <w:pPr>
+        <w:tabs>
+          <w:tab w:val="num" w:pos="2880"/>
+        </w:tabs>
+        <w:ind w:left="2880" w:hanging="360"/>
+      </w:pPr>
+      <w:rPr>
+        <w:rFonts w:ascii="Wingdings" w:hAnsi="Wingdings" w:hint="default"/>
+        <w:sz w:val="20"/>
+      </w:rPr>
+    </w:lvl>
+    <w:lvl w:ilvl="4" w:tentative="1">
+      <w:start w:val="1"/>
+      <w:numFmt w:val="bullet"/>
+      <w:lvlText w:val=""/>
+      <w:lvlJc w:val="left"/>
+      <w:pPr>
+        <w:tabs>
+          <w:tab w:val="num" w:pos="3600"/>
+        </w:tabs>
+        <w:ind w:left="3600" w:hanging="360"/>
+      </w:pPr>
+      <w:rPr>
+        <w:rFonts w:ascii="Wingdings" w:hAnsi="Wingdings" w:hint="default"/>
+        <w:sz w:val="20"/>
+      </w:rPr>
+    </w:lvl>
+    <w:lvl w:ilvl="5" w:tentative="1">
+      <w:start w:val="1"/>
+      <w:numFmt w:val="bullet"/>
+      <w:lvlText w:val=""/>
+      <w:lvlJc w:val="left"/>
+      <w:pPr>
+        <w:tabs>
+          <w:tab w:val="num" w:pos="4320"/>
+        </w:tabs>
+        <w:ind w:left="4320" w:hanging="360"/>
+      </w:pPr>
+      <w:rPr>
+        <w:rFonts w:ascii="Wingdings" w:hAnsi="Wingdings" w:hint="default"/>
+        <w:sz w:val="20"/>
+      </w:rPr>
+    </w:lvl>
+    <w:lvl w:ilvl="6" w:tentative="1">
+      <w:start w:val="1"/>
+      <w:numFmt w:val="bullet"/>
+      <w:lvlText w:val=""/>
+      <w:lvlJc w:val="left"/>
+      <w:pPr>
+        <w:tabs>
+          <w:tab w:val="num" w:pos="5040"/>
+        </w:tabs>
+        <w:ind w:left="5040" w:hanging="360"/>
+      </w:pPr>
+      <w:rPr>
+        <w:rFonts w:ascii="Wingdings" w:hAnsi="Wingdings" w:hint="default"/>
+        <w:sz w:val="20"/>
+      </w:rPr>
+    </w:lvl>
+    <w:lvl w:ilvl="7" w:tentative="1">
+      <w:start w:val="1"/>
+      <w:numFmt w:val="bullet"/>
+      <w:lvlText w:val=""/>
+      <w:lvlJc w:val="left"/>
+      <w:pPr>
+        <w:tabs>
+          <w:tab w:val="num" w:pos="5760"/>
+        </w:tabs>
+        <w:ind w:left="5760" w:hanging="360"/>
+      </w:pPr>
+      <w:rPr>
+        <w:rFonts w:ascii="Wingdings" w:hAnsi="Wingdings" w:hint="default"/>
+        <w:sz w:val="20"/>
+      </w:rPr>
+    </w:lvl>
+    <w:lvl w:ilvl="8" w:tentative="1">
+      <w:start w:val="1"/>
+      <w:numFmt w:val="bullet"/>
+      <w:lvlText w:val=""/>
+      <w:lvlJc w:val="left"/>
+      <w:pPr>
+        <w:tabs>
+          <w:tab w:val="num" w:pos="6480"/>
+        </w:tabs>
+        <w:ind w:left="6480" w:hanging="360"/>
+      </w:pPr>
+      <w:rPr>
+        <w:rFonts w:ascii="Wingdings" w:hAnsi="Wingdings" w:hint="default"/>
+        <w:sz w:val="20"/>
+      </w:rPr>
+    </w:lvl>
+  </w:abstractNum>
+  <w:abstractNum w:abstractNumId="4" w15:restartNumberingAfterBreak="0">
     <w:nsid w:val="1CC85E3A"/>
     <w:multiLevelType w:val="multilevel"/>
     <w:tmpl w:val="570A9054"/>
@@ -4386,7 +10123,120 @@
       </w:rPr>
     </w:lvl>
   </w:abstractNum>
-  <w:abstractNum w:abstractNumId="3" w15:restartNumberingAfterBreak="0">
+  <w:abstractNum w:abstractNumId="5" w15:restartNumberingAfterBreak="0">
+    <w:nsid w:val="226C3D0C"/>
+    <w:multiLevelType w:val="multilevel"/>
+    <w:tmpl w:val="4DF403E2"/>
+    <w:lvl w:ilvl="0">
+      <w:start w:val="1"/>
+      <w:numFmt w:val="decimal"/>
+      <w:lvlText w:val="%1."/>
+      <w:lvlJc w:val="left"/>
+      <w:pPr>
+        <w:tabs>
+          <w:tab w:val="num" w:pos="720"/>
+        </w:tabs>
+        <w:ind w:left="720" w:hanging="360"/>
+      </w:pPr>
+    </w:lvl>
+    <w:lvl w:ilvl="1" w:tentative="1">
+      <w:start w:val="1"/>
+      <w:numFmt w:val="decimal"/>
+      <w:lvlText w:val="%2."/>
+      <w:lvlJc w:val="left"/>
+      <w:pPr>
+        <w:tabs>
+          <w:tab w:val="num" w:pos="1440"/>
+        </w:tabs>
+        <w:ind w:left="1440" w:hanging="360"/>
+      </w:pPr>
+    </w:lvl>
+    <w:lvl w:ilvl="2" w:tentative="1">
+      <w:start w:val="1"/>
+      <w:numFmt w:val="decimal"/>
+      <w:lvlText w:val="%3."/>
+      <w:lvlJc w:val="left"/>
+      <w:pPr>
+        <w:tabs>
+          <w:tab w:val="num" w:pos="2160"/>
+        </w:tabs>
+        <w:ind w:left="2160" w:hanging="360"/>
+      </w:pPr>
+    </w:lvl>
+    <w:lvl w:ilvl="3" w:tentative="1">
+      <w:start w:val="1"/>
+      <w:numFmt w:val="decimal"/>
+      <w:lvlText w:val="%4."/>
+      <w:lvlJc w:val="left"/>
+      <w:pPr>
+        <w:tabs>
+          <w:tab w:val="num" w:pos="2880"/>
+        </w:tabs>
+        <w:ind w:left="2880" w:hanging="360"/>
+      </w:pPr>
+    </w:lvl>
+    <w:lvl w:ilvl="4" w:tentative="1">
+      <w:start w:val="1"/>
+      <w:numFmt w:val="decimal"/>
+      <w:lvlText w:val="%5."/>
+      <w:lvlJc w:val="left"/>
+      <w:pPr>
+        <w:tabs>
+          <w:tab w:val="num" w:pos="3600"/>
+        </w:tabs>
+        <w:ind w:left="3600" w:hanging="360"/>
+      </w:pPr>
+    </w:lvl>
+    <w:lvl w:ilvl="5" w:tentative="1">
+      <w:start w:val="1"/>
+      <w:numFmt w:val="decimal"/>
+      <w:lvlText w:val="%6."/>
+      <w:lvlJc w:val="left"/>
+      <w:pPr>
+        <w:tabs>
+          <w:tab w:val="num" w:pos="4320"/>
+        </w:tabs>
+        <w:ind w:left="4320" w:hanging="360"/>
+      </w:pPr>
+    </w:lvl>
+    <w:lvl w:ilvl="6" w:tentative="1">
+      <w:start w:val="1"/>
+      <w:numFmt w:val="decimal"/>
+      <w:lvlText w:val="%7."/>
+      <w:lvlJc w:val="left"/>
+      <w:pPr>
+        <w:tabs>
+          <w:tab w:val="num" w:pos="5040"/>
+        </w:tabs>
+        <w:ind w:left="5040" w:hanging="360"/>
+      </w:pPr>
+    </w:lvl>
+    <w:lvl w:ilvl="7" w:tentative="1">
+      <w:start w:val="1"/>
+      <w:numFmt w:val="decimal"/>
+      <w:lvlText w:val="%8."/>
+      <w:lvlJc w:val="left"/>
+      <w:pPr>
+        <w:tabs>
+          <w:tab w:val="num" w:pos="5760"/>
+        </w:tabs>
+        <w:ind w:left="5760" w:hanging="360"/>
+      </w:pPr>
+    </w:lvl>
+    <w:lvl w:ilvl="8" w:tentative="1">
+      <w:start w:val="1"/>
+      <w:numFmt w:val="decimal"/>
+      <w:lvlText w:val="%9."/>
+      <w:lvlJc w:val="left"/>
+      <w:pPr>
+        <w:tabs>
+          <w:tab w:val="num" w:pos="6480"/>
+        </w:tabs>
+        <w:ind w:left="6480" w:hanging="360"/>
+      </w:pPr>
+    </w:lvl>
+  </w:abstractNum>
+  <w:abstractNum w:abstractNumId="6" w15:restartNumberingAfterBreak="0">
     <w:nsid w:val="26F005FA"/>
     <w:multiLevelType w:val="multilevel"/>
     <w:tmpl w:val="DD602DF4"/>
@@ -4499,7 +10349,120 @@
       </w:pPr>
     </w:lvl>
   </w:abstractNum>
-  <w:abstractNum w:abstractNumId="4" w15:restartNumberingAfterBreak="0">
+  <w:abstractNum w:abstractNumId="7" w15:restartNumberingAfterBreak="0">
+    <w:nsid w:val="2C73759B"/>
+    <w:multiLevelType w:val="multilevel"/>
+    <w:tmpl w:val="2D5EBCD6"/>
+    <w:lvl w:ilvl="0">
+      <w:start w:val="1"/>
+      <w:numFmt w:val="decimal"/>
+      <w:lvlText w:val="%1."/>
+      <w:lvlJc w:val="left"/>
+      <w:pPr>
+        <w:tabs>
+          <w:tab w:val="num" w:pos="720"/>
+        </w:tabs>
+        <w:ind w:left="720" w:hanging="360"/>
+      </w:pPr>
+    </w:lvl>
+    <w:lvl w:ilvl="1" w:tentative="1">
+      <w:start w:val="1"/>
+      <w:numFmt w:val="decimal"/>
+      <w:lvlText w:val="%2."/>
+      <w:lvlJc w:val="left"/>
+      <w:pPr>
+        <w:tabs>
+          <w:tab w:val="num" w:pos="1440"/>
+        </w:tabs>
+        <w:ind w:left="1440" w:hanging="360"/>
+      </w:pPr>
+    </w:lvl>
+    <w:lvl w:ilvl="2" w:tentative="1">
+      <w:start w:val="1"/>
+      <w:numFmt w:val="decimal"/>
+      <w:lvlText w:val="%3."/>
+      <w:lvlJc w:val="left"/>
+      <w:pPr>
+        <w:tabs>
+          <w:tab w:val="num" w:pos="2160"/>
+        </w:tabs>
+        <w:ind w:left="2160" w:hanging="360"/>
+      </w:pPr>
+    </w:lvl>
+    <w:lvl w:ilvl="3" w:tentative="1">
+      <w:start w:val="1"/>
+      <w:numFmt w:val="decimal"/>
+      <w:lvlText w:val="%4."/>
+      <w:lvlJc w:val="left"/>
+      <w:pPr>
+        <w:tabs>
+          <w:tab w:val="num" w:pos="2880"/>
+        </w:tabs>
+        <w:ind w:left="2880" w:hanging="360"/>
+      </w:pPr>
+    </w:lvl>
+    <w:lvl w:ilvl="4" w:tentative="1">
+      <w:start w:val="1"/>
+      <w:numFmt w:val="decimal"/>
+      <w:lvlText w:val="%5."/>
+      <w:lvlJc w:val="left"/>
+      <w:pPr>
+        <w:tabs>
+          <w:tab w:val="num" w:pos="3600"/>
+        </w:tabs>
+        <w:ind w:left="3600" w:hanging="360"/>
+      </w:pPr>
+    </w:lvl>
+    <w:lvl w:ilvl="5" w:tentative="1">
+      <w:start w:val="1"/>
+      <w:numFmt w:val="decimal"/>
+      <w:lvlText w:val="%6."/>
+      <w:lvlJc w:val="left"/>
+      <w:pPr>
+        <w:tabs>
+          <w:tab w:val="num" w:pos="4320"/>
+        </w:tabs>
+        <w:ind w:left="4320" w:hanging="360"/>
+      </w:pPr>
+    </w:lvl>
+    <w:lvl w:ilvl="6" w:tentative="1">
+      <w:start w:val="1"/>
+      <w:numFmt w:val="decimal"/>
+      <w:lvlText w:val="%7."/>
+      <w:lvlJc w:val="left"/>
+      <w:pPr>
+        <w:tabs>
+          <w:tab w:val="num" w:pos="5040"/>
+        </w:tabs>
+        <w:ind w:left="5040" w:hanging="360"/>
+      </w:pPr>
+    </w:lvl>
+    <w:lvl w:ilvl="7" w:tentative="1">
+      <w:start w:val="1"/>
+      <w:numFmt w:val="decimal"/>
+      <w:lvlText w:val="%8."/>
+      <w:lvlJc w:val="left"/>
+      <w:pPr>
+        <w:tabs>
+          <w:tab w:val="num" w:pos="5760"/>
+        </w:tabs>
+        <w:ind w:left="5760" w:hanging="360"/>
+      </w:pPr>
+    </w:lvl>
+    <w:lvl w:ilvl="8" w:tentative="1">
+      <w:start w:val="1"/>
+      <w:numFmt w:val="decimal"/>
+      <w:lvlText w:val="%9."/>
+      <w:lvlJc w:val="left"/>
+      <w:pPr>
+        <w:tabs>
+          <w:tab w:val="num" w:pos="6480"/>
+        </w:tabs>
+        <w:ind w:left="6480" w:hanging="360"/>
+      </w:pPr>
+    </w:lvl>
+  </w:abstractNum>
+  <w:abstractNum w:abstractNumId="8" w15:restartNumberingAfterBreak="0">
     <w:nsid w:val="2E5541E1"/>
     <w:multiLevelType w:val="multilevel"/>
     <w:tmpl w:val="1FA205C6"/>
@@ -4612,7 +10575,7 @@
       </w:pPr>
     </w:lvl>
   </w:abstractNum>
-  <w:abstractNum w:abstractNumId="5" w15:restartNumberingAfterBreak="0">
+  <w:abstractNum w:abstractNumId="9" w15:restartNumberingAfterBreak="0">
     <w:nsid w:val="374E634A"/>
     <w:multiLevelType w:val="multilevel"/>
     <w:tmpl w:val="B3FC7E8E"/>
@@ -4761,7 +10724,454 @@
       </w:rPr>
     </w:lvl>
   </w:abstractNum>
-  <w:abstractNum w:abstractNumId="6" w15:restartNumberingAfterBreak="0">
+  <w:abstractNum w:abstractNumId="10" w15:restartNumberingAfterBreak="0">
+    <w:nsid w:val="3F573D64"/>
+    <w:multiLevelType w:val="multilevel"/>
+    <w:tmpl w:val="C8700386"/>
+    <w:lvl w:ilvl="0">
+      <w:start w:val="1"/>
+      <w:numFmt w:val="bullet"/>
+      <w:lvlText w:val=""/>
+      <w:lvlJc w:val="left"/>
+      <w:pPr>
+        <w:tabs>
+          <w:tab w:val="num" w:pos="720"/>
+        </w:tabs>
+        <w:ind w:left="720" w:hanging="360"/>
+      </w:pPr>
+      <w:rPr>
+        <w:rFonts w:ascii="Symbol" w:hAnsi="Symbol" w:hint="default"/>
+        <w:sz w:val="20"/>
+      </w:rPr>
+    </w:lvl>
+    <w:lvl w:ilvl="1" w:tentative="1">
+      <w:start w:val="1"/>
+      <w:numFmt w:val="bullet"/>
+      <w:lvlText w:val="o"/>
+      <w:lvlJc w:val="left"/>
+      <w:pPr>
+        <w:tabs>
+          <w:tab w:val="num" w:pos="1440"/>
+        </w:tabs>
+        <w:ind w:left="1440" w:hanging="360"/>
+      </w:pPr>
+      <w:rPr>
+        <w:rFonts w:ascii="Courier New" w:hAnsi="Courier New" w:hint="default"/>
+        <w:sz w:val="20"/>
+      </w:rPr>
+    </w:lvl>
+    <w:lvl w:ilvl="2" w:tentative="1">
+      <w:start w:val="1"/>
+      <w:numFmt w:val="bullet"/>
+      <w:lvlText w:val=""/>
+      <w:lvlJc w:val="left"/>
+      <w:pPr>
+        <w:tabs>
+          <w:tab w:val="num" w:pos="2160"/>
+        </w:tabs>
+        <w:ind w:left="2160" w:hanging="360"/>
+      </w:pPr>
+      <w:rPr>
+        <w:rFonts w:ascii="Wingdings" w:hAnsi="Wingdings" w:hint="default"/>
+        <w:sz w:val="20"/>
+      </w:rPr>
+    </w:lvl>
+    <w:lvl w:ilvl="3" w:tentative="1">
+      <w:start w:val="1"/>
+      <w:numFmt w:val="bullet"/>
+      <w:lvlText w:val=""/>
+      <w:lvlJc w:val="left"/>
+      <w:pPr>
+        <w:tabs>
+          <w:tab w:val="num" w:pos="2880"/>
+        </w:tabs>
+        <w:ind w:left="2880" w:hanging="360"/>
+      </w:pPr>
+      <w:rPr>
+        <w:rFonts w:ascii="Wingdings" w:hAnsi="Wingdings" w:hint="default"/>
+        <w:sz w:val="20"/>
+      </w:rPr>
+    </w:lvl>
+    <w:lvl w:ilvl="4" w:tentative="1">
+      <w:start w:val="1"/>
+      <w:numFmt w:val="bullet"/>
+      <w:lvlText w:val=""/>
+      <w:lvlJc w:val="left"/>
+      <w:pPr>
+        <w:tabs>
+          <w:tab w:val="num" w:pos="3600"/>
+        </w:tabs>
+        <w:ind w:left="3600" w:hanging="360"/>
+      </w:pPr>
+      <w:rPr>
+        <w:rFonts w:ascii="Wingdings" w:hAnsi="Wingdings" w:hint="default"/>
+        <w:sz w:val="20"/>
+      </w:rPr>
+    </w:lvl>
+    <w:lvl w:ilvl="5" w:tentative="1">
+      <w:start w:val="1"/>
+      <w:numFmt w:val="bullet"/>
+      <w:lvlText w:val=""/>
+      <w:lvlJc w:val="left"/>
+      <w:pPr>
+        <w:tabs>
+          <w:tab w:val="num" w:pos="4320"/>
+        </w:tabs>
+        <w:ind w:left="4320" w:hanging="360"/>
+      </w:pPr>
+      <w:rPr>
+        <w:rFonts w:ascii="Wingdings" w:hAnsi="Wingdings" w:hint="default"/>
+        <w:sz w:val="20"/>
+      </w:rPr>
+    </w:lvl>
+    <w:lvl w:ilvl="6" w:tentative="1">
+      <w:start w:val="1"/>
+      <w:numFmt w:val="bullet"/>
+      <w:lvlText w:val=""/>
+      <w:lvlJc w:val="left"/>
+      <w:pPr>
+        <w:tabs>
+          <w:tab w:val="num" w:pos="5040"/>
+        </w:tabs>
+        <w:ind w:left="5040" w:hanging="360"/>
+      </w:pPr>
+      <w:rPr>
+        <w:rFonts w:ascii="Wingdings" w:hAnsi="Wingdings" w:hint="default"/>
+        <w:sz w:val="20"/>
+      </w:rPr>
+    </w:lvl>
+    <w:lvl w:ilvl="7" w:tentative="1">
+      <w:start w:val="1"/>
+      <w:numFmt w:val="bullet"/>
+      <w:lvlText w:val=""/>
+      <w:lvlJc w:val="left"/>
+      <w:pPr>
+        <w:tabs>
+          <w:tab w:val="num" w:pos="5760"/>
+        </w:tabs>
+        <w:ind w:left="5760" w:hanging="360"/>
+      </w:pPr>
+      <w:rPr>
+        <w:rFonts w:ascii="Wingdings" w:hAnsi="Wingdings" w:hint="default"/>
+        <w:sz w:val="20"/>
+      </w:rPr>
+    </w:lvl>
+    <w:lvl w:ilvl="8" w:tentative="1">
+      <w:start w:val="1"/>
+      <w:numFmt w:val="bullet"/>
+      <w:lvlText w:val=""/>
+      <w:lvlJc w:val="left"/>
+      <w:pPr>
+        <w:tabs>
+          <w:tab w:val="num" w:pos="6480"/>
+        </w:tabs>
+        <w:ind w:left="6480" w:hanging="360"/>
+      </w:pPr>
+      <w:rPr>
+        <w:rFonts w:ascii="Wingdings" w:hAnsi="Wingdings" w:hint="default"/>
+        <w:sz w:val="20"/>
+      </w:rPr>
+    </w:lvl>
+  </w:abstractNum>
+  <w:abstractNum w:abstractNumId="11" w15:restartNumberingAfterBreak="0">
+    <w:nsid w:val="40DF5A15"/>
+    <w:multiLevelType w:val="multilevel"/>
+    <w:tmpl w:val="4D9269B4"/>
+    <w:lvl w:ilvl="0">
+      <w:start w:val="1"/>
+      <w:numFmt w:val="bullet"/>
+      <w:lvlText w:val=""/>
+      <w:lvlJc w:val="left"/>
+      <w:pPr>
+        <w:tabs>
+          <w:tab w:val="num" w:pos="720"/>
+        </w:tabs>
+        <w:ind w:left="720" w:hanging="360"/>
+      </w:pPr>
+      <w:rPr>
+        <w:rFonts w:ascii="Symbol" w:hAnsi="Symbol" w:hint="default"/>
+        <w:sz w:val="20"/>
+      </w:rPr>
+    </w:lvl>
+    <w:lvl w:ilvl="1" w:tentative="1">
+      <w:start w:val="1"/>
+      <w:numFmt w:val="bullet"/>
+      <w:lvlText w:val="o"/>
+      <w:lvlJc w:val="left"/>
+      <w:pPr>
+        <w:tabs>
+          <w:tab w:val="num" w:pos="1440"/>
+        </w:tabs>
+        <w:ind w:left="1440" w:hanging="360"/>
+      </w:pPr>
+      <w:rPr>
+        <w:rFonts w:ascii="Courier New" w:hAnsi="Courier New" w:hint="default"/>
+        <w:sz w:val="20"/>
+      </w:rPr>
+    </w:lvl>
+    <w:lvl w:ilvl="2" w:tentative="1">
+      <w:start w:val="1"/>
+      <w:numFmt w:val="bullet"/>
+      <w:lvlText w:val=""/>
+      <w:lvlJc w:val="left"/>
+      <w:pPr>
+        <w:tabs>
+          <w:tab w:val="num" w:pos="2160"/>
+        </w:tabs>
+        <w:ind w:left="2160" w:hanging="360"/>
+      </w:pPr>
+      <w:rPr>
+        <w:rFonts w:ascii="Wingdings" w:hAnsi="Wingdings" w:hint="default"/>
+        <w:sz w:val="20"/>
+      </w:rPr>
+    </w:lvl>
+    <w:lvl w:ilvl="3" w:tentative="1">
+      <w:start w:val="1"/>
+      <w:numFmt w:val="bullet"/>
+      <w:lvlText w:val=""/>
+      <w:lvlJc w:val="left"/>
+      <w:pPr>
+        <w:tabs>
+          <w:tab w:val="num" w:pos="2880"/>
+        </w:tabs>
+        <w:ind w:left="2880" w:hanging="360"/>
+      </w:pPr>
+      <w:rPr>
+        <w:rFonts w:ascii="Wingdings" w:hAnsi="Wingdings" w:hint="default"/>
+        <w:sz w:val="20"/>
+      </w:rPr>
+    </w:lvl>
+    <w:lvl w:ilvl="4" w:tentative="1">
+      <w:start w:val="1"/>
+      <w:numFmt w:val="bullet"/>
+      <w:lvlText w:val=""/>
+      <w:lvlJc w:val="left"/>
+      <w:pPr>
+        <w:tabs>
+          <w:tab w:val="num" w:pos="3600"/>
+        </w:tabs>
+        <w:ind w:left="3600" w:hanging="360"/>
+      </w:pPr>
+      <w:rPr>
+        <w:rFonts w:ascii="Wingdings" w:hAnsi="Wingdings" w:hint="default"/>
+        <w:sz w:val="20"/>
+      </w:rPr>
+    </w:lvl>
+    <w:lvl w:ilvl="5" w:tentative="1">
+      <w:start w:val="1"/>
+      <w:numFmt w:val="bullet"/>
+      <w:lvlText w:val=""/>
+      <w:lvlJc w:val="left"/>
+      <w:pPr>
+        <w:tabs>
+          <w:tab w:val="num" w:pos="4320"/>
+        </w:tabs>
+        <w:ind w:left="4320" w:hanging="360"/>
+      </w:pPr>
+      <w:rPr>
+        <w:rFonts w:ascii="Wingdings" w:hAnsi="Wingdings" w:hint="default"/>
+        <w:sz w:val="20"/>
+      </w:rPr>
+    </w:lvl>
+    <w:lvl w:ilvl="6" w:tentative="1">
+      <w:start w:val="1"/>
+      <w:numFmt w:val="bullet"/>
+      <w:lvlText w:val=""/>
+      <w:lvlJc w:val="left"/>
+      <w:pPr>
+        <w:tabs>
+          <w:tab w:val="num" w:pos="5040"/>
+        </w:tabs>
+        <w:ind w:left="5040" w:hanging="360"/>
+      </w:pPr>
+      <w:rPr>
+        <w:rFonts w:ascii="Wingdings" w:hAnsi="Wingdings" w:hint="default"/>
+        <w:sz w:val="20"/>
+      </w:rPr>
+    </w:lvl>
+    <w:lvl w:ilvl="7" w:tentative="1">
+      <w:start w:val="1"/>
+      <w:numFmt w:val="bullet"/>
+      <w:lvlText w:val=""/>
+      <w:lvlJc w:val="left"/>
+      <w:pPr>
+        <w:tabs>
+          <w:tab w:val="num" w:pos="5760"/>
+        </w:tabs>
+        <w:ind w:left="5760" w:hanging="360"/>
+      </w:pPr>
+      <w:rPr>
+        <w:rFonts w:ascii="Wingdings" w:hAnsi="Wingdings" w:hint="default"/>
+        <w:sz w:val="20"/>
+      </w:rPr>
+    </w:lvl>
+    <w:lvl w:ilvl="8" w:tentative="1">
+      <w:start w:val="1"/>
+      <w:numFmt w:val="bullet"/>
+      <w:lvlText w:val=""/>
+      <w:lvlJc w:val="left"/>
+      <w:pPr>
+        <w:tabs>
+          <w:tab w:val="num" w:pos="6480"/>
+        </w:tabs>
+        <w:ind w:left="6480" w:hanging="360"/>
+      </w:pPr>
+      <w:rPr>
+        <w:rFonts w:ascii="Wingdings" w:hAnsi="Wingdings" w:hint="default"/>
+        <w:sz w:val="20"/>
+      </w:rPr>
+    </w:lvl>
+  </w:abstractNum>
+  <w:abstractNum w:abstractNumId="12" w15:restartNumberingAfterBreak="0">
+    <w:nsid w:val="44330BD9"/>
+    <w:multiLevelType w:val="multilevel"/>
+    <w:tmpl w:val="63701E90"/>
+    <w:lvl w:ilvl="0">
+      <w:start w:val="1"/>
+      <w:numFmt w:val="bullet"/>
+      <w:lvlText w:val=""/>
+      <w:lvlJc w:val="left"/>
+      <w:pPr>
+        <w:tabs>
+          <w:tab w:val="num" w:pos="720"/>
+        </w:tabs>
+        <w:ind w:left="720" w:hanging="360"/>
+      </w:pPr>
+      <w:rPr>
+        <w:rFonts w:ascii="Symbol" w:hAnsi="Symbol" w:hint="default"/>
+        <w:sz w:val="20"/>
+      </w:rPr>
+    </w:lvl>
+    <w:lvl w:ilvl="1" w:tentative="1">
+      <w:start w:val="1"/>
+      <w:numFmt w:val="bullet"/>
+      <w:lvlText w:val="o"/>
+      <w:lvlJc w:val="left"/>
+      <w:pPr>
+        <w:tabs>
+          <w:tab w:val="num" w:pos="1440"/>
+        </w:tabs>
+        <w:ind w:left="1440" w:hanging="360"/>
+      </w:pPr>
+      <w:rPr>
+        <w:rFonts w:ascii="Courier New" w:hAnsi="Courier New" w:hint="default"/>
+        <w:sz w:val="20"/>
+      </w:rPr>
+    </w:lvl>
+    <w:lvl w:ilvl="2" w:tentative="1">
+      <w:start w:val="1"/>
+      <w:numFmt w:val="bullet"/>
+      <w:lvlText w:val=""/>
+      <w:lvlJc w:val="left"/>
+      <w:pPr>
+        <w:tabs>
+          <w:tab w:val="num" w:pos="2160"/>
+        </w:tabs>
+        <w:ind w:left="2160" w:hanging="360"/>
+      </w:pPr>
+      <w:rPr>
+        <w:rFonts w:ascii="Wingdings" w:hAnsi="Wingdings" w:hint="default"/>
+        <w:sz w:val="20"/>
+      </w:rPr>
+    </w:lvl>
+    <w:lvl w:ilvl="3" w:tentative="1">
+      <w:start w:val="1"/>
+      <w:numFmt w:val="bullet"/>
+      <w:lvlText w:val=""/>
+      <w:lvlJc w:val="left"/>
+      <w:pPr>
+        <w:tabs>
+          <w:tab w:val="num" w:pos="2880"/>
+        </w:tabs>
+        <w:ind w:left="2880" w:hanging="360"/>
+      </w:pPr>
+      <w:rPr>
+        <w:rFonts w:ascii="Wingdings" w:hAnsi="Wingdings" w:hint="default"/>
+        <w:sz w:val="20"/>
+      </w:rPr>
+    </w:lvl>
+    <w:lvl w:ilvl="4" w:tentative="1">
+      <w:start w:val="1"/>
+      <w:numFmt w:val="bullet"/>
+      <w:lvlText w:val=""/>
+      <w:lvlJc w:val="left"/>
+      <w:pPr>
+        <w:tabs>
+          <w:tab w:val="num" w:pos="3600"/>
+        </w:tabs>
+        <w:ind w:left="3600" w:hanging="360"/>
+      </w:pPr>
+      <w:rPr>
+        <w:rFonts w:ascii="Wingdings" w:hAnsi="Wingdings" w:hint="default"/>
+        <w:sz w:val="20"/>
+      </w:rPr>
+    </w:lvl>
+    <w:lvl w:ilvl="5" w:tentative="1">
+      <w:start w:val="1"/>
+      <w:numFmt w:val="bullet"/>
+      <w:lvlText w:val=""/>
+      <w:lvlJc w:val="left"/>
+      <w:pPr>
+        <w:tabs>
+          <w:tab w:val="num" w:pos="4320"/>
+        </w:tabs>
+        <w:ind w:left="4320" w:hanging="360"/>
+      </w:pPr>
+      <w:rPr>
+        <w:rFonts w:ascii="Wingdings" w:hAnsi="Wingdings" w:hint="default"/>
+        <w:sz w:val="20"/>
+      </w:rPr>
+    </w:lvl>
+    <w:lvl w:ilvl="6" w:tentative="1">
+      <w:start w:val="1"/>
+      <w:numFmt w:val="bullet"/>
+      <w:lvlText w:val=""/>
+      <w:lvlJc w:val="left"/>
+      <w:pPr>
+        <w:tabs>
+          <w:tab w:val="num" w:pos="5040"/>
+        </w:tabs>
+        <w:ind w:left="5040" w:hanging="360"/>
+      </w:pPr>
+      <w:rPr>
+        <w:rFonts w:ascii="Wingdings" w:hAnsi="Wingdings" w:hint="default"/>
+        <w:sz w:val="20"/>
+      </w:rPr>
+    </w:lvl>
+    <w:lvl w:ilvl="7" w:tentative="1">
+      <w:start w:val="1"/>
+      <w:numFmt w:val="bullet"/>
+      <w:lvlText w:val=""/>
+      <w:lvlJc w:val="left"/>
+      <w:pPr>
+        <w:tabs>
+          <w:tab w:val="num" w:pos="5760"/>
+        </w:tabs>
+        <w:ind w:left="5760" w:hanging="360"/>
+      </w:pPr>
+      <w:rPr>
+        <w:rFonts w:ascii="Wingdings" w:hAnsi="Wingdings" w:hint="default"/>
+        <w:sz w:val="20"/>
+      </w:rPr>
+    </w:lvl>
+    <w:lvl w:ilvl="8" w:tentative="1">
+      <w:start w:val="1"/>
+      <w:numFmt w:val="bullet"/>
+      <w:lvlText w:val=""/>
+      <w:lvlJc w:val="left"/>
+      <w:pPr>
+        <w:tabs>
+          <w:tab w:val="num" w:pos="6480"/>
+        </w:tabs>
+        <w:ind w:left="6480" w:hanging="360"/>
+      </w:pPr>
+      <w:rPr>
+        <w:rFonts w:ascii="Wingdings" w:hAnsi="Wingdings" w:hint="default"/>
+        <w:sz w:val="20"/>
+      </w:rPr>
+    </w:lvl>
+  </w:abstractNum>
+  <w:abstractNum w:abstractNumId="13" w15:restartNumberingAfterBreak="0">
     <w:nsid w:val="4CCA1C21"/>
     <w:multiLevelType w:val="multilevel"/>
     <w:tmpl w:val="B90A6A80"/>
@@ -4910,7 +11320,7 @@
       </w:rPr>
     </w:lvl>
   </w:abstractNum>
-  <w:abstractNum w:abstractNumId="7" w15:restartNumberingAfterBreak="0">
+  <w:abstractNum w:abstractNumId="14" w15:restartNumberingAfterBreak="0">
     <w:nsid w:val="52BC2E5A"/>
     <w:multiLevelType w:val="multilevel"/>
     <w:tmpl w:val="EF8A2700"/>
@@ -5059,29 +11469,202 @@
       </w:rPr>
     </w:lvl>
   </w:abstractNum>
+  <w:abstractNum w:abstractNumId="15" w15:restartNumberingAfterBreak="0">
+    <w:nsid w:val="59B132FE"/>
+    <w:multiLevelType w:val="multilevel"/>
+    <w:tmpl w:val="03761032"/>
+    <w:lvl w:ilvl="0">
+      <w:start w:val="1"/>
+      <w:numFmt w:val="bullet"/>
+      <w:lvlText w:val=""/>
+      <w:lvlJc w:val="left"/>
+      <w:pPr>
+        <w:tabs>
+          <w:tab w:val="num" w:pos="720"/>
+        </w:tabs>
+        <w:ind w:left="720" w:hanging="360"/>
+      </w:pPr>
+      <w:rPr>
+        <w:rFonts w:ascii="Symbol" w:hAnsi="Symbol" w:hint="default"/>
+        <w:sz w:val="20"/>
+      </w:rPr>
+    </w:lvl>
+    <w:lvl w:ilvl="1" w:tentative="1">
+      <w:start w:val="1"/>
+      <w:numFmt w:val="bullet"/>
+      <w:lvlText w:val="o"/>
+      <w:lvlJc w:val="left"/>
+      <w:pPr>
+        <w:tabs>
+          <w:tab w:val="num" w:pos="1440"/>
+        </w:tabs>
+        <w:ind w:left="1440" w:hanging="360"/>
+      </w:pPr>
+      <w:rPr>
+        <w:rFonts w:ascii="Courier New" w:hAnsi="Courier New" w:hint="default"/>
+        <w:sz w:val="20"/>
+      </w:rPr>
+    </w:lvl>
+    <w:lvl w:ilvl="2" w:tentative="1">
+      <w:start w:val="1"/>
+      <w:numFmt w:val="bullet"/>
+      <w:lvlText w:val=""/>
+      <w:lvlJc w:val="left"/>
+      <w:pPr>
+        <w:tabs>
+          <w:tab w:val="num" w:pos="2160"/>
+        </w:tabs>
+        <w:ind w:left="2160" w:hanging="360"/>
+      </w:pPr>
+      <w:rPr>
+        <w:rFonts w:ascii="Wingdings" w:hAnsi="Wingdings" w:hint="default"/>
+        <w:sz w:val="20"/>
+      </w:rPr>
+    </w:lvl>
+    <w:lvl w:ilvl="3" w:tentative="1">
+      <w:start w:val="1"/>
+      <w:numFmt w:val="bullet"/>
+      <w:lvlText w:val=""/>
+      <w:lvlJc w:val="left"/>
+      <w:pPr>
+        <w:tabs>
+          <w:tab w:val="num" w:pos="2880"/>
+        </w:tabs>
+        <w:ind w:left="2880" w:hanging="360"/>
+      </w:pPr>
+      <w:rPr>
+        <w:rFonts w:ascii="Wingdings" w:hAnsi="Wingdings" w:hint="default"/>
+        <w:sz w:val="20"/>
+      </w:rPr>
+    </w:lvl>
+    <w:lvl w:ilvl="4" w:tentative="1">
+      <w:start w:val="1"/>
+      <w:numFmt w:val="bullet"/>
+      <w:lvlText w:val=""/>
+      <w:lvlJc w:val="left"/>
+      <w:pPr>
+        <w:tabs>
+          <w:tab w:val="num" w:pos="3600"/>
+        </w:tabs>
+        <w:ind w:left="3600" w:hanging="360"/>
+      </w:pPr>
+      <w:rPr>
+        <w:rFonts w:ascii="Wingdings" w:hAnsi="Wingdings" w:hint="default"/>
+        <w:sz w:val="20"/>
+      </w:rPr>
+    </w:lvl>
+    <w:lvl w:ilvl="5" w:tentative="1">
+      <w:start w:val="1"/>
+      <w:numFmt w:val="bullet"/>
+      <w:lvlText w:val=""/>
+      <w:lvlJc w:val="left"/>
+      <w:pPr>
+        <w:tabs>
+          <w:tab w:val="num" w:pos="4320"/>
+        </w:tabs>
+        <w:ind w:left="4320" w:hanging="360"/>
+      </w:pPr>
+      <w:rPr>
+        <w:rFonts w:ascii="Wingdings" w:hAnsi="Wingdings" w:hint="default"/>
+        <w:sz w:val="20"/>
+      </w:rPr>
+    </w:lvl>
+    <w:lvl w:ilvl="6" w:tentative="1">
+      <w:start w:val="1"/>
+      <w:numFmt w:val="bullet"/>
+      <w:lvlText w:val=""/>
+      <w:lvlJc w:val="left"/>
+      <w:pPr>
+        <w:tabs>
+          <w:tab w:val="num" w:pos="5040"/>
+        </w:tabs>
+        <w:ind w:left="5040" w:hanging="360"/>
+      </w:pPr>
+      <w:rPr>
+        <w:rFonts w:ascii="Wingdings" w:hAnsi="Wingdings" w:hint="default"/>
+        <w:sz w:val="20"/>
+      </w:rPr>
+    </w:lvl>
+    <w:lvl w:ilvl="7" w:tentative="1">
+      <w:start w:val="1"/>
+      <w:numFmt w:val="bullet"/>
+      <w:lvlText w:val=""/>
+      <w:lvlJc w:val="left"/>
+      <w:pPr>
+        <w:tabs>
+          <w:tab w:val="num" w:pos="5760"/>
+        </w:tabs>
+        <w:ind w:left="5760" w:hanging="360"/>
+      </w:pPr>
+      <w:rPr>
+        <w:rFonts w:ascii="Wingdings" w:hAnsi="Wingdings" w:hint="default"/>
+        <w:sz w:val="20"/>
+      </w:rPr>
+    </w:lvl>
+    <w:lvl w:ilvl="8" w:tentative="1">
+      <w:start w:val="1"/>
+      <w:numFmt w:val="bullet"/>
+      <w:lvlText w:val=""/>
+      <w:lvlJc w:val="left"/>
+      <w:pPr>
+        <w:tabs>
+          <w:tab w:val="num" w:pos="6480"/>
+        </w:tabs>
+        <w:ind w:left="6480" w:hanging="360"/>
+      </w:pPr>
+      <w:rPr>
+        <w:rFonts w:ascii="Wingdings" w:hAnsi="Wingdings" w:hint="default"/>
+        <w:sz w:val="20"/>
+      </w:rPr>
+    </w:lvl>
+  </w:abstractNum>
   <w:num w:numId="1" w16cid:durableId="1332492802">
-    <w:abstractNumId w:val="1"/>
+    <w:abstractNumId w:val="2"/>
   </w:num>
   <w:num w:numId="2" w16cid:durableId="1001736675">
-    <w:abstractNumId w:val="3"/>
+    <w:abstractNumId w:val="6"/>
   </w:num>
   <w:num w:numId="3" w16cid:durableId="445394939">
-    <w:abstractNumId w:val="6"/>
+    <w:abstractNumId w:val="13"/>
   </w:num>
   <w:num w:numId="4" w16cid:durableId="712921374">
     <w:abstractNumId w:val="0"/>
   </w:num>
   <w:num w:numId="5" w16cid:durableId="1214736058">
+    <w:abstractNumId w:val="9"/>
+  </w:num>
+  <w:num w:numId="6" w16cid:durableId="904221396">
+    <w:abstractNumId w:val="4"/>
+  </w:num>
+  <w:num w:numId="7" w16cid:durableId="1275288465">
+    <w:abstractNumId w:val="14"/>
+  </w:num>
+  <w:num w:numId="8" w16cid:durableId="2133473099">
+    <w:abstractNumId w:val="8"/>
+  </w:num>
+  <w:num w:numId="9" w16cid:durableId="687411125">
     <w:abstractNumId w:val="5"/>
   </w:num>
-  <w:num w:numId="6" w16cid:durableId="904221396">
-    <w:abstractNumId w:val="2"/>
+  <w:num w:numId="10" w16cid:durableId="913390885">
+    <w:abstractNumId w:val="10"/>
   </w:num>
-  <w:num w:numId="7" w16cid:durableId="1275288465">
+  <w:num w:numId="11" w16cid:durableId="1911888796">
+    <w:abstractNumId w:val="1"/>
+  </w:num>
+  <w:num w:numId="12" w16cid:durableId="1766993954">
+    <w:abstractNumId w:val="12"/>
+  </w:num>
+  <w:num w:numId="13" w16cid:durableId="2120292658">
     <w:abstractNumId w:val="7"/>
   </w:num>
-  <w:num w:numId="8" w16cid:durableId="2133473099">
-    <w:abstractNumId w:val="4"/>
+  <w:num w:numId="14" w16cid:durableId="1543128302">
+    <w:abstractNumId w:val="11"/>
+  </w:num>
+  <w:num w:numId="15" w16cid:durableId="73479774">
+    <w:abstractNumId w:val="3"/>
+  </w:num>
+  <w:num w:numId="16" w16cid:durableId="1539396569">
+    <w:abstractNumId w:val="15"/>
   </w:num>
 </w:numbering>
 </file>
